--- a/02-放大电路/03-音频放大电路/图示均衡电路EQ/图示均衡电路EQ.docx
+++ b/02-放大电路/03-音频放大电路/图示均衡电路EQ/图示均衡电路EQ.docx
@@ -2761,6 +2761,20 @@
     </w:p>
     <w:bookmarkEnd w:id="26"/>
     <w:bookmarkEnd w:id="27"/>
+    <w:p>
+      <w:pPr>
+        <w:spacing w:before="360"/>
+        <w:jc w:val="center"/>
+      </w:pPr>
+      <w:r>
+        <w:rPr>
+          <w:rFonts w:ascii="Times New Roman" w:hAnsi="Times New Roman"/>
+          <w:color w:val="555555"/>
+          <w:sz w:val="21"/>
+        </w:rPr>
+        <w:t>材料收集者：杜文杰</w:t>
+      </w:r>
+    </w:p>
     <w:sectPr>
       <w:headerReference r:id="rId9" w:type="default"/>
       <w:footerReference r:id="rId10" w:type="default"/>

--- a/02-放大电路/03-音频放大电路/图示均衡电路EQ/图示均衡电路EQ.docx
+++ b/02-放大电路/03-音频放大电路/图示均衡电路EQ/图示均衡电路EQ.docx
@@ -1,6 +1,6 @@
 
 <file path=word/document.xml><?xml version="1.0" encoding="utf-8"?>
-<w:document xmlns:w="http://schemas.openxmlformats.org/wordprocessingml/2006/main" xmlns:m="http://schemas.openxmlformats.org/officeDocument/2006/math" xmlns:r="http://schemas.openxmlformats.org/officeDocument/2006/relationships" xmlns:o="urn:schemas-microsoft-com:office:office" xmlns:v="urn:schemas-microsoft-com:vml" xmlns:w10="urn:schemas-microsoft-com:office:word" xmlns:a="http://schemas.openxmlformats.org/drawingml/2006/main" xmlns:pic="http://schemas.openxmlformats.org/drawingml/2006/picture" xmlns:wp="http://schemas.openxmlformats.org/drawingml/2006/wordprocessingDrawing">
+<w:document xmlns:m="http://schemas.openxmlformats.org/officeDocument/2006/math" xmlns:r="http://schemas.openxmlformats.org/officeDocument/2006/relationships" xmlns:w="http://schemas.openxmlformats.org/wordprocessingml/2006/main" xmlns:o="urn:schemas-microsoft-com:office:office" xmlns:v="urn:schemas-microsoft-com:vml" xmlns:w10="urn:schemas-microsoft-com:office:word" xmlns:a="http://schemas.openxmlformats.org/drawingml/2006/main" xmlns:pic="http://schemas.openxmlformats.org/drawingml/2006/picture" xmlns:wp="http://schemas.openxmlformats.org/drawingml/2006/wordprocessingDrawing">
   <w:body>
     <w:bookmarkStart w:id="27" w:name="图示均衡电路-eq"/>
     <w:p>
@@ -9,11 +9,14 @@
       </w:pPr>
       <w:r>
         <w:rPr>
-          <w:rFonts w:hint="eastAsia"/>
+          <w:rFonts w:hint="eastAsia" w:eastAsia="黑体"/>
         </w:rPr>
         <w:t xml:space="preserve">图示均衡电路</w:t>
       </w:r>
       <w:r>
+        <w:rPr>
+          <w:rFonts w:eastAsia="黑体"/>
+        </w:rPr>
         <w:t xml:space="preserve"> EQ</w:t>
       </w:r>
     </w:p>
@@ -24,7 +27,7 @@
       </w:pPr>
       <w:r>
         <w:rPr>
-          <w:rFonts w:hint="eastAsia"/>
+          <w:rFonts w:hint="eastAsia" w:eastAsia="黑体"/>
         </w:rPr>
         <w:t xml:space="preserve">拓扑描述</w:t>
       </w:r>
@@ -35,11 +38,14 @@
       </w:pPr>
       <w:r>
         <w:rPr>
-          <w:rFonts w:hint="eastAsia"/>
+          <w:rFonts w:hint="eastAsia" w:eastAsia="黑体"/>
         </w:rPr>
         <w:t xml:space="preserve">图示均衡电路以单段”运放</w:t>
       </w:r>
       <w:r>
+        <w:rPr>
+          <w:rFonts w:eastAsia="黑体"/>
+        </w:rPr>
         <w:t xml:space="preserve"> </w:t>
       </w:r>
       <m:oMath>
@@ -58,11 +64,14 @@
       </m:oMath>
       <w:r>
         <w:rPr>
-          <w:rFonts w:hint="eastAsia"/>
+          <w:rFonts w:hint="eastAsia" w:eastAsia="黑体"/>
         </w:rPr>
         <w:t xml:space="preserve">＋回旋器等效电感”的带通型为例，由运放</w:t>
       </w:r>
       <w:r>
+        <w:rPr>
+          <w:rFonts w:eastAsia="黑体"/>
+        </w:rPr>
         <w:t xml:space="preserve"> </w:t>
       </w:r>
       <m:oMath>
@@ -81,11 +90,14 @@
       </m:oMath>
       <w:r>
         <w:rPr>
-          <w:rFonts w:hint="eastAsia"/>
+          <w:rFonts w:hint="eastAsia" w:eastAsia="黑体"/>
         </w:rPr>
         <w:t xml:space="preserve">、负反馈电阻</w:t>
       </w:r>
       <w:r>
+        <w:rPr>
+          <w:rFonts w:eastAsia="黑体"/>
+        </w:rPr>
         <w:t xml:space="preserve"> </w:t>
       </w:r>
       <m:oMath>
@@ -104,11 +116,14 @@
       </m:oMath>
       <w:r>
         <w:rPr>
-          <w:rFonts w:hint="eastAsia"/>
+          <w:rFonts w:hint="eastAsia" w:eastAsia="黑体"/>
         </w:rPr>
         <w:t xml:space="preserve">、输入电阻</w:t>
       </w:r>
       <w:r>
+        <w:rPr>
+          <w:rFonts w:eastAsia="黑体"/>
+        </w:rPr>
         <w:t xml:space="preserve"> </w:t>
       </w:r>
       <m:oMath>
@@ -127,11 +142,14 @@
       </m:oMath>
       <w:r>
         <w:rPr>
-          <w:rFonts w:hint="eastAsia"/>
+          <w:rFonts w:hint="eastAsia" w:eastAsia="黑体"/>
         </w:rPr>
         <w:t xml:space="preserve">、回旋器电容</w:t>
       </w:r>
       <w:r>
+        <w:rPr>
+          <w:rFonts w:eastAsia="黑体"/>
+        </w:rPr>
         <w:t xml:space="preserve"> </w:t>
       </w:r>
       <m:oMath>
@@ -150,11 +168,14 @@
       </m:oMath>
       <w:r>
         <w:rPr>
-          <w:rFonts w:hint="eastAsia"/>
+          <w:rFonts w:hint="eastAsia" w:eastAsia="黑体"/>
         </w:rPr>
         <w:t xml:space="preserve">、回旋器电阻</w:t>
       </w:r>
       <w:r>
+        <w:rPr>
+          <w:rFonts w:eastAsia="黑体"/>
+        </w:rPr>
         <w:t xml:space="preserve"> </w:t>
       </w:r>
       <m:oMath>
@@ -172,6 +193,9 @@
         </m:sSub>
       </m:oMath>
       <w:r>
+        <w:rPr>
+          <w:rFonts w:eastAsia="黑体"/>
+        </w:rPr>
         <w:t xml:space="preserve">、</w:t>
       </w:r>
       <m:oMath>
@@ -189,6 +213,9 @@
         </m:sSub>
       </m:oMath>
       <w:r>
+        <w:rPr>
+          <w:rFonts w:eastAsia="黑体"/>
+        </w:rPr>
         <w:t xml:space="preserve">、</w:t>
       </w:r>
       <m:oMath>
@@ -206,15 +233,21 @@
         </m:sSub>
       </m:oMath>
       <w:r>
+        <w:rPr>
+          <w:rFonts w:eastAsia="黑体"/>
+        </w:rPr>
         <w:t xml:space="preserve"> </w:t>
       </w:r>
       <w:r>
         <w:rPr>
-          <w:rFonts w:hint="eastAsia"/>
+          <w:rFonts w:hint="eastAsia" w:eastAsia="黑体"/>
         </w:rPr>
         <w:t xml:space="preserve">与频段调节电位器</w:t>
       </w:r>
       <w:r>
+        <w:rPr>
+          <w:rFonts w:eastAsia="黑体"/>
+        </w:rPr>
         <w:t xml:space="preserve"> </w:t>
       </w:r>
       <m:oMath>
@@ -232,15 +265,21 @@
         </m:sSub>
       </m:oMath>
       <w:r>
+        <w:rPr>
+          <w:rFonts w:eastAsia="黑体"/>
+        </w:rPr>
         <w:t xml:space="preserve"> </w:t>
       </w:r>
       <w:r>
         <w:rPr>
-          <w:rFonts w:hint="eastAsia"/>
+          <w:rFonts w:hint="eastAsia" w:eastAsia="黑体"/>
         </w:rPr>
         <w:t xml:space="preserve">组成；多段时各段并联在公共母线上。节点定义如下：输入节点</w:t>
       </w:r>
       <w:r>
+        <w:rPr>
+          <w:rFonts w:eastAsia="黑体"/>
+        </w:rPr>
         <w:t xml:space="preserve"> </w:t>
       </w:r>
       <m:oMath>
@@ -261,15 +300,21 @@
         </m:sSub>
       </m:oMath>
       <w:r>
+        <w:rPr>
+          <w:rFonts w:eastAsia="黑体"/>
+        </w:rPr>
         <w:t xml:space="preserve"> </w:t>
       </w:r>
       <w:r>
         <w:rPr>
-          <w:rFonts w:hint="eastAsia"/>
+          <w:rFonts w:hint="eastAsia" w:eastAsia="黑体"/>
         </w:rPr>
         <w:t xml:space="preserve">接信号源及</w:t>
       </w:r>
       <w:r>
+        <w:rPr>
+          <w:rFonts w:eastAsia="黑体"/>
+        </w:rPr>
         <w:t xml:space="preserve"> </w:t>
       </w:r>
       <m:oMath>
@@ -288,11 +333,14 @@
       </m:oMath>
       <w:r>
         <w:rPr>
-          <w:rFonts w:hint="eastAsia"/>
+          <w:rFonts w:hint="eastAsia" w:eastAsia="黑体"/>
         </w:rPr>
         <w:t xml:space="preserve">；运放反相输入节点</w:t>
       </w:r>
       <w:r>
+        <w:rPr>
+          <w:rFonts w:eastAsia="黑体"/>
+        </w:rPr>
         <w:t xml:space="preserve"> </w:t>
       </w:r>
       <m:oMath>
@@ -313,15 +361,21 @@
         </m:sSub>
       </m:oMath>
       <w:r>
+        <w:rPr>
+          <w:rFonts w:eastAsia="黑体"/>
+        </w:rPr>
         <w:t xml:space="preserve"> </w:t>
       </w:r>
       <w:r>
         <w:rPr>
-          <w:rFonts w:hint="eastAsia"/>
+          <w:rFonts w:hint="eastAsia" w:eastAsia="黑体"/>
         </w:rPr>
         <w:t xml:space="preserve">汇集</w:t>
       </w:r>
       <w:r>
+        <w:rPr>
+          <w:rFonts w:eastAsia="黑体"/>
+        </w:rPr>
         <w:t xml:space="preserve"> </w:t>
       </w:r>
       <m:oMath>
@@ -339,15 +393,21 @@
         </m:sSub>
       </m:oMath>
       <w:r>
+        <w:rPr>
+          <w:rFonts w:eastAsia="黑体"/>
+        </w:rPr>
         <w:t xml:space="preserve"> </w:t>
       </w:r>
       <w:r>
         <w:rPr>
-          <w:rFonts w:hint="eastAsia"/>
+          <w:rFonts w:hint="eastAsia" w:eastAsia="黑体"/>
         </w:rPr>
         <w:t xml:space="preserve">与反馈支路；输出节点</w:t>
       </w:r>
       <w:r>
+        <w:rPr>
+          <w:rFonts w:eastAsia="黑体"/>
+        </w:rPr>
         <w:t xml:space="preserve"> </w:t>
       </w:r>
       <m:oMath>
@@ -371,15 +431,21 @@
         </m:sSub>
       </m:oMath>
       <w:r>
+        <w:rPr>
+          <w:rFonts w:eastAsia="黑体"/>
+        </w:rPr>
         <w:t xml:space="preserve"> </w:t>
       </w:r>
       <w:r>
         <w:rPr>
-          <w:rFonts w:hint="eastAsia"/>
+          <w:rFonts w:hint="eastAsia" w:eastAsia="黑体"/>
         </w:rPr>
         <w:t xml:space="preserve">为运放输出；电位器中点节点</w:t>
       </w:r>
       <w:r>
+        <w:rPr>
+          <w:rFonts w:eastAsia="黑体"/>
+        </w:rPr>
         <w:t xml:space="preserve"> </w:t>
       </w:r>
       <m:oMath>
@@ -397,15 +463,21 @@
         </m:sSub>
       </m:oMath>
       <w:r>
+        <w:rPr>
+          <w:rFonts w:eastAsia="黑体"/>
+        </w:rPr>
         <w:t xml:space="preserve"> </w:t>
       </w:r>
       <w:r>
         <w:rPr>
-          <w:rFonts w:hint="eastAsia"/>
+          <w:rFonts w:hint="eastAsia" w:eastAsia="黑体"/>
         </w:rPr>
         <w:t xml:space="preserve">为</w:t>
       </w:r>
       <w:r>
+        <w:rPr>
+          <w:rFonts w:eastAsia="黑体"/>
+        </w:rPr>
         <w:t xml:space="preserve"> </w:t>
       </w:r>
       <m:oMath>
@@ -423,15 +495,21 @@
         </m:sSub>
       </m:oMath>
       <w:r>
+        <w:rPr>
+          <w:rFonts w:eastAsia="黑体"/>
+        </w:rPr>
         <w:t xml:space="preserve"> </w:t>
       </w:r>
       <w:r>
         <w:rPr>
-          <w:rFonts w:hint="eastAsia"/>
+          <w:rFonts w:hint="eastAsia" w:eastAsia="黑体"/>
         </w:rPr>
         <w:t xml:space="preserve">的滑动端；回旋器等效电感连接节点</w:t>
       </w:r>
       <w:r>
+        <w:rPr>
+          <w:rFonts w:eastAsia="黑体"/>
+        </w:rPr>
         <w:t xml:space="preserve"> </w:t>
       </w:r>
       <m:oMath>
@@ -449,15 +527,21 @@
         </m:sSub>
       </m:oMath>
       <w:r>
+        <w:rPr>
+          <w:rFonts w:eastAsia="黑体"/>
+        </w:rPr>
         <w:t xml:space="preserve"> </w:t>
       </w:r>
       <w:r>
         <w:rPr>
-          <w:rFonts w:hint="eastAsia"/>
+          <w:rFonts w:hint="eastAsia" w:eastAsia="黑体"/>
         </w:rPr>
         <w:t xml:space="preserve">为运放</w:t>
       </w:r>
       <w:r>
+        <w:rPr>
+          <w:rFonts w:eastAsia="黑体"/>
+        </w:rPr>
         <w:t xml:space="preserve"> </w:t>
       </w:r>
       <m:oMath>
@@ -475,20 +559,26 @@
         </m:sSub>
       </m:oMath>
       <w:r>
+        <w:rPr>
+          <w:rFonts w:eastAsia="黑体"/>
+        </w:rPr>
         <w:t xml:space="preserve"> </w:t>
       </w:r>
       <w:r>
         <w:rPr>
-          <w:rFonts w:hint="eastAsia"/>
+          <w:rFonts w:hint="eastAsia" w:eastAsia="黑体"/>
         </w:rPr>
         <w:t xml:space="preserve">与回旋器相连处；地节点</w:t>
       </w:r>
       <w:r>
+        <w:rPr>
+          <w:rFonts w:eastAsia="黑体"/>
+        </w:rPr>
         <w:t xml:space="preserve"> GND </w:t>
       </w:r>
       <w:r>
         <w:rPr>
-          <w:rFonts w:hint="eastAsia"/>
+          <w:rFonts w:hint="eastAsia" w:eastAsia="黑体"/>
         </w:rPr>
         <w:t xml:space="preserve">汇集各电阻冷端与回旋器接地端。</w:t>
       </w:r>
@@ -497,11 +587,14 @@
       <w:pPr/>
       <w:r>
         <w:rPr>
-          <w:rFonts w:hint="eastAsia"/>
+          <w:rFonts w:hint="eastAsia" w:eastAsia="黑体"/>
         </w:rPr>
         <w:t xml:space="preserve">各元件管脚连接：运放</w:t>
       </w:r>
       <w:r>
+        <w:rPr>
+          <w:rFonts w:eastAsia="黑体"/>
+        </w:rPr>
         <w:t xml:space="preserve"> </w:t>
       </w:r>
       <m:oMath>
@@ -519,24 +612,33 @@
         </m:sSub>
       </m:oMath>
       <w:r>
+        <w:rPr>
+          <w:rFonts w:eastAsia="黑体"/>
+        </w:rPr>
         <w:t xml:space="preserve"> </w:t>
       </w:r>
       <w:r>
         <w:rPr>
-          <w:rFonts w:hint="eastAsia"/>
+          <w:rFonts w:hint="eastAsia" w:eastAsia="黑体"/>
         </w:rPr>
         <w:t xml:space="preserve">的</w:t>
       </w:r>
       <w:r>
+        <w:rPr>
+          <w:rFonts w:eastAsia="黑体"/>
+        </w:rPr>
         <w:t xml:space="preserve"> IN− </w:t>
       </w:r>
       <w:r>
         <w:rPr>
-          <w:rFonts w:hint="eastAsia"/>
+          <w:rFonts w:hint="eastAsia" w:eastAsia="黑体"/>
         </w:rPr>
         <w:t xml:space="preserve">接</w:t>
       </w:r>
       <w:r>
+        <w:rPr>
+          <w:rFonts w:eastAsia="黑体"/>
+        </w:rPr>
         <w:t xml:space="preserve"> </w:t>
       </w:r>
       <m:oMath>
@@ -558,38 +660,50 @@
       </m:oMath>
       <w:r>
         <w:rPr>
-          <w:rFonts w:hint="eastAsia"/>
+          <w:rFonts w:hint="eastAsia" w:eastAsia="黑体"/>
         </w:rPr>
         <w:t xml:space="preserve">，IN+</w:t>
       </w:r>
       <w:r>
+        <w:rPr>
+          <w:rFonts w:eastAsia="黑体"/>
+        </w:rPr>
         <w:t xml:space="preserve"> </w:t>
       </w:r>
       <w:r>
         <w:rPr>
-          <w:rFonts w:hint="eastAsia"/>
+          <w:rFonts w:hint="eastAsia" w:eastAsia="黑体"/>
         </w:rPr>
         <w:t xml:space="preserve">接</w:t>
       </w:r>
       <w:r>
+        <w:rPr>
+          <w:rFonts w:eastAsia="黑体"/>
+        </w:rPr>
         <w:t xml:space="preserve"> </w:t>
       </w:r>
       <w:r>
         <w:rPr>
-          <w:rFonts w:hint="eastAsia"/>
+          <w:rFonts w:hint="eastAsia" w:eastAsia="黑体"/>
         </w:rPr>
         <w:t xml:space="preserve">GND，OUT</w:t>
       </w:r>
       <w:r>
+        <w:rPr>
+          <w:rFonts w:eastAsia="黑体"/>
+        </w:rPr>
         <w:t xml:space="preserve"> </w:t>
       </w:r>
       <w:r>
         <w:rPr>
-          <w:rFonts w:hint="eastAsia"/>
+          <w:rFonts w:hint="eastAsia" w:eastAsia="黑体"/>
         </w:rPr>
         <w:t xml:space="preserve">接</w:t>
       </w:r>
       <w:r>
+        <w:rPr>
+          <w:rFonts w:eastAsia="黑体"/>
+        </w:rPr>
         <w:t xml:space="preserve"> </w:t>
       </w:r>
       <m:oMath>
@@ -614,20 +728,26 @@
       </m:oMath>
       <w:r>
         <w:rPr>
-          <w:rFonts w:hint="eastAsia"/>
+          <w:rFonts w:hint="eastAsia" w:eastAsia="黑体"/>
         </w:rPr>
         <w:t xml:space="preserve">，V+、V−</w:t>
       </w:r>
       <w:r>
+        <w:rPr>
+          <w:rFonts w:eastAsia="黑体"/>
+        </w:rPr>
         <w:t xml:space="preserve"> </w:t>
       </w:r>
       <w:r>
         <w:rPr>
-          <w:rFonts w:hint="eastAsia"/>
+          <w:rFonts w:hint="eastAsia" w:eastAsia="黑体"/>
         </w:rPr>
         <w:t xml:space="preserve">分接正负电源；输入电阻</w:t>
       </w:r>
       <w:r>
+        <w:rPr>
+          <w:rFonts w:eastAsia="黑体"/>
+        </w:rPr>
         <w:t xml:space="preserve"> </w:t>
       </w:r>
       <m:oMath>
@@ -645,15 +765,21 @@
         </m:sSub>
       </m:oMath>
       <w:r>
+        <w:rPr>
+          <w:rFonts w:eastAsia="黑体"/>
+        </w:rPr>
         <w:t xml:space="preserve"> </w:t>
       </w:r>
       <w:r>
         <w:rPr>
-          <w:rFonts w:hint="eastAsia"/>
+          <w:rFonts w:hint="eastAsia" w:eastAsia="黑体"/>
         </w:rPr>
         <w:t xml:space="preserve">一端接</w:t>
       </w:r>
       <w:r>
+        <w:rPr>
+          <w:rFonts w:eastAsia="黑体"/>
+        </w:rPr>
         <w:t xml:space="preserve"> </w:t>
       </w:r>
       <m:oMath>
@@ -675,11 +801,14 @@
       </m:oMath>
       <w:r>
         <w:rPr>
-          <w:rFonts w:hint="eastAsia"/>
+          <w:rFonts w:hint="eastAsia" w:eastAsia="黑体"/>
         </w:rPr>
         <w:t xml:space="preserve">，另一端接</w:t>
       </w:r>
       <w:r>
+        <w:rPr>
+          <w:rFonts w:eastAsia="黑体"/>
+        </w:rPr>
         <w:t xml:space="preserve"> </w:t>
       </w:r>
       <m:oMath>
@@ -701,11 +830,14 @@
       </m:oMath>
       <w:r>
         <w:rPr>
-          <w:rFonts w:hint="eastAsia"/>
+          <w:rFonts w:hint="eastAsia" w:eastAsia="黑体"/>
         </w:rPr>
         <w:t xml:space="preserve">；反馈电阻</w:t>
       </w:r>
       <w:r>
+        <w:rPr>
+          <w:rFonts w:eastAsia="黑体"/>
+        </w:rPr>
         <w:t xml:space="preserve"> </w:t>
       </w:r>
       <m:oMath>
@@ -723,15 +855,21 @@
         </m:sSub>
       </m:oMath>
       <w:r>
+        <w:rPr>
+          <w:rFonts w:eastAsia="黑体"/>
+        </w:rPr>
         <w:t xml:space="preserve"> </w:t>
       </w:r>
       <w:r>
         <w:rPr>
-          <w:rFonts w:hint="eastAsia"/>
+          <w:rFonts w:hint="eastAsia" w:eastAsia="黑体"/>
         </w:rPr>
         <w:t xml:space="preserve">一端接</w:t>
       </w:r>
       <w:r>
+        <w:rPr>
+          <w:rFonts w:eastAsia="黑体"/>
+        </w:rPr>
         <w:t xml:space="preserve"> </w:t>
       </w:r>
       <m:oMath>
@@ -756,11 +894,14 @@
       </m:oMath>
       <w:r>
         <w:rPr>
-          <w:rFonts w:hint="eastAsia"/>
+          <w:rFonts w:hint="eastAsia" w:eastAsia="黑体"/>
         </w:rPr>
         <w:t xml:space="preserve">，另一端接</w:t>
       </w:r>
       <w:r>
+        <w:rPr>
+          <w:rFonts w:eastAsia="黑体"/>
+        </w:rPr>
         <w:t xml:space="preserve"> </w:t>
       </w:r>
       <m:oMath>
@@ -782,11 +923,14 @@
       </m:oMath>
       <w:r>
         <w:rPr>
-          <w:rFonts w:hint="eastAsia"/>
+          <w:rFonts w:hint="eastAsia" w:eastAsia="黑体"/>
         </w:rPr>
         <w:t xml:space="preserve">；电位器</w:t>
       </w:r>
       <w:r>
+        <w:rPr>
+          <w:rFonts w:eastAsia="黑体"/>
+        </w:rPr>
         <w:t xml:space="preserve"> </w:t>
       </w:r>
       <m:oMath>
@@ -804,15 +948,21 @@
         </m:sSub>
       </m:oMath>
       <w:r>
+        <w:rPr>
+          <w:rFonts w:eastAsia="黑体"/>
+        </w:rPr>
         <w:t xml:space="preserve"> </w:t>
       </w:r>
       <w:r>
         <w:rPr>
-          <w:rFonts w:hint="eastAsia"/>
+          <w:rFonts w:hint="eastAsia" w:eastAsia="黑体"/>
         </w:rPr>
         <w:t xml:space="preserve">一端接</w:t>
       </w:r>
       <w:r>
+        <w:rPr>
+          <w:rFonts w:eastAsia="黑体"/>
+        </w:rPr>
         <w:t xml:space="preserve"> </w:t>
       </w:r>
       <m:oMath>
@@ -837,11 +987,14 @@
       </m:oMath>
       <w:r>
         <w:rPr>
-          <w:rFonts w:hint="eastAsia"/>
+          <w:rFonts w:hint="eastAsia" w:eastAsia="黑体"/>
         </w:rPr>
         <w:t xml:space="preserve">、另一端接</w:t>
       </w:r>
       <w:r>
+        <w:rPr>
+          <w:rFonts w:eastAsia="黑体"/>
+        </w:rPr>
         <w:t xml:space="preserve"> </w:t>
       </w:r>
       <m:oMath>
@@ -863,11 +1016,14 @@
       </m:oMath>
       <w:r>
         <w:rPr>
-          <w:rFonts w:hint="eastAsia"/>
+          <w:rFonts w:hint="eastAsia" w:eastAsia="黑体"/>
         </w:rPr>
         <w:t xml:space="preserve">、滑动端接</w:t>
       </w:r>
       <w:r>
+        <w:rPr>
+          <w:rFonts w:eastAsia="黑体"/>
+        </w:rPr>
         <w:t xml:space="preserve"> </w:t>
       </w:r>
       <m:oMath>
@@ -886,11 +1042,14 @@
       </m:oMath>
       <w:r>
         <w:rPr>
-          <w:rFonts w:hint="eastAsia"/>
+          <w:rFonts w:hint="eastAsia" w:eastAsia="黑体"/>
         </w:rPr>
         <w:t xml:space="preserve">；回旋器中电容</w:t>
       </w:r>
       <w:r>
+        <w:rPr>
+          <w:rFonts w:eastAsia="黑体"/>
+        </w:rPr>
         <w:t xml:space="preserve"> </w:t>
       </w:r>
       <m:oMath>
@@ -908,15 +1067,21 @@
         </m:sSub>
       </m:oMath>
       <w:r>
+        <w:rPr>
+          <w:rFonts w:eastAsia="黑体"/>
+        </w:rPr>
         <w:t xml:space="preserve"> </w:t>
       </w:r>
       <w:r>
         <w:rPr>
-          <w:rFonts w:hint="eastAsia"/>
+          <w:rFonts w:hint="eastAsia" w:eastAsia="黑体"/>
         </w:rPr>
         <w:t xml:space="preserve">一端接</w:t>
       </w:r>
       <w:r>
+        <w:rPr>
+          <w:rFonts w:eastAsia="黑体"/>
+        </w:rPr>
         <w:t xml:space="preserve"> </w:t>
       </w:r>
       <m:oMath>
@@ -935,20 +1100,26 @@
       </m:oMath>
       <w:r>
         <w:rPr>
-          <w:rFonts w:hint="eastAsia"/>
+          <w:rFonts w:hint="eastAsia" w:eastAsia="黑体"/>
         </w:rPr>
         <w:t xml:space="preserve">，另一端接</w:t>
       </w:r>
       <w:r>
+        <w:rPr>
+          <w:rFonts w:eastAsia="黑体"/>
+        </w:rPr>
         <w:t xml:space="preserve"> </w:t>
       </w:r>
       <w:r>
         <w:rPr>
-          <w:rFonts w:hint="eastAsia"/>
+          <w:rFonts w:hint="eastAsia" w:eastAsia="黑体"/>
         </w:rPr>
         <w:t xml:space="preserve">GND；电阻</w:t>
       </w:r>
       <w:r>
+        <w:rPr>
+          <w:rFonts w:eastAsia="黑体"/>
+        </w:rPr>
         <w:t xml:space="preserve"> </w:t>
       </w:r>
       <m:oMath>
@@ -966,15 +1137,21 @@
         </m:sSub>
       </m:oMath>
       <w:r>
+        <w:rPr>
+          <w:rFonts w:eastAsia="黑体"/>
+        </w:rPr>
         <w:t xml:space="preserve"> </w:t>
       </w:r>
       <w:r>
         <w:rPr>
-          <w:rFonts w:hint="eastAsia"/>
+          <w:rFonts w:hint="eastAsia" w:eastAsia="黑体"/>
         </w:rPr>
         <w:t xml:space="preserve">一端接</w:t>
       </w:r>
       <w:r>
+        <w:rPr>
+          <w:rFonts w:eastAsia="黑体"/>
+        </w:rPr>
         <w:t xml:space="preserve"> </w:t>
       </w:r>
       <m:oMath>
@@ -993,11 +1170,14 @@
       </m:oMath>
       <w:r>
         <w:rPr>
-          <w:rFonts w:hint="eastAsia"/>
+          <w:rFonts w:hint="eastAsia" w:eastAsia="黑体"/>
         </w:rPr>
         <w:t xml:space="preserve">、另一端接运放</w:t>
       </w:r>
       <w:r>
+        <w:rPr>
+          <w:rFonts w:eastAsia="黑体"/>
+        </w:rPr>
         <w:t xml:space="preserve"> </w:t>
       </w:r>
       <m:oMath>
@@ -1015,15 +1195,21 @@
         </m:sSub>
       </m:oMath>
       <w:r>
+        <w:rPr>
+          <w:rFonts w:eastAsia="黑体"/>
+        </w:rPr>
         <w:t xml:space="preserve"> </w:t>
       </w:r>
       <w:r>
         <w:rPr>
-          <w:rFonts w:hint="eastAsia"/>
+          <w:rFonts w:hint="eastAsia" w:eastAsia="黑体"/>
         </w:rPr>
         <w:t xml:space="preserve">的输出（作为回旋器的同相正反馈电阻）；电阻</w:t>
       </w:r>
       <w:r>
+        <w:rPr>
+          <w:rFonts w:eastAsia="黑体"/>
+        </w:rPr>
         <w:t xml:space="preserve"> </w:t>
       </w:r>
       <m:oMath>
@@ -1041,6 +1227,9 @@
         </m:sSub>
       </m:oMath>
       <w:r>
+        <w:rPr>
+          <w:rFonts w:eastAsia="黑体"/>
+        </w:rPr>
         <w:t xml:space="preserve">、</w:t>
       </w:r>
       <m:oMath>
@@ -1058,15 +1247,21 @@
         </m:sSub>
       </m:oMath>
       <w:r>
+        <w:rPr>
+          <w:rFonts w:eastAsia="黑体"/>
+        </w:rPr>
         <w:t xml:space="preserve"> </w:t>
       </w:r>
       <w:r>
         <w:rPr>
-          <w:rFonts w:hint="eastAsia"/>
+          <w:rFonts w:hint="eastAsia" w:eastAsia="黑体"/>
         </w:rPr>
         <w:t xml:space="preserve">构成分压把</w:t>
       </w:r>
       <w:r>
+        <w:rPr>
+          <w:rFonts w:eastAsia="黑体"/>
+        </w:rPr>
         <w:t xml:space="preserve"> </w:t>
       </w:r>
       <m:oMath>
@@ -1090,15 +1285,21 @@
         </m:sSub>
       </m:oMath>
       <w:r>
+        <w:rPr>
+          <w:rFonts w:eastAsia="黑体"/>
+        </w:rPr>
         <w:t xml:space="preserve"> </w:t>
       </w:r>
       <w:r>
         <w:rPr>
-          <w:rFonts w:hint="eastAsia"/>
+          <w:rFonts w:hint="eastAsia" w:eastAsia="黑体"/>
         </w:rPr>
         <w:t xml:space="preserve">的电压反馈到</w:t>
       </w:r>
       <w:r>
+        <w:rPr>
+          <w:rFonts w:eastAsia="黑体"/>
+        </w:rPr>
         <w:t xml:space="preserve"> </w:t>
       </w:r>
       <m:oMath>
@@ -1116,15 +1317,21 @@
         </m:sSub>
       </m:oMath>
       <w:r>
+        <w:rPr>
+          <w:rFonts w:eastAsia="黑体"/>
+        </w:rPr>
         <w:t xml:space="preserve"> </w:t>
       </w:r>
       <w:r>
         <w:rPr>
-          <w:rFonts w:hint="eastAsia"/>
+          <w:rFonts w:hint="eastAsia" w:eastAsia="黑体"/>
         </w:rPr>
         <w:t xml:space="preserve">与</w:t>
       </w:r>
       <w:r>
+        <w:rPr>
+          <w:rFonts w:eastAsia="黑体"/>
+        </w:rPr>
         <w:t xml:space="preserve"> </w:t>
       </w:r>
       <m:oMath>
@@ -1140,11 +1347,14 @@
       </m:oMath>
       <w:r>
         <w:rPr>
-          <w:rFonts w:hint="eastAsia"/>
+          <w:rFonts w:hint="eastAsia" w:eastAsia="黑体"/>
         </w:rPr>
         <w:t xml:space="preserve">，使回旋器呈现等效电感</w:t>
       </w:r>
       <w:r>
+        <w:rPr>
+          <w:rFonts w:eastAsia="黑体"/>
+        </w:rPr>
         <w:t xml:space="preserve"> </w:t>
       </w:r>
       <m:oMath>
@@ -1198,6 +1408,9 @@
         </m:r>
       </m:oMath>
       <w:r>
+        <w:rPr>
+          <w:rFonts w:eastAsia="黑体"/>
+        </w:rPr>
         <w:t xml:space="preserve">。</w:t>
       </w:r>
     </w:p>
@@ -1205,7 +1418,7 @@
       <w:pPr/>
       <w:r>
         <w:rPr>
-          <w:rFonts w:hint="eastAsia"/>
+          <w:rFonts w:hint="eastAsia" w:eastAsia="黑体"/>
         </w:rPr>
         <w:t xml:space="preserve">该段拓扑为运放加回旋器模拟电感的带通谐振段，</w:t>
       </w:r>
@@ -1224,15 +1437,21 @@
         </m:sSub>
       </m:oMath>
       <w:r>
+        <w:rPr>
+          <w:rFonts w:eastAsia="黑体"/>
+        </w:rPr>
         <w:t xml:space="preserve"> </w:t>
       </w:r>
       <w:r>
         <w:rPr>
-          <w:rFonts w:hint="eastAsia"/>
+          <w:rFonts w:hint="eastAsia" w:eastAsia="黑体"/>
         </w:rPr>
         <w:t xml:space="preserve">在</w:t>
       </w:r>
       <w:r>
+        <w:rPr>
+          <w:rFonts w:eastAsia="黑体"/>
+        </w:rPr>
         <w:t xml:space="preserve"> </w:t>
       </w:r>
       <m:oMath>
@@ -1256,15 +1475,21 @@
         </m:sSub>
       </m:oMath>
       <w:r>
+        <w:rPr>
+          <w:rFonts w:eastAsia="黑体"/>
+        </w:rPr>
         <w:t xml:space="preserve"> </w:t>
       </w:r>
       <w:r>
         <w:rPr>
-          <w:rFonts w:hint="eastAsia"/>
+          <w:rFonts w:hint="eastAsia" w:eastAsia="黑体"/>
         </w:rPr>
         <w:t xml:space="preserve">与</w:t>
       </w:r>
       <w:r>
+        <w:rPr>
+          <w:rFonts w:eastAsia="黑体"/>
+        </w:rPr>
         <w:t xml:space="preserve"> </w:t>
       </w:r>
       <m:oMath>
@@ -1285,11 +1510,14 @@
         </m:sSub>
       </m:oMath>
       <w:r>
+        <w:rPr>
+          <w:rFonts w:eastAsia="黑体"/>
+        </w:rPr>
         <w:t xml:space="preserve"> </w:t>
       </w:r>
       <w:r>
         <w:rPr>
-          <w:rFonts w:hint="eastAsia"/>
+          <w:rFonts w:hint="eastAsia" w:eastAsia="黑体"/>
         </w:rPr>
         <w:t xml:space="preserve">之间滑动即改变该频段的提升/衰减量；多段并接叠加即构成图示均衡器。</w:t>
       </w:r>
@@ -1302,7 +1530,7 @@
       </w:pPr>
       <w:r>
         <w:rPr>
-          <w:rFonts w:hint="eastAsia"/>
+          <w:rFonts w:hint="eastAsia" w:eastAsia="黑体"/>
         </w:rPr>
         <w:t xml:space="preserve">工作原理</w:t>
       </w:r>
@@ -1313,7 +1541,7 @@
       </w:pPr>
       <w:r>
         <w:rPr>
-          <w:rFonts w:hint="eastAsia"/>
+          <w:rFonts w:hint="eastAsia" w:eastAsia="黑体"/>
         </w:rPr>
         <w:t xml:space="preserve">每个频段是一个中心频率固定的带通滤波/谐振网络，电位器改变该频段在带通内的提升或衰减量，其余频率基本不受影响。所有频段叠加后，用户可通过电位器位置直观看出曲线的形状，实现对频响的分段整形。</w:t>
       </w:r>
@@ -1326,7 +1554,7 @@
       </w:pPr>
       <w:r>
         <w:rPr>
-          <w:rFonts w:hint="eastAsia"/>
+          <w:rFonts w:hint="eastAsia" w:eastAsia="黑体"/>
         </w:rPr>
         <w:t xml:space="preserve">关键计算公式</w:t>
       </w:r>
@@ -1340,11 +1568,14 @@
       </w:pPr>
       <w:r>
         <w:rPr>
-          <w:rFonts w:hint="eastAsia"/>
+          <w:rFonts w:hint="eastAsia" w:eastAsia="黑体"/>
         </w:rPr>
         <w:t xml:space="preserve">各段中心频率（等比排列，相邻比为</w:t>
       </w:r>
       <w:r>
+        <w:rPr>
+          <w:rFonts w:eastAsia="黑体"/>
+        </w:rPr>
         <w:t xml:space="preserve"> </w:t>
       </w:r>
       <m:oMath>
@@ -1354,7 +1585,7 @@
       </m:oMath>
       <w:r>
         <w:rPr>
-          <w:rFonts w:hint="eastAsia"/>
+          <w:rFonts w:hint="eastAsia" w:eastAsia="黑体"/>
         </w:rPr>
         <w:t xml:space="preserve">）：</w:t>
       </w:r>
@@ -1429,7 +1660,7 @@
       </w:pPr>
       <w:r>
         <w:rPr>
-          <w:rFonts w:hint="eastAsia"/>
+          <w:rFonts w:hint="eastAsia" w:eastAsia="黑体"/>
         </w:rPr>
         <w:t xml:space="preserve">回旋器等效电感：</w:t>
       </w:r>
@@ -1504,7 +1735,7 @@
       </w:pPr>
       <w:r>
         <w:rPr>
-          <w:rFonts w:hint="eastAsia"/>
+          <w:rFonts w:hint="eastAsia" w:eastAsia="黑体"/>
         </w:rPr>
         <w:t xml:space="preserve">谐振中心频率：</w:t>
       </w:r>
@@ -1652,7 +1883,7 @@
       </w:pPr>
       <w:r>
         <w:rPr>
-          <w:rFonts w:hint="eastAsia"/>
+          <w:rFonts w:hint="eastAsia" w:eastAsia="黑体"/>
         </w:rPr>
         <w:t xml:space="preserve">品质因数：</w:t>
       </w:r>
@@ -1737,7 +1968,7 @@
             </w:pPr>
             <w:r>
               <w:rPr>
-                <w:rFonts w:hint="eastAsia"/>
+                <w:rFonts w:hint="eastAsia" w:eastAsia="黑体"/>
               </w:rPr>
               <w:t xml:space="preserve">符号</w:t>
             </w:r>
@@ -1751,7 +1982,7 @@
             </w:pPr>
             <w:r>
               <w:rPr>
-                <w:rFonts w:hint="eastAsia"/>
+                <w:rFonts w:hint="eastAsia" w:eastAsia="黑体"/>
               </w:rPr>
               <w:t xml:space="preserve">含义</w:t>
             </w:r>
@@ -1765,7 +1996,7 @@
             </w:pPr>
             <w:r>
               <w:rPr>
-                <w:rFonts w:hint="eastAsia"/>
+                <w:rFonts w:hint="eastAsia" w:eastAsia="黑体"/>
               </w:rPr>
               <w:t xml:space="preserve">单位</w:t>
             </w:r>
@@ -1794,6 +2025,9 @@
               </m:sSub>
             </m:oMath>
             <w:r>
+              <w:rPr>
+                <w:rFonts w:eastAsia="黑体"/>
+              </w:rPr>
               <w:t xml:space="preserve">​</w:t>
             </w:r>
           </w:p>
@@ -1806,7 +2040,7 @@
             </w:pPr>
             <w:r>
               <w:rPr>
-                <w:rFonts w:hint="eastAsia"/>
+                <w:rFonts w:hint="eastAsia" w:eastAsia="黑体"/>
               </w:rPr>
               <w:t xml:space="preserve">谐振中心频率</w:t>
             </w:r>
@@ -1819,6 +2053,9 @@
               <w:pStyle w:val="Compact"/>
             </w:pPr>
             <w:r>
+              <w:rPr>
+                <w:rFonts w:eastAsia="黑体"/>
+              </w:rPr>
               <w:t xml:space="preserve">Hz</w:t>
             </w:r>
           </w:p>
@@ -1849,6 +2086,9 @@
               </m:sSub>
             </m:oMath>
             <w:r>
+              <w:rPr>
+                <w:rFonts w:eastAsia="黑体"/>
+              </w:rPr>
               <w:t xml:space="preserve">​</w:t>
             </w:r>
           </w:p>
@@ -1861,7 +2101,7 @@
             </w:pPr>
             <w:r>
               <w:rPr>
-                <w:rFonts w:hint="eastAsia"/>
+                <w:rFonts w:hint="eastAsia" w:eastAsia="黑体"/>
               </w:rPr>
               <w:t xml:space="preserve">回旋器等效电感</w:t>
             </w:r>
@@ -1874,6 +2114,9 @@
               <w:pStyle w:val="Compact"/>
             </w:pPr>
             <w:r>
+              <w:rPr>
+                <w:rFonts w:eastAsia="黑体"/>
+              </w:rPr>
               <w:t xml:space="preserve">H</w:t>
             </w:r>
           </w:p>
@@ -1919,6 +2162,9 @@
               </m:sSub>
             </m:oMath>
             <w:r>
+              <w:rPr>
+                <w:rFonts w:eastAsia="黑体"/>
+              </w:rPr>
               <w:t xml:space="preserve">​</w:t>
             </w:r>
           </w:p>
@@ -1931,7 +2177,7 @@
             </w:pPr>
             <w:r>
               <w:rPr>
-                <w:rFonts w:hint="eastAsia"/>
+                <w:rFonts w:hint="eastAsia" w:eastAsia="黑体"/>
               </w:rPr>
               <w:t xml:space="preserve">回旋器电阻</w:t>
             </w:r>
@@ -1944,6 +2190,9 @@
               <w:pStyle w:val="Compact"/>
             </w:pPr>
             <w:r>
+              <w:rPr>
+                <w:rFonts w:eastAsia="黑体"/>
+              </w:rPr>
               <w:t xml:space="preserve">Ω</w:t>
             </w:r>
           </w:p>
@@ -1962,6 +2211,9 @@
               </m:r>
             </m:oMath>
             <w:r>
+              <w:rPr>
+                <w:rFonts w:eastAsia="黑体"/>
+              </w:rPr>
               <w:t xml:space="preserve">​</w:t>
             </w:r>
           </w:p>
@@ -1974,7 +2226,7 @@
             </w:pPr>
             <w:r>
               <w:rPr>
-                <w:rFonts w:hint="eastAsia"/>
+                <w:rFonts w:hint="eastAsia" w:eastAsia="黑体"/>
               </w:rPr>
               <w:t xml:space="preserve">谐振电容</w:t>
             </w:r>
@@ -1987,6 +2239,9 @@
               <w:pStyle w:val="Compact"/>
             </w:pPr>
             <w:r>
+              <w:rPr>
+                <w:rFonts w:eastAsia="黑体"/>
+              </w:rPr>
               <w:t xml:space="preserve">F</w:t>
             </w:r>
           </w:p>
@@ -2005,6 +2260,9 @@
               </m:r>
             </m:oMath>
             <w:r>
+              <w:rPr>
+                <w:rFonts w:eastAsia="黑体"/>
+              </w:rPr>
               <w:t xml:space="preserve">​</w:t>
             </w:r>
           </w:p>
@@ -2017,7 +2275,7 @@
             </w:pPr>
             <w:r>
               <w:rPr>
-                <w:rFonts w:hint="eastAsia"/>
+                <w:rFonts w:hint="eastAsia" w:eastAsia="黑体"/>
               </w:rPr>
               <w:t xml:space="preserve">品质因数</w:t>
             </w:r>
@@ -2030,6 +2288,9 @@
               <w:pStyle w:val="Compact"/>
             </w:pPr>
             <w:r>
+              <w:rPr>
+                <w:rFonts w:eastAsia="黑体"/>
+              </w:rPr>
               <w:t xml:space="preserve">—</w:t>
             </w:r>
           </w:p>
@@ -2051,6 +2312,9 @@
               </m:r>
             </m:oMath>
             <w:r>
+              <w:rPr>
+                <w:rFonts w:eastAsia="黑体"/>
+              </w:rPr>
               <w:t xml:space="preserve">​</w:t>
             </w:r>
           </w:p>
@@ -2063,7 +2327,7 @@
             </w:pPr>
             <w:r>
               <w:rPr>
-                <w:rFonts w:hint="eastAsia"/>
+                <w:rFonts w:hint="eastAsia" w:eastAsia="黑体"/>
               </w:rPr>
               <w:t xml:space="preserve">频段带宽</w:t>
             </w:r>
@@ -2076,6 +2340,9 @@
               <w:pStyle w:val="Compact"/>
             </w:pPr>
             <w:r>
+              <w:rPr>
+                <w:rFonts w:eastAsia="黑体"/>
+              </w:rPr>
               <w:t xml:space="preserve">Hz</w:t>
             </w:r>
           </w:p>
@@ -2090,7 +2357,7 @@
       </w:pPr>
       <w:r>
         <w:rPr>
-          <w:rFonts w:hint="eastAsia"/>
+          <w:rFonts w:hint="eastAsia" w:eastAsia="黑体"/>
         </w:rPr>
         <w:t xml:space="preserve">元件调整影响</w:t>
       </w:r>
@@ -2105,6 +2372,7 @@
       </w:pPr>
       <w:r>
         <w:rPr>
+          <w:rFonts w:eastAsia="黑体"/>
           <w:b/>
           <w:bCs/>
         </w:rPr>
@@ -2112,7 +2380,7 @@
       </w:r>
       <w:r>
         <w:rPr>
-          <w:rFonts w:hint="eastAsia"/>
+          <w:rFonts w:hint="eastAsia" w:eastAsia="黑体"/>
           <w:b/>
           <w:bCs/>
         </w:rPr>
@@ -2120,24 +2388,34 @@
       </w:r>
       <w:r>
         <w:rPr>
+          <w:rFonts w:eastAsia="黑体"/>
           <w:b/>
           <w:bCs/>
         </w:rPr>
         <w:t xml:space="preserve"> R2 ↑</w:t>
       </w:r>
       <w:r>
+        <w:rPr>
+          <w:rFonts w:eastAsia="黑体"/>
+        </w:rPr>
         <w:t xml:space="preserve"> </w:t>
       </w:r>
       <w:r>
+        <w:rPr>
+          <w:rFonts w:eastAsia="黑体"/>
+        </w:rPr>
         <w:t xml:space="preserve">→ </w:t>
       </w:r>
       <w:r>
         <w:rPr>
-          <w:rFonts w:hint="eastAsia"/>
+          <w:rFonts w:hint="eastAsia" w:eastAsia="黑体"/>
         </w:rPr>
         <w:t xml:space="preserve">等效电感增大，中心频率</w:t>
       </w:r>
       <w:r>
+        <w:rPr>
+          <w:rFonts w:eastAsia="黑体"/>
+        </w:rPr>
         <w:t xml:space="preserve"> </w:t>
       </w:r>
       <m:oMath>
@@ -2155,11 +2433,14 @@
         </m:sSub>
       </m:oMath>
       <w:r>
+        <w:rPr>
+          <w:rFonts w:eastAsia="黑体"/>
+        </w:rPr>
         <w:t xml:space="preserve"> </w:t>
       </w:r>
       <w:r>
         <w:rPr>
-          <w:rFonts w:hint="eastAsia"/>
+          <w:rFonts w:hint="eastAsia" w:eastAsia="黑体"/>
         </w:rPr>
         <w:t xml:space="preserve">下降。</w:t>
       </w:r>
@@ -2174,20 +2455,27 @@
       </w:pPr>
       <w:r>
         <w:rPr>
+          <w:rFonts w:eastAsia="黑体"/>
           <w:b/>
           <w:bCs/>
         </w:rPr>
         <w:t xml:space="preserve">C ↑</w:t>
       </w:r>
       <w:r>
+        <w:rPr>
+          <w:rFonts w:eastAsia="黑体"/>
+        </w:rPr>
         <w:t xml:space="preserve"> </w:t>
       </w:r>
       <w:r>
+        <w:rPr>
+          <w:rFonts w:eastAsia="黑体"/>
+        </w:rPr>
         <w:t xml:space="preserve">→ </w:t>
       </w:r>
       <w:r>
         <w:rPr>
-          <w:rFonts w:hint="eastAsia"/>
+          <w:rFonts w:hint="eastAsia" w:eastAsia="黑体"/>
         </w:rPr>
         <w:t xml:space="preserve">中心频率下降，各段频率整体下移。</w:t>
       </w:r>
@@ -2202,20 +2490,27 @@
       </w:pPr>
       <w:r>
         <w:rPr>
+          <w:rFonts w:eastAsia="黑体"/>
           <w:b/>
           <w:bCs/>
         </w:rPr>
         <w:t xml:space="preserve">Q ↑</w:t>
       </w:r>
       <w:r>
+        <w:rPr>
+          <w:rFonts w:eastAsia="黑体"/>
+        </w:rPr>
         <w:t xml:space="preserve"> </w:t>
       </w:r>
       <w:r>
+        <w:rPr>
+          <w:rFonts w:eastAsia="黑体"/>
+        </w:rPr>
         <w:t xml:space="preserve">→ </w:t>
       </w:r>
       <w:r>
         <w:rPr>
-          <w:rFonts w:hint="eastAsia"/>
+          <w:rFonts w:hint="eastAsia" w:eastAsia="黑体"/>
         </w:rPr>
         <w:t xml:space="preserve">该段影响频带变窄，相邻频段重叠减小、调节更精细。</w:t>
       </w:r>
@@ -2230,16 +2525,19 @@
       </w:pPr>
       <w:r>
         <w:rPr>
-          <w:rFonts w:hint="eastAsia"/>
+          <w:rFonts w:hint="eastAsia" w:eastAsia="黑体"/>
         </w:rPr>
         <w:t xml:space="preserve">电位器处于中点时该段增益为</w:t>
       </w:r>
       <w:r>
+        <w:rPr>
+          <w:rFonts w:eastAsia="黑体"/>
+        </w:rPr>
         <w:t xml:space="preserve"> 0 </w:t>
       </w:r>
       <w:r>
         <w:rPr>
-          <w:rFonts w:hint="eastAsia"/>
+          <w:rFonts w:hint="eastAsia" w:eastAsia="黑体"/>
         </w:rPr>
         <w:t xml:space="preserve">dB，两端分别对应最大提升与最大衰减。</w:t>
       </w:r>
@@ -2252,7 +2550,7 @@
       </w:pPr>
       <w:r>
         <w:rPr>
-          <w:rFonts w:hint="eastAsia"/>
+          <w:rFonts w:hint="eastAsia" w:eastAsia="黑体"/>
         </w:rPr>
         <w:t xml:space="preserve">典型参数示例</w:t>
       </w:r>
@@ -2266,15 +2564,21 @@
         </w:numPr>
       </w:pPr>
       <w:r>
+        <w:rPr>
+          <w:rFonts w:eastAsia="黑体"/>
+        </w:rPr>
         <w:t xml:space="preserve">10 </w:t>
       </w:r>
       <w:r>
         <w:rPr>
-          <w:rFonts w:hint="eastAsia"/>
+          <w:rFonts w:hint="eastAsia" w:eastAsia="黑体"/>
         </w:rPr>
         <w:t xml:space="preserve">段图示均衡相邻频率比</w:t>
       </w:r>
       <w:r>
+        <w:rPr>
+          <w:rFonts w:eastAsia="黑体"/>
+        </w:rPr>
         <w:t xml:space="preserve"> </w:t>
       </w:r>
       <m:oMath>
@@ -2323,16 +2627,19 @@
       </m:oMath>
       <w:r>
         <w:rPr>
-          <w:rFonts w:hint="eastAsia"/>
+          <w:rFonts w:hint="eastAsia" w:eastAsia="黑体"/>
         </w:rPr>
         <w:t xml:space="preserve">（约按倍频程</w:t>
       </w:r>
       <w:r>
+        <w:rPr>
+          <w:rFonts w:eastAsia="黑体"/>
+        </w:rPr>
         <w:t xml:space="preserve"> 31.25 Hz~20 kHz </w:t>
       </w:r>
       <w:r>
         <w:rPr>
-          <w:rFonts w:hint="eastAsia"/>
+          <w:rFonts w:hint="eastAsia" w:eastAsia="黑体"/>
         </w:rPr>
         <w:t xml:space="preserve">排列）。</w:t>
       </w:r>
@@ -2347,11 +2654,14 @@
       </w:pPr>
       <w:r>
         <w:rPr>
-          <w:rFonts w:hint="eastAsia"/>
+          <w:rFonts w:hint="eastAsia" w:eastAsia="黑体"/>
         </w:rPr>
         <w:t xml:space="preserve">设</w:t>
       </w:r>
       <w:r>
+        <w:rPr>
+          <w:rFonts w:eastAsia="黑体"/>
+        </w:rPr>
         <w:t xml:space="preserve"> </w:t>
       </w:r>
       <m:oMath>
@@ -2406,6 +2716,9 @@
         </m:r>
       </m:oMath>
       <w:r>
+        <w:rPr>
+          <w:rFonts w:eastAsia="黑体"/>
+        </w:rPr>
         <w:t xml:space="preserve">、</w:t>
       </w:r>
       <m:oMath>
@@ -2434,7 +2747,7 @@
       </m:oMath>
       <w:r>
         <w:rPr>
-          <w:rFonts w:hint="eastAsia"/>
+          <w:rFonts w:hint="eastAsia" w:eastAsia="黑体"/>
         </w:rPr>
         <w:t xml:space="preserve">：</w:t>
       </w:r>
@@ -2573,6 +2886,9 @@
         </m:r>
       </m:oMath>
       <w:r>
+        <w:rPr>
+          <w:rFonts w:eastAsia="黑体"/>
+        </w:rPr>
         <w:t xml:space="preserve">。</w:t>
       </w:r>
     </w:p>
@@ -2584,7 +2900,7 @@
       </w:pPr>
       <w:r>
         <w:rPr>
-          <w:rFonts w:hint="eastAsia"/>
+          <w:rFonts w:hint="eastAsia" w:eastAsia="黑体"/>
         </w:rPr>
         <w:t xml:space="preserve">常见器件型号</w:t>
       </w:r>
@@ -2599,16 +2915,19 @@
       </w:pPr>
       <w:r>
         <w:rPr>
-          <w:rFonts w:hint="eastAsia"/>
+          <w:rFonts w:hint="eastAsia" w:eastAsia="黑体"/>
         </w:rPr>
         <w:t xml:space="preserve">运放：NE5532、TL072、OPA2134、BA3812（专用图示均衡</w:t>
       </w:r>
       <w:r>
+        <w:rPr>
+          <w:rFonts w:eastAsia="黑体"/>
+        </w:rPr>
         <w:t xml:space="preserve"> </w:t>
       </w:r>
       <w:r>
         <w:rPr>
-          <w:rFonts w:hint="eastAsia"/>
+          <w:rFonts w:hint="eastAsia" w:eastAsia="黑体"/>
         </w:rPr>
         <w:t xml:space="preserve">IC）。</w:t>
       </w:r>
@@ -2622,15 +2941,21 @@
         </w:numPr>
       </w:pPr>
       <w:r>
+        <w:rPr>
+          <w:rFonts w:eastAsia="黑体"/>
+        </w:rPr>
         <w:t xml:space="preserve">DSP </w:t>
       </w:r>
       <w:r>
         <w:rPr>
-          <w:rFonts w:hint="eastAsia"/>
+          <w:rFonts w:hint="eastAsia" w:eastAsia="黑体"/>
         </w:rPr>
         <w:t xml:space="preserve">数字均衡：ADAU1701、TI</w:t>
       </w:r>
       <w:r>
+        <w:rPr>
+          <w:rFonts w:eastAsia="黑体"/>
+        </w:rPr>
         <w:t xml:space="preserve"> TAS5508。</w:t>
       </w:r>
     </w:p>
@@ -2642,7 +2967,7 @@
       </w:pPr>
       <w:r>
         <w:rPr>
-          <w:rFonts w:hint="eastAsia"/>
+          <w:rFonts w:hint="eastAsia" w:eastAsia="黑体"/>
         </w:rPr>
         <w:t xml:space="preserve">注意事项</w:t>
       </w:r>
@@ -2657,7 +2982,7 @@
       </w:pPr>
       <w:r>
         <w:rPr>
-          <w:rFonts w:hint="eastAsia"/>
+          <w:rFonts w:hint="eastAsia" w:eastAsia="黑体"/>
         </w:rPr>
         <w:t xml:space="preserve">多段级联时注意相位叠加与噪声积累，应用低噪声运放。</w:t>
       </w:r>
@@ -2672,16 +2997,19 @@
       </w:pPr>
       <w:r>
         <w:rPr>
-          <w:rFonts w:hint="eastAsia"/>
+          <w:rFonts w:hint="eastAsia" w:eastAsia="黑体"/>
         </w:rPr>
         <w:t xml:space="preserve">回旋器受运放带宽限制，高频段</w:t>
       </w:r>
       <w:r>
+        <w:rPr>
+          <w:rFonts w:eastAsia="黑体"/>
+        </w:rPr>
         <w:t xml:space="preserve"> Q </w:t>
       </w:r>
       <w:r>
         <w:rPr>
-          <w:rFonts w:hint="eastAsia"/>
+          <w:rFonts w:hint="eastAsia" w:eastAsia="黑体"/>
         </w:rPr>
         <w:t xml:space="preserve">与增益易偏差，需留裕量。</w:t>
       </w:r>
@@ -2696,7 +3024,7 @@
       </w:pPr>
       <w:r>
         <w:rPr>
-          <w:rFonts w:hint="eastAsia"/>
+          <w:rFonts w:hint="eastAsia" w:eastAsia="黑体"/>
         </w:rPr>
         <w:t xml:space="preserve">极端提升可能导致削波，需留足输出余量或加限幅。</w:t>
       </w:r>
@@ -2709,7 +3037,7 @@
       </w:pPr>
       <w:r>
         <w:rPr>
-          <w:rFonts w:hint="eastAsia"/>
+          <w:rFonts w:hint="eastAsia" w:eastAsia="黑体"/>
         </w:rPr>
         <w:t xml:space="preserve">参考资料</w:t>
       </w:r>
@@ -2723,6 +3051,9 @@
         </w:numPr>
       </w:pPr>
       <w:r>
+        <w:rPr>
+          <w:rFonts w:eastAsia="黑体"/>
+        </w:rPr>
         <w:t xml:space="preserve">Wikipedia: Equalization (audio)。</w:t>
       </w:r>
     </w:p>
@@ -2736,7 +3067,7 @@
       </w:pPr>
       <w:r>
         <w:rPr>
-          <w:rFonts w:hint="eastAsia"/>
+          <w:rFonts w:hint="eastAsia" w:eastAsia="黑体"/>
         </w:rPr>
         <w:t xml:space="preserve">《音频信号处理》图示均衡器设计。</w:t>
       </w:r>
@@ -2750,11 +3081,14 @@
         </w:numPr>
       </w:pPr>
       <w:r>
+        <w:rPr>
+          <w:rFonts w:eastAsia="黑体"/>
+        </w:rPr>
         <w:t xml:space="preserve">Analog Devices: ADAU1701 </w:t>
       </w:r>
       <w:r>
         <w:rPr>
-          <w:rFonts w:hint="eastAsia"/>
+          <w:rFonts w:hint="eastAsia" w:eastAsia="黑体"/>
         </w:rPr>
         <w:t xml:space="preserve">数据手册。</w:t>
       </w:r>
@@ -2768,11 +3102,11 @@
       </w:pPr>
       <w:r>
         <w:rPr>
-          <w:rFonts w:ascii="Times New Roman" w:hAnsi="Times New Roman"/>
+          <w:rFonts w:ascii="Times New Roman" w:hAnsi="Times New Roman" w:eastAsia="黑体"/>
           <w:color w:val="555555"/>
           <w:sz w:val="21"/>
         </w:rPr>
-        <w:t>材料收集者：杜文杰</w:t>
+        <w:t>材料收集者：杜文杰，WX手机：19519196569，QQ:3478827729</w:t>
       </w:r>
     </w:p>
     <w:sectPr>
@@ -2792,7 +3126,7 @@
 </file>
 
 <file path=word/footer1.xml><?xml version="1.0" encoding="utf-8"?>
-<w:ftr xmlns:m="http://schemas.openxmlformats.org/officeDocument/2006/math" xmlns:mc="http://schemas.openxmlformats.org/markup-compatibility/2006" xmlns:mo="http://schemas.microsoft.com/office/mac/office/2008/main" xmlns:mv="urn:schemas-microsoft-com:mac:vml" xmlns:o="urn:schemas-microsoft-com:office:office" xmlns:r="http://schemas.openxmlformats.org/officeDocument/2006/relationships" xmlns:v="urn:schemas-microsoft-com:vml" xmlns:w10="urn:schemas-microsoft-com:office:word" xmlns:w14="http://schemas.microsoft.com/office/word/2010/wordml" xmlns:w="http://schemas.openxmlformats.org/wordprocessingml/2006/main" xmlns:wne="http://schemas.microsoft.com/office/word/2006/wordml" xmlns:wp14="http://schemas.microsoft.com/office/word/2010/wordprocessingDrawing" xmlns:wp="http://schemas.openxmlformats.org/drawingml/2006/wordprocessingDrawing" xmlns:wpc="http://schemas.microsoft.com/office/word/2010/wordprocessingCanvas" xmlns:wpg="http://schemas.microsoft.com/office/word/2010/wordprocessingGroup" xmlns:wpi="http://schemas.microsoft.com/office/word/2010/wordprocessingInk" xmlns:wps="http://schemas.microsoft.com/office/word/2010/wordprocessingShape" mc:Ignorable="w14 wp14">
+<w:ftr xmlns:mc="http://schemas.openxmlformats.org/markup-compatibility/2006" xmlns:w="http://schemas.openxmlformats.org/wordprocessingml/2006/main" xmlns:m="http://schemas.openxmlformats.org/officeDocument/2006/math" xmlns:mo="http://schemas.microsoft.com/office/mac/office/2008/main" xmlns:mv="urn:schemas-microsoft-com:mac:vml" xmlns:o="urn:schemas-microsoft-com:office:office" xmlns:r="http://schemas.openxmlformats.org/officeDocument/2006/relationships" xmlns:v="urn:schemas-microsoft-com:vml" xmlns:w10="urn:schemas-microsoft-com:office:word" xmlns:w14="http://schemas.microsoft.com/office/word/2010/wordml" xmlns:wne="http://schemas.microsoft.com/office/word/2006/wordml" xmlns:wp14="http://schemas.microsoft.com/office/word/2010/wordprocessingDrawing" xmlns:wp="http://schemas.openxmlformats.org/drawingml/2006/wordprocessingDrawing" xmlns:wpc="http://schemas.microsoft.com/office/word/2010/wordprocessingCanvas" xmlns:wpg="http://schemas.microsoft.com/office/word/2010/wordprocessingGroup" xmlns:wpi="http://schemas.microsoft.com/office/word/2010/wordprocessingInk" xmlns:wps="http://schemas.microsoft.com/office/word/2010/wordprocessingShape" mc:Ignorable="w14 wp14">
   <w:p>
     <w:pPr>
       <w:pStyle w:val="Footer"/>
@@ -2800,12 +3134,14 @@
     </w:pPr>
     <w:r>
       <w:rPr>
+        <w:rFonts w:eastAsia="黑体"/>
         <w:sz w:val="18"/>
       </w:rPr>
       <w:t xml:space="preserve">第 </w:t>
     </w:r>
     <w:r>
       <w:rPr>
+        <w:rFonts w:eastAsia="黑体"/>
         <w:sz w:val="18"/>
       </w:rPr>
       <w:fldChar w:fldCharType="begin"/>
@@ -2814,6 +3150,7 @@
     </w:r>
     <w:r>
       <w:rPr>
+        <w:rFonts w:eastAsia="黑体"/>
         <w:sz w:val="18"/>
       </w:rPr>
       <w:t xml:space="preserve"> 页</w:t>
@@ -2827,6 +3164,9 @@
   <w:footnote w:type="continuationSeparator" w:id="0">
     <w:p>
       <w:r>
+        <w:rPr>
+          <w:rFonts w:eastAsia="黑体"/>
+        </w:rPr>
         <w:continuationSeparator/>
       </w:r>
     </w:p>
@@ -2834,6 +3174,9 @@
   <w:footnote w:type="separator" w:id="-1">
     <w:p>
       <w:r>
+        <w:rPr>
+          <w:rFonts w:eastAsia="黑体"/>
+        </w:rPr>
         <w:separator/>
       </w:r>
     </w:p>
@@ -2842,7 +3185,7 @@
 </file>
 
 <file path=word/header1.xml><?xml version="1.0" encoding="utf-8"?>
-<w:hdr xmlns:m="http://schemas.openxmlformats.org/officeDocument/2006/math" xmlns:mc="http://schemas.openxmlformats.org/markup-compatibility/2006" xmlns:mo="http://schemas.microsoft.com/office/mac/office/2008/main" xmlns:mv="urn:schemas-microsoft-com:mac:vml" xmlns:o="urn:schemas-microsoft-com:office:office" xmlns:r="http://schemas.openxmlformats.org/officeDocument/2006/relationships" xmlns:v="urn:schemas-microsoft-com:vml" xmlns:w10="urn:schemas-microsoft-com:office:word" xmlns:w14="http://schemas.microsoft.com/office/word/2010/wordml" xmlns:w="http://schemas.openxmlformats.org/wordprocessingml/2006/main" xmlns:wne="http://schemas.microsoft.com/office/word/2006/wordml" xmlns:wp14="http://schemas.microsoft.com/office/word/2010/wordprocessingDrawing" xmlns:wp="http://schemas.openxmlformats.org/drawingml/2006/wordprocessingDrawing" xmlns:wpc="http://schemas.microsoft.com/office/word/2010/wordprocessingCanvas" xmlns:wpg="http://schemas.microsoft.com/office/word/2010/wordprocessingGroup" xmlns:wpi="http://schemas.microsoft.com/office/word/2010/wordprocessingInk" xmlns:wps="http://schemas.microsoft.com/office/word/2010/wordprocessingShape" mc:Ignorable="w14 wp14">
+<w:hdr xmlns:mc="http://schemas.openxmlformats.org/markup-compatibility/2006" xmlns:w="http://schemas.openxmlformats.org/wordprocessingml/2006/main" xmlns:m="http://schemas.openxmlformats.org/officeDocument/2006/math" xmlns:mo="http://schemas.microsoft.com/office/mac/office/2008/main" xmlns:mv="urn:schemas-microsoft-com:mac:vml" xmlns:o="urn:schemas-microsoft-com:office:office" xmlns:r="http://schemas.openxmlformats.org/officeDocument/2006/relationships" xmlns:v="urn:schemas-microsoft-com:vml" xmlns:w10="urn:schemas-microsoft-com:office:word" xmlns:w14="http://schemas.microsoft.com/office/word/2010/wordml" xmlns:wne="http://schemas.microsoft.com/office/word/2006/wordml" xmlns:wp14="http://schemas.microsoft.com/office/word/2010/wordprocessingDrawing" xmlns:wp="http://schemas.openxmlformats.org/drawingml/2006/wordprocessingDrawing" xmlns:wpc="http://schemas.microsoft.com/office/word/2010/wordprocessingCanvas" xmlns:wpg="http://schemas.microsoft.com/office/word/2010/wordprocessingGroup" xmlns:wpi="http://schemas.microsoft.com/office/word/2010/wordprocessingInk" xmlns:wps="http://schemas.microsoft.com/office/word/2010/wordprocessingShape" mc:Ignorable="w14 wp14">
   <w:p>
     <w:pPr>
       <w:pStyle w:val="Header"/>
@@ -2850,7 +3193,7 @@
     </w:pPr>
     <w:r>
       <w:rPr>
-        <w:rFonts w:ascii="Times New Roman" w:hAnsi="Times New Roman"/>
+        <w:rFonts w:ascii="Times New Roman" w:hAnsi="Times New Roman" w:eastAsia="黑体"/>
         <w:sz w:val="18"/>
         <w:rFonts w:eastAsia="黑体"/>
         <w:rFonts w:eastAsia="黑体"/>
@@ -2862,7 +3205,7 @@
 </file>
 
 <file path=word/numbering.xml><?xml version="1.0" encoding="utf-8"?>
-<w:numbering xmlns:m="http://schemas.openxmlformats.org/officeDocument/2006/math" xmlns:mc="http://schemas.openxmlformats.org/markup-compatibility/2006" xmlns:mo="http://schemas.microsoft.com/office/mac/office/2008/main" xmlns:mv="urn:schemas-microsoft-com:mac:vml" xmlns:o="urn:schemas-microsoft-com:office:office" xmlns:r="http://schemas.openxmlformats.org/officeDocument/2006/relationships" xmlns:v="urn:schemas-microsoft-com:vml" xmlns:w="http://schemas.openxmlformats.org/wordprocessingml/2006/main" xmlns:w10="urn:schemas-microsoft-com:office:word" xmlns:w14="http://schemas.microsoft.com/office/word/2010/wordml" xmlns:wne="http://schemas.microsoft.com/office/word/2006/wordml" xmlns:wp="http://schemas.openxmlformats.org/drawingml/2006/wordprocessingDrawing" xmlns:wp14="http://schemas.microsoft.com/office/word/2010/wordprocessingDrawing" xmlns:wpc="http://schemas.microsoft.com/office/word/2010/wordprocessingCanvas" xmlns:wpg="http://schemas.microsoft.com/office/word/2010/wordprocessingGroup" xmlns:wpi="http://schemas.microsoft.com/office/word/2010/wordprocessingInk" xmlns:wps="http://schemas.microsoft.com/office/word/2010/wordprocessingShape" mc:Ignorable="w14 wp14">
+<w:numbering xmlns:mc="http://schemas.openxmlformats.org/markup-compatibility/2006" xmlns:w="http://schemas.openxmlformats.org/wordprocessingml/2006/main" xmlns:m="http://schemas.openxmlformats.org/officeDocument/2006/math" xmlns:mo="http://schemas.microsoft.com/office/mac/office/2008/main" xmlns:mv="urn:schemas-microsoft-com:mac:vml" xmlns:o="urn:schemas-microsoft-com:office:office" xmlns:r="http://schemas.openxmlformats.org/officeDocument/2006/relationships" xmlns:v="urn:schemas-microsoft-com:vml" xmlns:w10="urn:schemas-microsoft-com:office:word" xmlns:w14="http://schemas.microsoft.com/office/word/2010/wordml" xmlns:wne="http://schemas.microsoft.com/office/word/2006/wordml" xmlns:wp="http://schemas.openxmlformats.org/drawingml/2006/wordprocessingDrawing" xmlns:wp14="http://schemas.microsoft.com/office/word/2010/wordprocessingDrawing" xmlns:wpc="http://schemas.microsoft.com/office/word/2010/wordprocessingCanvas" xmlns:wpg="http://schemas.microsoft.com/office/word/2010/wordprocessingGroup" xmlns:wpi="http://schemas.microsoft.com/office/word/2010/wordprocessingInk" xmlns:wps="http://schemas.microsoft.com/office/word/2010/wordprocessingShape" mc:Ignorable="w14 wp14">
   <w:abstractNum w:abstractNumId="0">
     <w:nsid w:val="FFFFFF7C"/>
     <w:multiLevelType w:val="singleLevel"/>
@@ -2949,7 +3292,7 @@
         <w:ind w:hanging="360" w:left="1440"/>
       </w:pPr>
       <w:rPr>
-        <w:rFonts w:ascii="Symbol" w:hAnsi="Symbol" w:hint="default"/>
+        <w:rFonts w:ascii="Symbol" w:hAnsi="Symbol" w:hint="default" w:eastAsia="黑体"/>
       </w:rPr>
     </w:lvl>
   </w:abstractNum>
@@ -2970,7 +3313,7 @@
         <w:ind w:hanging="360" w:left="1080"/>
       </w:pPr>
       <w:rPr>
-        <w:rFonts w:ascii="Symbol" w:hAnsi="Symbol" w:hint="default"/>
+        <w:rFonts w:ascii="Symbol" w:hAnsi="Symbol" w:hint="default" w:eastAsia="黑体"/>
       </w:rPr>
     </w:lvl>
   </w:abstractNum>
@@ -2991,7 +3334,7 @@
         <w:ind w:hanging="360" w:left="720"/>
       </w:pPr>
       <w:rPr>
-        <w:rFonts w:ascii="Symbol" w:hAnsi="Symbol" w:hint="default"/>
+        <w:rFonts w:ascii="Symbol" w:hAnsi="Symbol" w:hint="default" w:eastAsia="黑体"/>
       </w:rPr>
     </w:lvl>
   </w:abstractNum>
@@ -3030,7 +3373,7 @@
         <w:ind w:hanging="360" w:left="360"/>
       </w:pPr>
       <w:rPr>
-        <w:rFonts w:ascii="Symbol" w:hAnsi="Symbol" w:hint="default"/>
+        <w:rFonts w:ascii="Symbol" w:hAnsi="Symbol" w:hint="default" w:eastAsia="黑体"/>
       </w:rPr>
     </w:lvl>
   </w:abstractNum>
@@ -3121,7 +3464,7 @@
         <w:ind w:left="720" w:hanging="360"/>
       </w:pPr>
       <w:rPr>
-        <w:rFonts w:ascii="Symbol" w:hAnsi="Symbol" w:cs="Symbol" w:hint="default"/>
+        <w:rFonts w:ascii="Symbol" w:hAnsi="Symbol" w:cs="Symbol" w:hint="default" w:eastAsia="黑体"/>
       </w:rPr>
     </w:lvl>
     <w:lvl w:ilvl="1">
@@ -3132,7 +3475,7 @@
         <w:ind w:left="1440" w:hanging="360"/>
       </w:pPr>
       <w:rPr>
-        <w:rFonts w:ascii="Courier New" w:hAnsi="Courier New" w:cs="Courier New" w:hint="default"/>
+        <w:rFonts w:ascii="Courier New" w:hAnsi="Courier New" w:cs="Courier New" w:hint="default" w:eastAsia="黑体"/>
       </w:rPr>
     </w:lvl>
     <w:lvl w:ilvl="2">
@@ -3143,7 +3486,7 @@
         <w:ind w:left="2160" w:hanging="360"/>
       </w:pPr>
       <w:rPr>
-        <w:rFonts w:ascii="Wingdings" w:hAnsi="Wingdings" w:cs="Wingdings" w:hint="default"/>
+        <w:rFonts w:ascii="Wingdings" w:hAnsi="Wingdings" w:cs="Wingdings" w:hint="default" w:eastAsia="黑体"/>
       </w:rPr>
     </w:lvl>
     <w:lvl w:ilvl="3">
@@ -3154,7 +3497,7 @@
         <w:ind w:left="2880" w:hanging="360"/>
       </w:pPr>
       <w:rPr>
-        <w:rFonts w:ascii="Symbol" w:hAnsi="Symbol" w:cs="Symbol" w:hint="default"/>
+        <w:rFonts w:ascii="Symbol" w:hAnsi="Symbol" w:cs="Symbol" w:hint="default" w:eastAsia="黑体"/>
       </w:rPr>
     </w:lvl>
     <w:lvl w:ilvl="4">
@@ -3165,7 +3508,7 @@
         <w:ind w:left="3600" w:hanging="360"/>
       </w:pPr>
       <w:rPr>
-        <w:rFonts w:ascii="Courier New" w:hAnsi="Courier New" w:cs="Courier New" w:hint="default"/>
+        <w:rFonts w:ascii="Courier New" w:hAnsi="Courier New" w:cs="Courier New" w:hint="default" w:eastAsia="黑体"/>
       </w:rPr>
     </w:lvl>
     <w:lvl w:ilvl="5">
@@ -3176,7 +3519,7 @@
         <w:ind w:left="4320" w:hanging="360"/>
       </w:pPr>
       <w:rPr>
-        <w:rFonts w:ascii="Wingdings" w:hAnsi="Wingdings" w:cs="Wingdings" w:hint="default"/>
+        <w:rFonts w:ascii="Wingdings" w:hAnsi="Wingdings" w:cs="Wingdings" w:hint="default" w:eastAsia="黑体"/>
       </w:rPr>
     </w:lvl>
     <w:lvl w:ilvl="6">
@@ -3187,7 +3530,7 @@
         <w:ind w:left="5040" w:hanging="360"/>
       </w:pPr>
       <w:rPr>
-        <w:rFonts w:ascii="Symbol" w:hAnsi="Symbol" w:cs="Symbol" w:hint="default"/>
+        <w:rFonts w:ascii="Symbol" w:hAnsi="Symbol" w:cs="Symbol" w:hint="default" w:eastAsia="黑体"/>
       </w:rPr>
     </w:lvl>
     <w:lvl w:ilvl="7">
@@ -3198,7 +3541,7 @@
         <w:ind w:left="5760" w:hanging="360"/>
       </w:pPr>
       <w:rPr>
-        <w:rFonts w:ascii="Courier New" w:hAnsi="Courier New" w:cs="Courier New" w:hint="default"/>
+        <w:rFonts w:ascii="Courier New" w:hAnsi="Courier New" w:cs="Courier New" w:hint="default" w:eastAsia="黑体"/>
       </w:rPr>
     </w:lvl>
     <w:lvl w:ilvl="8">
@@ -3209,7 +3552,7 @@
         <w:ind w:left="6480" w:hanging="360"/>
       </w:pPr>
       <w:rPr>
-        <w:rFonts w:ascii="Wingdings" w:hAnsi="Wingdings" w:cs="Wingdings" w:hint="default"/>
+        <w:rFonts w:ascii="Wingdings" w:hAnsi="Wingdings" w:cs="Wingdings" w:hint="default" w:eastAsia="黑体"/>
       </w:rPr>
     </w:lvl>
   </w:abstractNum>
@@ -3265,11 +3608,11 @@
 </file>
 
 <file path=word/styles.xml><?xml version="1.0" encoding="utf-8"?>
-<w:styles xmlns:mc="http://schemas.openxmlformats.org/markup-compatibility/2006" xmlns:r="http://schemas.openxmlformats.org/officeDocument/2006/relationships" xmlns:w="http://schemas.openxmlformats.org/wordprocessingml/2006/main" xmlns:w14="http://schemas.microsoft.com/office/word/2010/wordml" mc:Ignorable="w14">
+<w:styles xmlns:mc="http://schemas.openxmlformats.org/markup-compatibility/2006" xmlns:w="http://schemas.openxmlformats.org/wordprocessingml/2006/main" xmlns:r="http://schemas.openxmlformats.org/officeDocument/2006/relationships" xmlns:w14="http://schemas.microsoft.com/office/word/2010/wordml" mc:Ignorable="w14">
   <w:docDefaults>
     <w:rPrDefault>
       <w:rPr>
-        <w:rFonts w:asciiTheme="minorHAnsi" w:cstheme="minorBidi" w:eastAsiaTheme="minorEastAsia" w:hAnsiTheme="minorHAnsi"/>
+        <w:rFonts w:asciiTheme="minorHAnsi" w:cstheme="minorBidi" w:hAnsiTheme="minorHAnsi" w:eastAsia="黑体"/>
         <w:sz w:val="22"/>
         <w:szCs w:val="22"/>
         <w:lang w:bidi="ar-SA" w:eastAsia="en-US" w:val="en-US"/>
@@ -3491,7 +3834,7 @@
       <w:outlineLvl w:val="0"/>
     </w:pPr>
     <w:rPr>
-      <w:rFonts w:ascii="Times New Roman" w:asciiTheme="majorHAnsi" w:cstheme="majorBidi" w:eastAsia="黑体" w:eastAsiaTheme="majorEastAsia" w:hAnsi="Times New Roman" w:hAnsiTheme="majorHAnsi"/>
+      <w:rFonts w:ascii="Times New Roman" w:asciiTheme="majorHAnsi" w:cstheme="majorBidi" w:eastAsia="黑体" w:hAnsi="Times New Roman" w:hAnsiTheme="majorHAnsi"/>
       <w:b/>
       <w:bCs/>
       <w:color w:val="1F3864"/>
@@ -3515,7 +3858,7 @@
       <w:outlineLvl w:val="1"/>
     </w:pPr>
     <w:rPr>
-      <w:rFonts w:ascii="Times New Roman" w:asciiTheme="majorHAnsi" w:cstheme="majorBidi" w:eastAsia="黑体" w:eastAsiaTheme="majorEastAsia" w:hAnsi="Times New Roman" w:hAnsiTheme="majorHAnsi"/>
+      <w:rFonts w:ascii="Times New Roman" w:asciiTheme="majorHAnsi" w:cstheme="majorBidi" w:eastAsia="黑体" w:hAnsi="Times New Roman" w:hAnsiTheme="majorHAnsi"/>
       <w:b/>
       <w:bCs/>
       <w:color w:val="2E4E7E"/>
@@ -3539,7 +3882,7 @@
       <w:outlineLvl w:val="2"/>
     </w:pPr>
     <w:rPr>
-      <w:rFonts w:ascii="Times New Roman" w:asciiTheme="majorHAnsi" w:cstheme="majorBidi" w:eastAsia="黑体" w:eastAsiaTheme="majorEastAsia" w:hAnsi="Times New Roman" w:hAnsiTheme="majorHAnsi"/>
+      <w:rFonts w:ascii="Times New Roman" w:asciiTheme="majorHAnsi" w:cstheme="majorBidi" w:eastAsia="黑体" w:hAnsi="Times New Roman" w:hAnsiTheme="majorHAnsi"/>
       <w:b/>
       <w:bCs/>
       <w:color w:val="2E4E7E"/>
@@ -3563,7 +3906,7 @@
       <w:outlineLvl w:val="3"/>
     </w:pPr>
     <w:rPr>
-      <w:rFonts w:ascii="Times New Roman" w:asciiTheme="majorHAnsi" w:cstheme="majorBidi" w:eastAsia="黑体" w:eastAsiaTheme="majorEastAsia" w:hAnsi="Times New Roman" w:hAnsiTheme="majorHAnsi"/>
+      <w:rFonts w:ascii="Times New Roman" w:asciiTheme="majorHAnsi" w:cstheme="majorBidi" w:eastAsia="黑体" w:hAnsi="Times New Roman" w:hAnsiTheme="majorHAnsi"/>
       <w:b/>
       <w:bCs/>
       <w:i/>
@@ -3589,7 +3932,7 @@
       <w:outlineLvl w:val="4"/>
     </w:pPr>
     <w:rPr>
-      <w:rFonts w:ascii="Times New Roman" w:asciiTheme="majorHAnsi" w:cstheme="majorBidi" w:eastAsia="黑体" w:eastAsiaTheme="majorEastAsia" w:hAnsi="Times New Roman" w:hAnsiTheme="majorHAnsi"/>
+      <w:rFonts w:ascii="Times New Roman" w:asciiTheme="majorHAnsi" w:cstheme="majorBidi" w:eastAsia="黑体" w:hAnsi="Times New Roman" w:hAnsiTheme="majorHAnsi"/>
       <w:b/>
       <w:color w:val="333333"/>
       <w:sz w:val="22"/>
@@ -3612,7 +3955,7 @@
       <w:outlineLvl w:val="5"/>
     </w:pPr>
     <w:rPr>
-      <w:rFonts w:asciiTheme="majorHAnsi" w:cstheme="majorBidi" w:eastAsiaTheme="majorEastAsia" w:hAnsiTheme="majorHAnsi"/>
+      <w:rFonts w:asciiTheme="majorHAnsi" w:cstheme="majorBidi" w:hAnsiTheme="majorHAnsi" w:eastAsia="黑体"/>
       <w:i/>
       <w:iCs/>
       <w:color w:themeColor="accent1" w:themeShade="7F" w:val="243F60"/>
@@ -3635,7 +3978,7 @@
       <w:outlineLvl w:val="6"/>
     </w:pPr>
     <w:rPr>
-      <w:rFonts w:asciiTheme="majorHAnsi" w:cstheme="majorBidi" w:eastAsiaTheme="majorEastAsia" w:hAnsiTheme="majorHAnsi"/>
+      <w:rFonts w:asciiTheme="majorHAnsi" w:cstheme="majorBidi" w:hAnsiTheme="majorHAnsi" w:eastAsia="黑体"/>
       <w:i/>
       <w:iCs/>
       <w:color w:themeColor="text1" w:themeTint="BF" w:val="404040"/>
@@ -3658,7 +4001,7 @@
       <w:outlineLvl w:val="7"/>
     </w:pPr>
     <w:rPr>
-      <w:rFonts w:asciiTheme="majorHAnsi" w:cstheme="majorBidi" w:eastAsiaTheme="majorEastAsia" w:hAnsiTheme="majorHAnsi"/>
+      <w:rFonts w:asciiTheme="majorHAnsi" w:cstheme="majorBidi" w:hAnsiTheme="majorHAnsi" w:eastAsia="黑体"/>
       <w:color w:themeColor="accent1" w:val="4F81BD"/>
       <w:sz w:val="20"/>
       <w:szCs w:val="20"/>
@@ -3681,7 +4024,7 @@
       <w:outlineLvl w:val="8"/>
     </w:pPr>
     <w:rPr>
-      <w:rFonts w:asciiTheme="majorHAnsi" w:cstheme="majorBidi" w:eastAsiaTheme="majorEastAsia" w:hAnsiTheme="majorHAnsi"/>
+      <w:rFonts w:asciiTheme="majorHAnsi" w:cstheme="majorBidi" w:hAnsiTheme="majorHAnsi" w:eastAsia="黑体"/>
       <w:i/>
       <w:iCs/>
       <w:color w:themeColor="text1" w:themeTint="BF" w:val="404040"/>
@@ -3732,7 +4075,7 @@
     <w:uiPriority w:val="9"/>
     <w:rsid w:val="00FC693F"/>
     <w:rPr>
-      <w:rFonts w:asciiTheme="majorHAnsi" w:cstheme="majorBidi" w:eastAsiaTheme="majorEastAsia" w:hAnsiTheme="majorHAnsi"/>
+      <w:rFonts w:asciiTheme="majorHAnsi" w:cstheme="majorBidi" w:hAnsiTheme="majorHAnsi" w:eastAsia="黑体"/>
       <w:b/>
       <w:bCs/>
       <w:color w:themeColor="accent1" w:themeShade="BF" w:val="365F91"/>
@@ -3747,7 +4090,7 @@
     <w:uiPriority w:val="9"/>
     <w:rsid w:val="00FC693F"/>
     <w:rPr>
-      <w:rFonts w:asciiTheme="majorHAnsi" w:cstheme="majorBidi" w:eastAsiaTheme="majorEastAsia" w:hAnsiTheme="majorHAnsi"/>
+      <w:rFonts w:asciiTheme="majorHAnsi" w:cstheme="majorBidi" w:hAnsiTheme="majorHAnsi" w:eastAsia="黑体"/>
       <w:b/>
       <w:bCs/>
       <w:color w:themeColor="accent1" w:val="4F81BD"/>
@@ -3762,7 +4105,7 @@
     <w:uiPriority w:val="9"/>
     <w:rsid w:val="00FC693F"/>
     <w:rPr>
-      <w:rFonts w:asciiTheme="majorHAnsi" w:cstheme="majorBidi" w:eastAsiaTheme="majorEastAsia" w:hAnsiTheme="majorHAnsi"/>
+      <w:rFonts w:asciiTheme="majorHAnsi" w:cstheme="majorBidi" w:hAnsiTheme="majorHAnsi" w:eastAsia="黑体"/>
       <w:b/>
       <w:bCs/>
       <w:color w:themeColor="accent1" w:val="4F81BD"/>
@@ -3785,7 +4128,7 @@
       <w:contextualSpacing/>
     </w:pPr>
     <w:rPr>
-      <w:rFonts w:ascii="Times New Roman" w:asciiTheme="majorHAnsi" w:cstheme="majorBidi" w:eastAsia="黑体" w:eastAsiaTheme="majorEastAsia" w:hAnsi="Times New Roman" w:hAnsiTheme="majorHAnsi"/>
+      <w:rFonts w:ascii="Times New Roman" w:asciiTheme="majorHAnsi" w:cstheme="majorBidi" w:eastAsia="黑体" w:hAnsi="Times New Roman" w:hAnsiTheme="majorHAnsi"/>
       <w:b/>
       <w:color w:val="1F3864"/>
       <w:spacing w:val="5"/>
@@ -3801,7 +4144,7 @@
     <w:uiPriority w:val="10"/>
     <w:rsid w:val="00FC693F"/>
     <w:rPr>
-      <w:rFonts w:asciiTheme="majorHAnsi" w:cstheme="majorBidi" w:eastAsiaTheme="majorEastAsia" w:hAnsiTheme="majorHAnsi"/>
+      <w:rFonts w:asciiTheme="majorHAnsi" w:cstheme="majorBidi" w:hAnsiTheme="majorHAnsi" w:eastAsia="黑体"/>
       <w:color w:themeColor="text2" w:themeShade="BF" w:val="17365D"/>
       <w:spacing w:val="5"/>
       <w:kern w:val="28"/>
@@ -3823,7 +4166,7 @@
       </w:numPr>
     </w:pPr>
     <w:rPr>
-      <w:rFonts w:asciiTheme="majorHAnsi" w:cstheme="majorBidi" w:eastAsiaTheme="majorEastAsia" w:hAnsiTheme="majorHAnsi"/>
+      <w:rFonts w:asciiTheme="majorHAnsi" w:cstheme="majorBidi" w:hAnsiTheme="majorHAnsi" w:eastAsia="黑体"/>
       <w:i/>
       <w:iCs/>
       <w:color w:themeColor="accent1" w:val="4F81BD"/>
@@ -3839,7 +4182,7 @@
     <w:uiPriority w:val="11"/>
     <w:rsid w:val="00FC693F"/>
     <w:rPr>
-      <w:rFonts w:asciiTheme="majorHAnsi" w:cstheme="majorBidi" w:eastAsiaTheme="majorEastAsia" w:hAnsiTheme="majorHAnsi"/>
+      <w:rFonts w:asciiTheme="majorHAnsi" w:cstheme="majorBidi" w:hAnsiTheme="majorHAnsi" w:eastAsia="黑体"/>
       <w:i/>
       <w:iCs/>
       <w:color w:themeColor="accent1" w:val="4F81BD"/>
@@ -3906,6 +4249,7 @@
       <w:spacing w:after="120"/>
     </w:pPr>
     <w:rPr>
+      <w:rFonts w:eastAsia="黑体"/>
       <w:sz w:val="16"/>
       <w:szCs w:val="16"/>
     </w:rPr>
@@ -3917,6 +4261,7 @@
     <w:uiPriority w:val="99"/>
     <w:rsid w:val="00AA1D8D"/>
     <w:rPr>
+      <w:rFonts w:eastAsia="黑体"/>
       <w:sz w:val="16"/>
       <w:szCs w:val="16"/>
     </w:rPr>
@@ -4086,7 +4431,7 @@
       </w:tabs>
     </w:pPr>
     <w:rPr>
-      <w:rFonts w:ascii="Courier" w:hAnsi="Courier"/>
+      <w:rFonts w:ascii="Courier" w:hAnsi="Courier" w:eastAsia="黑体"/>
       <w:sz w:val="20"/>
       <w:szCs w:val="20"/>
     </w:rPr>
@@ -4098,7 +4443,7 @@
     <w:uiPriority w:val="99"/>
     <w:rsid w:val="0029639D"/>
     <w:rPr>
-      <w:rFonts w:ascii="Courier" w:hAnsi="Courier"/>
+      <w:rFonts w:ascii="Courier" w:hAnsi="Courier" w:eastAsia="黑体"/>
       <w:sz w:val="20"/>
       <w:szCs w:val="20"/>
     </w:rPr>
@@ -4134,6 +4479,7 @@
     <w:uiPriority w:val="29"/>
     <w:rsid w:val="00FC693F"/>
     <w:rPr>
+      <w:rFonts w:eastAsia="黑体"/>
       <w:i/>
       <w:iCs/>
       <w:color w:themeColor="text1" w:val="000000"/>
@@ -4147,7 +4493,7 @@
     <w:semiHidden/>
     <w:rsid w:val="00FC693F"/>
     <w:rPr>
-      <w:rFonts w:asciiTheme="majorHAnsi" w:cstheme="majorBidi" w:eastAsiaTheme="majorEastAsia" w:hAnsiTheme="majorHAnsi"/>
+      <w:rFonts w:asciiTheme="majorHAnsi" w:cstheme="majorBidi" w:hAnsiTheme="majorHAnsi" w:eastAsia="黑体"/>
       <w:b/>
       <w:bCs/>
       <w:i/>
@@ -4163,7 +4509,7 @@
     <w:semiHidden/>
     <w:rsid w:val="00FC693F"/>
     <w:rPr>
-      <w:rFonts w:asciiTheme="majorHAnsi" w:cstheme="majorBidi" w:eastAsiaTheme="majorEastAsia" w:hAnsiTheme="majorHAnsi"/>
+      <w:rFonts w:asciiTheme="majorHAnsi" w:cstheme="majorBidi" w:hAnsiTheme="majorHAnsi" w:eastAsia="黑体"/>
       <w:color w:themeColor="accent1" w:themeShade="7F" w:val="243F60"/>
     </w:rPr>
   </w:style>
@@ -4175,7 +4521,7 @@
     <w:semiHidden/>
     <w:rsid w:val="00FC693F"/>
     <w:rPr>
-      <w:rFonts w:asciiTheme="majorHAnsi" w:cstheme="majorBidi" w:eastAsiaTheme="majorEastAsia" w:hAnsiTheme="majorHAnsi"/>
+      <w:rFonts w:asciiTheme="majorHAnsi" w:cstheme="majorBidi" w:hAnsiTheme="majorHAnsi" w:eastAsia="黑体"/>
       <w:i/>
       <w:iCs/>
       <w:color w:themeColor="accent1" w:themeShade="7F" w:val="243F60"/>
@@ -4189,7 +4535,7 @@
     <w:semiHidden/>
     <w:rsid w:val="00FC693F"/>
     <w:rPr>
-      <w:rFonts w:asciiTheme="majorHAnsi" w:cstheme="majorBidi" w:eastAsiaTheme="majorEastAsia" w:hAnsiTheme="majorHAnsi"/>
+      <w:rFonts w:asciiTheme="majorHAnsi" w:cstheme="majorBidi" w:hAnsiTheme="majorHAnsi" w:eastAsia="黑体"/>
       <w:i/>
       <w:iCs/>
       <w:color w:themeColor="text1" w:themeTint="BF" w:val="404040"/>
@@ -4203,7 +4549,7 @@
     <w:semiHidden/>
     <w:rsid w:val="00FC693F"/>
     <w:rPr>
-      <w:rFonts w:asciiTheme="majorHAnsi" w:cstheme="majorBidi" w:eastAsiaTheme="majorEastAsia" w:hAnsiTheme="majorHAnsi"/>
+      <w:rFonts w:asciiTheme="majorHAnsi" w:cstheme="majorBidi" w:hAnsiTheme="majorHAnsi" w:eastAsia="黑体"/>
       <w:color w:themeColor="accent1" w:val="4F81BD"/>
       <w:sz w:val="20"/>
       <w:szCs w:val="20"/>
@@ -4217,7 +4563,7 @@
     <w:semiHidden/>
     <w:rsid w:val="00FC693F"/>
     <w:rPr>
-      <w:rFonts w:asciiTheme="majorHAnsi" w:cstheme="majorBidi" w:eastAsiaTheme="majorEastAsia" w:hAnsiTheme="majorHAnsi"/>
+      <w:rFonts w:asciiTheme="majorHAnsi" w:cstheme="majorBidi" w:hAnsiTheme="majorHAnsi" w:eastAsia="黑体"/>
       <w:i/>
       <w:iCs/>
       <w:color w:themeColor="text1" w:themeTint="BF" w:val="404040"/>
@@ -4238,6 +4584,7 @@
       <w:spacing w:line="240" w:lineRule="auto"/>
     </w:pPr>
     <w:rPr>
+      <w:rFonts w:eastAsia="黑体"/>
       <w:b/>
       <w:bCs/>
       <w:color w:themeColor="accent1" w:val="4F81BD"/>
@@ -4252,6 +4599,7 @@
     <w:qFormat/>
     <w:rsid w:val="00FC693F"/>
     <w:rPr>
+      <w:rFonts w:eastAsia="黑体"/>
       <w:b/>
       <w:bCs/>
     </w:rPr>
@@ -4263,6 +4611,7 @@
     <w:qFormat/>
     <w:rsid w:val="00FC693F"/>
     <w:rPr>
+      <w:rFonts w:eastAsia="黑体"/>
       <w:i/>
       <w:iCs/>
     </w:rPr>
@@ -4283,6 +4632,7 @@
       <w:ind w:left="936" w:right="936"/>
     </w:pPr>
     <w:rPr>
+      <w:rFonts w:eastAsia="黑体"/>
       <w:b/>
       <w:bCs/>
       <w:i/>
@@ -4297,6 +4647,7 @@
     <w:uiPriority w:val="30"/>
     <w:rsid w:val="00FC693F"/>
     <w:rPr>
+      <w:rFonts w:eastAsia="黑体"/>
       <w:b/>
       <w:bCs/>
       <w:i/>
@@ -4311,6 +4662,7 @@
     <w:qFormat/>
     <w:rsid w:val="00FC693F"/>
     <w:rPr>
+      <w:rFonts w:eastAsia="黑体"/>
       <w:i/>
       <w:iCs/>
       <w:color w:themeColor="text1" w:themeTint="7F" w:val="808080"/>
@@ -4323,6 +4675,7 @@
     <w:qFormat/>
     <w:rsid w:val="00FC693F"/>
     <w:rPr>
+      <w:rFonts w:eastAsia="黑体"/>
       <w:b/>
       <w:bCs/>
       <w:i/>
@@ -4337,6 +4690,7 @@
     <w:qFormat/>
     <w:rsid w:val="00FC693F"/>
     <w:rPr>
+      <w:rFonts w:eastAsia="黑体"/>
       <w:smallCaps/>
       <w:color w:themeColor="accent2" w:val="C0504D"/>
       <w:u w:val="single"/>
@@ -4349,6 +4703,7 @@
     <w:qFormat/>
     <w:rsid w:val="00FC693F"/>
     <w:rPr>
+      <w:rFonts w:eastAsia="黑体"/>
       <w:b/>
       <w:bCs/>
       <w:smallCaps/>
@@ -4364,6 +4719,7 @@
     <w:qFormat/>
     <w:rsid w:val="00FC693F"/>
     <w:rPr>
+      <w:rFonts w:eastAsia="黑体"/>
       <w:b/>
       <w:bCs/>
       <w:smallCaps/>
@@ -4418,6 +4774,7 @@
       <w:spacing w:after="0" w:line="240" w:lineRule="auto"/>
     </w:pPr>
     <w:rPr>
+      <w:rFonts w:eastAsia="黑体"/>
       <w:color w:themeColor="text1" w:themeShade="BF" w:val="000000"/>
     </w:rPr>
     <w:tblPr>
@@ -4440,6 +4797,7 @@
         <w:spacing w:after="0" w:before="0" w:line="240" w:lineRule="auto"/>
       </w:pPr>
       <w:rPr>
+        <w:rFonts w:eastAsia="黑体"/>
         <w:b/>
         <w:bCs/>
       </w:rPr>
@@ -4460,6 +4818,7 @@
         <w:spacing w:after="0" w:before="0" w:line="240" w:lineRule="auto"/>
       </w:pPr>
       <w:rPr>
+        <w:rFonts w:eastAsia="黑体"/>
         <w:b/>
         <w:bCs/>
       </w:rPr>
@@ -4477,12 +4836,14 @@
     </w:tblStylePr>
     <w:tblStylePr w:type="firstCol">
       <w:rPr>
+        <w:rFonts w:eastAsia="黑体"/>
         <w:b/>
         <w:bCs/>
       </w:rPr>
     </w:tblStylePr>
     <w:tblStylePr w:type="lastCol">
       <w:rPr>
+        <w:rFonts w:eastAsia="黑体"/>
         <w:b/>
         <w:bCs/>
       </w:rPr>
@@ -4521,6 +4882,7 @@
       <w:spacing w:after="0" w:line="240" w:lineRule="auto"/>
     </w:pPr>
     <w:rPr>
+      <w:rFonts w:eastAsia="黑体"/>
       <w:color w:themeColor="accent1" w:themeShade="BF" w:val="365F91"/>
     </w:rPr>
     <w:tblPr>
@@ -4543,6 +4905,7 @@
         <w:spacing w:after="0" w:before="0" w:line="240" w:lineRule="auto"/>
       </w:pPr>
       <w:rPr>
+        <w:rFonts w:eastAsia="黑体"/>
         <w:b/>
         <w:bCs/>
       </w:rPr>
@@ -4563,6 +4926,7 @@
         <w:spacing w:after="0" w:before="0" w:line="240" w:lineRule="auto"/>
       </w:pPr>
       <w:rPr>
+        <w:rFonts w:eastAsia="黑体"/>
         <w:b/>
         <w:bCs/>
       </w:rPr>
@@ -4580,12 +4944,14 @@
     </w:tblStylePr>
     <w:tblStylePr w:type="firstCol">
       <w:rPr>
+        <w:rFonts w:eastAsia="黑体"/>
         <w:b/>
         <w:bCs/>
       </w:rPr>
     </w:tblStylePr>
     <w:tblStylePr w:type="lastCol">
       <w:rPr>
+        <w:rFonts w:eastAsia="黑体"/>
         <w:b/>
         <w:bCs/>
       </w:rPr>
@@ -4624,6 +4990,7 @@
       <w:spacing w:after="0" w:line="240" w:lineRule="auto"/>
     </w:pPr>
     <w:rPr>
+      <w:rFonts w:eastAsia="黑体"/>
       <w:color w:themeColor="accent2" w:themeShade="BF" w:val="943634"/>
     </w:rPr>
     <w:tblPr>
@@ -4646,6 +5013,7 @@
         <w:spacing w:after="0" w:before="0" w:line="240" w:lineRule="auto"/>
       </w:pPr>
       <w:rPr>
+        <w:rFonts w:eastAsia="黑体"/>
         <w:b/>
         <w:bCs/>
       </w:rPr>
@@ -4666,6 +5034,7 @@
         <w:spacing w:after="0" w:before="0" w:line="240" w:lineRule="auto"/>
       </w:pPr>
       <w:rPr>
+        <w:rFonts w:eastAsia="黑体"/>
         <w:b/>
         <w:bCs/>
       </w:rPr>
@@ -4683,12 +5052,14 @@
     </w:tblStylePr>
     <w:tblStylePr w:type="firstCol">
       <w:rPr>
+        <w:rFonts w:eastAsia="黑体"/>
         <w:b/>
         <w:bCs/>
       </w:rPr>
     </w:tblStylePr>
     <w:tblStylePr w:type="lastCol">
       <w:rPr>
+        <w:rFonts w:eastAsia="黑体"/>
         <w:b/>
         <w:bCs/>
       </w:rPr>
@@ -4727,6 +5098,7 @@
       <w:spacing w:after="0" w:line="240" w:lineRule="auto"/>
     </w:pPr>
     <w:rPr>
+      <w:rFonts w:eastAsia="黑体"/>
       <w:color w:themeColor="accent3" w:themeShade="BF" w:val="76923C"/>
     </w:rPr>
     <w:tblPr>
@@ -4749,6 +5121,7 @@
         <w:spacing w:after="0" w:before="0" w:line="240" w:lineRule="auto"/>
       </w:pPr>
       <w:rPr>
+        <w:rFonts w:eastAsia="黑体"/>
         <w:b/>
         <w:bCs/>
       </w:rPr>
@@ -4769,6 +5142,7 @@
         <w:spacing w:after="0" w:before="0" w:line="240" w:lineRule="auto"/>
       </w:pPr>
       <w:rPr>
+        <w:rFonts w:eastAsia="黑体"/>
         <w:b/>
         <w:bCs/>
       </w:rPr>
@@ -4786,12 +5160,14 @@
     </w:tblStylePr>
     <w:tblStylePr w:type="firstCol">
       <w:rPr>
+        <w:rFonts w:eastAsia="黑体"/>
         <w:b/>
         <w:bCs/>
       </w:rPr>
     </w:tblStylePr>
     <w:tblStylePr w:type="lastCol">
       <w:rPr>
+        <w:rFonts w:eastAsia="黑体"/>
         <w:b/>
         <w:bCs/>
       </w:rPr>
@@ -4830,6 +5206,7 @@
       <w:spacing w:after="0" w:line="240" w:lineRule="auto"/>
     </w:pPr>
     <w:rPr>
+      <w:rFonts w:eastAsia="黑体"/>
       <w:color w:themeColor="accent4" w:themeShade="BF" w:val="5F497A"/>
     </w:rPr>
     <w:tblPr>
@@ -4852,6 +5229,7 @@
         <w:spacing w:after="0" w:before="0" w:line="240" w:lineRule="auto"/>
       </w:pPr>
       <w:rPr>
+        <w:rFonts w:eastAsia="黑体"/>
         <w:b/>
         <w:bCs/>
       </w:rPr>
@@ -4872,6 +5250,7 @@
         <w:spacing w:after="0" w:before="0" w:line="240" w:lineRule="auto"/>
       </w:pPr>
       <w:rPr>
+        <w:rFonts w:eastAsia="黑体"/>
         <w:b/>
         <w:bCs/>
       </w:rPr>
@@ -4889,12 +5268,14 @@
     </w:tblStylePr>
     <w:tblStylePr w:type="firstCol">
       <w:rPr>
+        <w:rFonts w:eastAsia="黑体"/>
         <w:b/>
         <w:bCs/>
       </w:rPr>
     </w:tblStylePr>
     <w:tblStylePr w:type="lastCol">
       <w:rPr>
+        <w:rFonts w:eastAsia="黑体"/>
         <w:b/>
         <w:bCs/>
       </w:rPr>
@@ -4933,6 +5314,7 @@
       <w:spacing w:after="0" w:line="240" w:lineRule="auto"/>
     </w:pPr>
     <w:rPr>
+      <w:rFonts w:eastAsia="黑体"/>
       <w:color w:themeColor="accent5" w:themeShade="BF" w:val="31849B"/>
     </w:rPr>
     <w:tblPr>
@@ -4955,6 +5337,7 @@
         <w:spacing w:after="0" w:before="0" w:line="240" w:lineRule="auto"/>
       </w:pPr>
       <w:rPr>
+        <w:rFonts w:eastAsia="黑体"/>
         <w:b/>
         <w:bCs/>
       </w:rPr>
@@ -4975,6 +5358,7 @@
         <w:spacing w:after="0" w:before="0" w:line="240" w:lineRule="auto"/>
       </w:pPr>
       <w:rPr>
+        <w:rFonts w:eastAsia="黑体"/>
         <w:b/>
         <w:bCs/>
       </w:rPr>
@@ -4992,12 +5376,14 @@
     </w:tblStylePr>
     <w:tblStylePr w:type="firstCol">
       <w:rPr>
+        <w:rFonts w:eastAsia="黑体"/>
         <w:b/>
         <w:bCs/>
       </w:rPr>
     </w:tblStylePr>
     <w:tblStylePr w:type="lastCol">
       <w:rPr>
+        <w:rFonts w:eastAsia="黑体"/>
         <w:b/>
         <w:bCs/>
       </w:rPr>
@@ -5036,6 +5422,7 @@
       <w:spacing w:after="0" w:line="240" w:lineRule="auto"/>
     </w:pPr>
     <w:rPr>
+      <w:rFonts w:eastAsia="黑体"/>
       <w:color w:themeColor="accent6" w:themeShade="BF" w:val="E36C0A"/>
     </w:rPr>
     <w:tblPr>
@@ -5058,6 +5445,7 @@
         <w:spacing w:after="0" w:before="0" w:line="240" w:lineRule="auto"/>
       </w:pPr>
       <w:rPr>
+        <w:rFonts w:eastAsia="黑体"/>
         <w:b/>
         <w:bCs/>
       </w:rPr>
@@ -5078,6 +5466,7 @@
         <w:spacing w:after="0" w:before="0" w:line="240" w:lineRule="auto"/>
       </w:pPr>
       <w:rPr>
+        <w:rFonts w:eastAsia="黑体"/>
         <w:b/>
         <w:bCs/>
       </w:rPr>
@@ -5095,12 +5484,14 @@
     </w:tblStylePr>
     <w:tblStylePr w:type="firstCol">
       <w:rPr>
+        <w:rFonts w:eastAsia="黑体"/>
         <w:b/>
         <w:bCs/>
       </w:rPr>
     </w:tblStylePr>
     <w:tblStylePr w:type="lastCol">
       <w:rPr>
+        <w:rFonts w:eastAsia="黑体"/>
         <w:b/>
         <w:bCs/>
       </w:rPr>
@@ -5160,6 +5551,7 @@
         <w:spacing w:after="0" w:before="0" w:line="240" w:lineRule="auto"/>
       </w:pPr>
       <w:rPr>
+        <w:rFonts w:eastAsia="黑体"/>
         <w:b/>
         <w:bCs/>
         <w:color w:themeColor="background1" w:val="FFFFFF"/>
@@ -5174,6 +5566,7 @@
         <w:spacing w:after="0" w:before="0" w:line="240" w:lineRule="auto"/>
       </w:pPr>
       <w:rPr>
+        <w:rFonts w:eastAsia="黑体"/>
         <w:b/>
         <w:bCs/>
       </w:rPr>
@@ -5189,12 +5582,14 @@
     </w:tblStylePr>
     <w:tblStylePr w:type="firstCol">
       <w:rPr>
+        <w:rFonts w:eastAsia="黑体"/>
         <w:b/>
         <w:bCs/>
       </w:rPr>
     </w:tblStylePr>
     <w:tblStylePr w:type="lastCol">
       <w:rPr>
+        <w:rFonts w:eastAsia="黑体"/>
         <w:b/>
         <w:bCs/>
       </w:rPr>
@@ -5252,6 +5647,7 @@
         <w:spacing w:after="0" w:before="0" w:line="240" w:lineRule="auto"/>
       </w:pPr>
       <w:rPr>
+        <w:rFonts w:eastAsia="黑体"/>
         <w:b/>
         <w:bCs/>
         <w:color w:themeColor="background1" w:val="FFFFFF"/>
@@ -5266,6 +5662,7 @@
         <w:spacing w:after="0" w:before="0" w:line="240" w:lineRule="auto"/>
       </w:pPr>
       <w:rPr>
+        <w:rFonts w:eastAsia="黑体"/>
         <w:b/>
         <w:bCs/>
       </w:rPr>
@@ -5281,12 +5678,14 @@
     </w:tblStylePr>
     <w:tblStylePr w:type="firstCol">
       <w:rPr>
+        <w:rFonts w:eastAsia="黑体"/>
         <w:b/>
         <w:bCs/>
       </w:rPr>
     </w:tblStylePr>
     <w:tblStylePr w:type="lastCol">
       <w:rPr>
+        <w:rFonts w:eastAsia="黑体"/>
         <w:b/>
         <w:bCs/>
       </w:rPr>
@@ -5344,6 +5743,7 @@
         <w:spacing w:after="0" w:before="0" w:line="240" w:lineRule="auto"/>
       </w:pPr>
       <w:rPr>
+        <w:rFonts w:eastAsia="黑体"/>
         <w:b/>
         <w:bCs/>
         <w:color w:themeColor="background1" w:val="FFFFFF"/>
@@ -5358,6 +5758,7 @@
         <w:spacing w:after="0" w:before="0" w:line="240" w:lineRule="auto"/>
       </w:pPr>
       <w:rPr>
+        <w:rFonts w:eastAsia="黑体"/>
         <w:b/>
         <w:bCs/>
       </w:rPr>
@@ -5373,12 +5774,14 @@
     </w:tblStylePr>
     <w:tblStylePr w:type="firstCol">
       <w:rPr>
+        <w:rFonts w:eastAsia="黑体"/>
         <w:b/>
         <w:bCs/>
       </w:rPr>
     </w:tblStylePr>
     <w:tblStylePr w:type="lastCol">
       <w:rPr>
+        <w:rFonts w:eastAsia="黑体"/>
         <w:b/>
         <w:bCs/>
       </w:rPr>
@@ -5436,6 +5839,7 @@
         <w:spacing w:after="0" w:before="0" w:line="240" w:lineRule="auto"/>
       </w:pPr>
       <w:rPr>
+        <w:rFonts w:eastAsia="黑体"/>
         <w:b/>
         <w:bCs/>
         <w:color w:themeColor="background1" w:val="FFFFFF"/>
@@ -5450,6 +5854,7 @@
         <w:spacing w:after="0" w:before="0" w:line="240" w:lineRule="auto"/>
       </w:pPr>
       <w:rPr>
+        <w:rFonts w:eastAsia="黑体"/>
         <w:b/>
         <w:bCs/>
       </w:rPr>
@@ -5465,12 +5870,14 @@
     </w:tblStylePr>
     <w:tblStylePr w:type="firstCol">
       <w:rPr>
+        <w:rFonts w:eastAsia="黑体"/>
         <w:b/>
         <w:bCs/>
       </w:rPr>
     </w:tblStylePr>
     <w:tblStylePr w:type="lastCol">
       <w:rPr>
+        <w:rFonts w:eastAsia="黑体"/>
         <w:b/>
         <w:bCs/>
       </w:rPr>
@@ -5528,6 +5935,7 @@
         <w:spacing w:after="0" w:before="0" w:line="240" w:lineRule="auto"/>
       </w:pPr>
       <w:rPr>
+        <w:rFonts w:eastAsia="黑体"/>
         <w:b/>
         <w:bCs/>
         <w:color w:themeColor="background1" w:val="FFFFFF"/>
@@ -5542,6 +5950,7 @@
         <w:spacing w:after="0" w:before="0" w:line="240" w:lineRule="auto"/>
       </w:pPr>
       <w:rPr>
+        <w:rFonts w:eastAsia="黑体"/>
         <w:b/>
         <w:bCs/>
       </w:rPr>
@@ -5557,12 +5966,14 @@
     </w:tblStylePr>
     <w:tblStylePr w:type="firstCol">
       <w:rPr>
+        <w:rFonts w:eastAsia="黑体"/>
         <w:b/>
         <w:bCs/>
       </w:rPr>
     </w:tblStylePr>
     <w:tblStylePr w:type="lastCol">
       <w:rPr>
+        <w:rFonts w:eastAsia="黑体"/>
         <w:b/>
         <w:bCs/>
       </w:rPr>
@@ -5620,6 +6031,7 @@
         <w:spacing w:after="0" w:before="0" w:line="240" w:lineRule="auto"/>
       </w:pPr>
       <w:rPr>
+        <w:rFonts w:eastAsia="黑体"/>
         <w:b/>
         <w:bCs/>
         <w:color w:themeColor="background1" w:val="FFFFFF"/>
@@ -5634,6 +6046,7 @@
         <w:spacing w:after="0" w:before="0" w:line="240" w:lineRule="auto"/>
       </w:pPr>
       <w:rPr>
+        <w:rFonts w:eastAsia="黑体"/>
         <w:b/>
         <w:bCs/>
       </w:rPr>
@@ -5649,12 +6062,14 @@
     </w:tblStylePr>
     <w:tblStylePr w:type="firstCol">
       <w:rPr>
+        <w:rFonts w:eastAsia="黑体"/>
         <w:b/>
         <w:bCs/>
       </w:rPr>
     </w:tblStylePr>
     <w:tblStylePr w:type="lastCol">
       <w:rPr>
+        <w:rFonts w:eastAsia="黑体"/>
         <w:b/>
         <w:bCs/>
       </w:rPr>
@@ -5712,6 +6127,7 @@
         <w:spacing w:after="0" w:before="0" w:line="240" w:lineRule="auto"/>
       </w:pPr>
       <w:rPr>
+        <w:rFonts w:eastAsia="黑体"/>
         <w:b/>
         <w:bCs/>
         <w:color w:themeColor="background1" w:val="FFFFFF"/>
@@ -5726,6 +6142,7 @@
         <w:spacing w:after="0" w:before="0" w:line="240" w:lineRule="auto"/>
       </w:pPr>
       <w:rPr>
+        <w:rFonts w:eastAsia="黑体"/>
         <w:b/>
         <w:bCs/>
       </w:rPr>
@@ -5741,12 +6158,14 @@
     </w:tblStylePr>
     <w:tblStylePr w:type="firstCol">
       <w:rPr>
+        <w:rFonts w:eastAsia="黑体"/>
         <w:b/>
         <w:bCs/>
       </w:rPr>
     </w:tblStylePr>
     <w:tblStylePr w:type="lastCol">
       <w:rPr>
+        <w:rFonts w:eastAsia="黑体"/>
         <w:b/>
         <w:bCs/>
       </w:rPr>
@@ -5806,7 +6225,7 @@
         <w:spacing w:after="0" w:before="0" w:line="240" w:lineRule="auto"/>
       </w:pPr>
       <w:rPr>
-        <w:rFonts w:asciiTheme="majorHAnsi" w:cstheme="majorBidi" w:eastAsiaTheme="majorEastAsia" w:hAnsiTheme="majorHAnsi"/>
+        <w:rFonts w:asciiTheme="majorHAnsi" w:cstheme="majorBidi" w:hAnsiTheme="majorHAnsi" w:eastAsia="黑体"/>
         <w:b/>
         <w:bCs/>
       </w:rPr>
@@ -5827,7 +6246,7 @@
         <w:spacing w:after="0" w:before="0" w:line="240" w:lineRule="auto"/>
       </w:pPr>
       <w:rPr>
-        <w:rFonts w:asciiTheme="majorHAnsi" w:cstheme="majorBidi" w:eastAsiaTheme="majorEastAsia" w:hAnsiTheme="majorHAnsi"/>
+        <w:rFonts w:asciiTheme="majorHAnsi" w:cstheme="majorBidi" w:hAnsiTheme="majorHAnsi" w:eastAsia="黑体"/>
         <w:b/>
         <w:bCs/>
       </w:rPr>
@@ -5845,14 +6264,14 @@
     </w:tblStylePr>
     <w:tblStylePr w:type="firstCol">
       <w:rPr>
-        <w:rFonts w:asciiTheme="majorHAnsi" w:cstheme="majorBidi" w:eastAsiaTheme="majorEastAsia" w:hAnsiTheme="majorHAnsi"/>
+        <w:rFonts w:asciiTheme="majorHAnsi" w:cstheme="majorBidi" w:hAnsiTheme="majorHAnsi" w:eastAsia="黑体"/>
         <w:b/>
         <w:bCs/>
       </w:rPr>
     </w:tblStylePr>
     <w:tblStylePr w:type="lastCol">
       <w:rPr>
-        <w:rFonts w:asciiTheme="majorHAnsi" w:cstheme="majorBidi" w:eastAsiaTheme="majorEastAsia" w:hAnsiTheme="majorHAnsi"/>
+        <w:rFonts w:asciiTheme="majorHAnsi" w:cstheme="majorBidi" w:hAnsiTheme="majorHAnsi" w:eastAsia="黑体"/>
         <w:b/>
         <w:bCs/>
       </w:rPr>
@@ -5936,7 +6355,7 @@
         <w:spacing w:after="0" w:before="0" w:line="240" w:lineRule="auto"/>
       </w:pPr>
       <w:rPr>
-        <w:rFonts w:asciiTheme="majorHAnsi" w:cstheme="majorBidi" w:eastAsiaTheme="majorEastAsia" w:hAnsiTheme="majorHAnsi"/>
+        <w:rFonts w:asciiTheme="majorHAnsi" w:cstheme="majorBidi" w:hAnsiTheme="majorHAnsi" w:eastAsia="黑体"/>
         <w:b/>
         <w:bCs/>
       </w:rPr>
@@ -5957,7 +6376,7 @@
         <w:spacing w:after="0" w:before="0" w:line="240" w:lineRule="auto"/>
       </w:pPr>
       <w:rPr>
-        <w:rFonts w:asciiTheme="majorHAnsi" w:cstheme="majorBidi" w:eastAsiaTheme="majorEastAsia" w:hAnsiTheme="majorHAnsi"/>
+        <w:rFonts w:asciiTheme="majorHAnsi" w:cstheme="majorBidi" w:hAnsiTheme="majorHAnsi" w:eastAsia="黑体"/>
         <w:b/>
         <w:bCs/>
       </w:rPr>
@@ -5975,14 +6394,14 @@
     </w:tblStylePr>
     <w:tblStylePr w:type="firstCol">
       <w:rPr>
-        <w:rFonts w:asciiTheme="majorHAnsi" w:cstheme="majorBidi" w:eastAsiaTheme="majorEastAsia" w:hAnsiTheme="majorHAnsi"/>
+        <w:rFonts w:asciiTheme="majorHAnsi" w:cstheme="majorBidi" w:hAnsiTheme="majorHAnsi" w:eastAsia="黑体"/>
         <w:b/>
         <w:bCs/>
       </w:rPr>
     </w:tblStylePr>
     <w:tblStylePr w:type="lastCol">
       <w:rPr>
-        <w:rFonts w:asciiTheme="majorHAnsi" w:cstheme="majorBidi" w:eastAsiaTheme="majorEastAsia" w:hAnsiTheme="majorHAnsi"/>
+        <w:rFonts w:asciiTheme="majorHAnsi" w:cstheme="majorBidi" w:hAnsiTheme="majorHAnsi" w:eastAsia="黑体"/>
         <w:b/>
         <w:bCs/>
       </w:rPr>
@@ -6066,7 +6485,7 @@
         <w:spacing w:after="0" w:before="0" w:line="240" w:lineRule="auto"/>
       </w:pPr>
       <w:rPr>
-        <w:rFonts w:asciiTheme="majorHAnsi" w:cstheme="majorBidi" w:eastAsiaTheme="majorEastAsia" w:hAnsiTheme="majorHAnsi"/>
+        <w:rFonts w:asciiTheme="majorHAnsi" w:cstheme="majorBidi" w:hAnsiTheme="majorHAnsi" w:eastAsia="黑体"/>
         <w:b/>
         <w:bCs/>
       </w:rPr>
@@ -6087,7 +6506,7 @@
         <w:spacing w:after="0" w:before="0" w:line="240" w:lineRule="auto"/>
       </w:pPr>
       <w:rPr>
-        <w:rFonts w:asciiTheme="majorHAnsi" w:cstheme="majorBidi" w:eastAsiaTheme="majorEastAsia" w:hAnsiTheme="majorHAnsi"/>
+        <w:rFonts w:asciiTheme="majorHAnsi" w:cstheme="majorBidi" w:hAnsiTheme="majorHAnsi" w:eastAsia="黑体"/>
         <w:b/>
         <w:bCs/>
       </w:rPr>
@@ -6105,14 +6524,14 @@
     </w:tblStylePr>
     <w:tblStylePr w:type="firstCol">
       <w:rPr>
-        <w:rFonts w:asciiTheme="majorHAnsi" w:cstheme="majorBidi" w:eastAsiaTheme="majorEastAsia" w:hAnsiTheme="majorHAnsi"/>
+        <w:rFonts w:asciiTheme="majorHAnsi" w:cstheme="majorBidi" w:hAnsiTheme="majorHAnsi" w:eastAsia="黑体"/>
         <w:b/>
         <w:bCs/>
       </w:rPr>
     </w:tblStylePr>
     <w:tblStylePr w:type="lastCol">
       <w:rPr>
-        <w:rFonts w:asciiTheme="majorHAnsi" w:cstheme="majorBidi" w:eastAsiaTheme="majorEastAsia" w:hAnsiTheme="majorHAnsi"/>
+        <w:rFonts w:asciiTheme="majorHAnsi" w:cstheme="majorBidi" w:hAnsiTheme="majorHAnsi" w:eastAsia="黑体"/>
         <w:b/>
         <w:bCs/>
       </w:rPr>
@@ -6196,7 +6615,7 @@
         <w:spacing w:after="0" w:before="0" w:line="240" w:lineRule="auto"/>
       </w:pPr>
       <w:rPr>
-        <w:rFonts w:asciiTheme="majorHAnsi" w:cstheme="majorBidi" w:eastAsiaTheme="majorEastAsia" w:hAnsiTheme="majorHAnsi"/>
+        <w:rFonts w:asciiTheme="majorHAnsi" w:cstheme="majorBidi" w:hAnsiTheme="majorHAnsi" w:eastAsia="黑体"/>
         <w:b/>
         <w:bCs/>
       </w:rPr>
@@ -6217,7 +6636,7 @@
         <w:spacing w:after="0" w:before="0" w:line="240" w:lineRule="auto"/>
       </w:pPr>
       <w:rPr>
-        <w:rFonts w:asciiTheme="majorHAnsi" w:cstheme="majorBidi" w:eastAsiaTheme="majorEastAsia" w:hAnsiTheme="majorHAnsi"/>
+        <w:rFonts w:asciiTheme="majorHAnsi" w:cstheme="majorBidi" w:hAnsiTheme="majorHAnsi" w:eastAsia="黑体"/>
         <w:b/>
         <w:bCs/>
       </w:rPr>
@@ -6235,14 +6654,14 @@
     </w:tblStylePr>
     <w:tblStylePr w:type="firstCol">
       <w:rPr>
-        <w:rFonts w:asciiTheme="majorHAnsi" w:cstheme="majorBidi" w:eastAsiaTheme="majorEastAsia" w:hAnsiTheme="majorHAnsi"/>
+        <w:rFonts w:asciiTheme="majorHAnsi" w:cstheme="majorBidi" w:hAnsiTheme="majorHAnsi" w:eastAsia="黑体"/>
         <w:b/>
         <w:bCs/>
       </w:rPr>
     </w:tblStylePr>
     <w:tblStylePr w:type="lastCol">
       <w:rPr>
-        <w:rFonts w:asciiTheme="majorHAnsi" w:cstheme="majorBidi" w:eastAsiaTheme="majorEastAsia" w:hAnsiTheme="majorHAnsi"/>
+        <w:rFonts w:asciiTheme="majorHAnsi" w:cstheme="majorBidi" w:hAnsiTheme="majorHAnsi" w:eastAsia="黑体"/>
         <w:b/>
         <w:bCs/>
       </w:rPr>
@@ -6326,7 +6745,7 @@
         <w:spacing w:after="0" w:before="0" w:line="240" w:lineRule="auto"/>
       </w:pPr>
       <w:rPr>
-        <w:rFonts w:asciiTheme="majorHAnsi" w:cstheme="majorBidi" w:eastAsiaTheme="majorEastAsia" w:hAnsiTheme="majorHAnsi"/>
+        <w:rFonts w:asciiTheme="majorHAnsi" w:cstheme="majorBidi" w:hAnsiTheme="majorHAnsi" w:eastAsia="黑体"/>
         <w:b/>
         <w:bCs/>
       </w:rPr>
@@ -6347,7 +6766,7 @@
         <w:spacing w:after="0" w:before="0" w:line="240" w:lineRule="auto"/>
       </w:pPr>
       <w:rPr>
-        <w:rFonts w:asciiTheme="majorHAnsi" w:cstheme="majorBidi" w:eastAsiaTheme="majorEastAsia" w:hAnsiTheme="majorHAnsi"/>
+        <w:rFonts w:asciiTheme="majorHAnsi" w:cstheme="majorBidi" w:hAnsiTheme="majorHAnsi" w:eastAsia="黑体"/>
         <w:b/>
         <w:bCs/>
       </w:rPr>
@@ -6365,14 +6784,14 @@
     </w:tblStylePr>
     <w:tblStylePr w:type="firstCol">
       <w:rPr>
-        <w:rFonts w:asciiTheme="majorHAnsi" w:cstheme="majorBidi" w:eastAsiaTheme="majorEastAsia" w:hAnsiTheme="majorHAnsi"/>
+        <w:rFonts w:asciiTheme="majorHAnsi" w:cstheme="majorBidi" w:hAnsiTheme="majorHAnsi" w:eastAsia="黑体"/>
         <w:b/>
         <w:bCs/>
       </w:rPr>
     </w:tblStylePr>
     <w:tblStylePr w:type="lastCol">
       <w:rPr>
-        <w:rFonts w:asciiTheme="majorHAnsi" w:cstheme="majorBidi" w:eastAsiaTheme="majorEastAsia" w:hAnsiTheme="majorHAnsi"/>
+        <w:rFonts w:asciiTheme="majorHAnsi" w:cstheme="majorBidi" w:hAnsiTheme="majorHAnsi" w:eastAsia="黑体"/>
         <w:b/>
         <w:bCs/>
       </w:rPr>
@@ -6456,7 +6875,7 @@
         <w:spacing w:after="0" w:before="0" w:line="240" w:lineRule="auto"/>
       </w:pPr>
       <w:rPr>
-        <w:rFonts w:asciiTheme="majorHAnsi" w:cstheme="majorBidi" w:eastAsiaTheme="majorEastAsia" w:hAnsiTheme="majorHAnsi"/>
+        <w:rFonts w:asciiTheme="majorHAnsi" w:cstheme="majorBidi" w:hAnsiTheme="majorHAnsi" w:eastAsia="黑体"/>
         <w:b/>
         <w:bCs/>
       </w:rPr>
@@ -6477,7 +6896,7 @@
         <w:spacing w:after="0" w:before="0" w:line="240" w:lineRule="auto"/>
       </w:pPr>
       <w:rPr>
-        <w:rFonts w:asciiTheme="majorHAnsi" w:cstheme="majorBidi" w:eastAsiaTheme="majorEastAsia" w:hAnsiTheme="majorHAnsi"/>
+        <w:rFonts w:asciiTheme="majorHAnsi" w:cstheme="majorBidi" w:hAnsiTheme="majorHAnsi" w:eastAsia="黑体"/>
         <w:b/>
         <w:bCs/>
       </w:rPr>
@@ -6495,14 +6914,14 @@
     </w:tblStylePr>
     <w:tblStylePr w:type="firstCol">
       <w:rPr>
-        <w:rFonts w:asciiTheme="majorHAnsi" w:cstheme="majorBidi" w:eastAsiaTheme="majorEastAsia" w:hAnsiTheme="majorHAnsi"/>
+        <w:rFonts w:asciiTheme="majorHAnsi" w:cstheme="majorBidi" w:hAnsiTheme="majorHAnsi" w:eastAsia="黑体"/>
         <w:b/>
         <w:bCs/>
       </w:rPr>
     </w:tblStylePr>
     <w:tblStylePr w:type="lastCol">
       <w:rPr>
-        <w:rFonts w:asciiTheme="majorHAnsi" w:cstheme="majorBidi" w:eastAsiaTheme="majorEastAsia" w:hAnsiTheme="majorHAnsi"/>
+        <w:rFonts w:asciiTheme="majorHAnsi" w:cstheme="majorBidi" w:hAnsiTheme="majorHAnsi" w:eastAsia="黑体"/>
         <w:b/>
         <w:bCs/>
       </w:rPr>
@@ -6586,7 +7005,7 @@
         <w:spacing w:after="0" w:before="0" w:line="240" w:lineRule="auto"/>
       </w:pPr>
       <w:rPr>
-        <w:rFonts w:asciiTheme="majorHAnsi" w:cstheme="majorBidi" w:eastAsiaTheme="majorEastAsia" w:hAnsiTheme="majorHAnsi"/>
+        <w:rFonts w:asciiTheme="majorHAnsi" w:cstheme="majorBidi" w:hAnsiTheme="majorHAnsi" w:eastAsia="黑体"/>
         <w:b/>
         <w:bCs/>
       </w:rPr>
@@ -6607,7 +7026,7 @@
         <w:spacing w:after="0" w:before="0" w:line="240" w:lineRule="auto"/>
       </w:pPr>
       <w:rPr>
-        <w:rFonts w:asciiTheme="majorHAnsi" w:cstheme="majorBidi" w:eastAsiaTheme="majorEastAsia" w:hAnsiTheme="majorHAnsi"/>
+        <w:rFonts w:asciiTheme="majorHAnsi" w:cstheme="majorBidi" w:hAnsiTheme="majorHAnsi" w:eastAsia="黑体"/>
         <w:b/>
         <w:bCs/>
       </w:rPr>
@@ -6625,14 +7044,14 @@
     </w:tblStylePr>
     <w:tblStylePr w:type="firstCol">
       <w:rPr>
-        <w:rFonts w:asciiTheme="majorHAnsi" w:cstheme="majorBidi" w:eastAsiaTheme="majorEastAsia" w:hAnsiTheme="majorHAnsi"/>
+        <w:rFonts w:asciiTheme="majorHAnsi" w:cstheme="majorBidi" w:hAnsiTheme="majorHAnsi" w:eastAsia="黑体"/>
         <w:b/>
         <w:bCs/>
       </w:rPr>
     </w:tblStylePr>
     <w:tblStylePr w:type="lastCol">
       <w:rPr>
-        <w:rFonts w:asciiTheme="majorHAnsi" w:cstheme="majorBidi" w:eastAsiaTheme="majorEastAsia" w:hAnsiTheme="majorHAnsi"/>
+        <w:rFonts w:asciiTheme="majorHAnsi" w:cstheme="majorBidi" w:hAnsiTheme="majorHAnsi" w:eastAsia="黑体"/>
         <w:b/>
         <w:bCs/>
       </w:rPr>
@@ -6715,6 +7134,7 @@
         <w:spacing w:after="0" w:before="0" w:line="240" w:lineRule="auto"/>
       </w:pPr>
       <w:rPr>
+        <w:rFonts w:eastAsia="黑体"/>
         <w:b/>
         <w:bCs/>
         <w:color w:themeColor="background1" w:val="FFFFFF"/>
@@ -6737,6 +7157,7 @@
         <w:spacing w:after="0" w:before="0" w:line="240" w:lineRule="auto"/>
       </w:pPr>
       <w:rPr>
+        <w:rFonts w:eastAsia="黑体"/>
         <w:b/>
         <w:bCs/>
       </w:rPr>
@@ -6754,12 +7175,14 @@
     </w:tblStylePr>
     <w:tblStylePr w:type="firstCol">
       <w:rPr>
+        <w:rFonts w:eastAsia="黑体"/>
         <w:b/>
         <w:bCs/>
       </w:rPr>
     </w:tblStylePr>
     <w:tblStylePr w:type="lastCol">
       <w:rPr>
+        <w:rFonts w:eastAsia="黑体"/>
         <w:b/>
         <w:bCs/>
       </w:rPr>
@@ -6821,6 +7244,7 @@
         <w:spacing w:after="0" w:before="0" w:line="240" w:lineRule="auto"/>
       </w:pPr>
       <w:rPr>
+        <w:rFonts w:eastAsia="黑体"/>
         <w:b/>
         <w:bCs/>
         <w:color w:themeColor="background1" w:val="FFFFFF"/>
@@ -6843,6 +7267,7 @@
         <w:spacing w:after="0" w:before="0" w:line="240" w:lineRule="auto"/>
       </w:pPr>
       <w:rPr>
+        <w:rFonts w:eastAsia="黑体"/>
         <w:b/>
         <w:bCs/>
       </w:rPr>
@@ -6860,12 +7285,14 @@
     </w:tblStylePr>
     <w:tblStylePr w:type="firstCol">
       <w:rPr>
+        <w:rFonts w:eastAsia="黑体"/>
         <w:b/>
         <w:bCs/>
       </w:rPr>
     </w:tblStylePr>
     <w:tblStylePr w:type="lastCol">
       <w:rPr>
+        <w:rFonts w:eastAsia="黑体"/>
         <w:b/>
         <w:bCs/>
       </w:rPr>
@@ -6927,6 +7354,7 @@
         <w:spacing w:after="0" w:before="0" w:line="240" w:lineRule="auto"/>
       </w:pPr>
       <w:rPr>
+        <w:rFonts w:eastAsia="黑体"/>
         <w:b/>
         <w:bCs/>
         <w:color w:themeColor="background1" w:val="FFFFFF"/>
@@ -6949,6 +7377,7 @@
         <w:spacing w:after="0" w:before="0" w:line="240" w:lineRule="auto"/>
       </w:pPr>
       <w:rPr>
+        <w:rFonts w:eastAsia="黑体"/>
         <w:b/>
         <w:bCs/>
       </w:rPr>
@@ -6966,12 +7395,14 @@
     </w:tblStylePr>
     <w:tblStylePr w:type="firstCol">
       <w:rPr>
+        <w:rFonts w:eastAsia="黑体"/>
         <w:b/>
         <w:bCs/>
       </w:rPr>
     </w:tblStylePr>
     <w:tblStylePr w:type="lastCol">
       <w:rPr>
+        <w:rFonts w:eastAsia="黑体"/>
         <w:b/>
         <w:bCs/>
       </w:rPr>
@@ -7033,6 +7464,7 @@
         <w:spacing w:after="0" w:before="0" w:line="240" w:lineRule="auto"/>
       </w:pPr>
       <w:rPr>
+        <w:rFonts w:eastAsia="黑体"/>
         <w:b/>
         <w:bCs/>
         <w:color w:themeColor="background1" w:val="FFFFFF"/>
@@ -7055,6 +7487,7 @@
         <w:spacing w:after="0" w:before="0" w:line="240" w:lineRule="auto"/>
       </w:pPr>
       <w:rPr>
+        <w:rFonts w:eastAsia="黑体"/>
         <w:b/>
         <w:bCs/>
       </w:rPr>
@@ -7072,12 +7505,14 @@
     </w:tblStylePr>
     <w:tblStylePr w:type="firstCol">
       <w:rPr>
+        <w:rFonts w:eastAsia="黑体"/>
         <w:b/>
         <w:bCs/>
       </w:rPr>
     </w:tblStylePr>
     <w:tblStylePr w:type="lastCol">
       <w:rPr>
+        <w:rFonts w:eastAsia="黑体"/>
         <w:b/>
         <w:bCs/>
       </w:rPr>
@@ -7139,6 +7574,7 @@
         <w:spacing w:after="0" w:before="0" w:line="240" w:lineRule="auto"/>
       </w:pPr>
       <w:rPr>
+        <w:rFonts w:eastAsia="黑体"/>
         <w:b/>
         <w:bCs/>
         <w:color w:themeColor="background1" w:val="FFFFFF"/>
@@ -7161,6 +7597,7 @@
         <w:spacing w:after="0" w:before="0" w:line="240" w:lineRule="auto"/>
       </w:pPr>
       <w:rPr>
+        <w:rFonts w:eastAsia="黑体"/>
         <w:b/>
         <w:bCs/>
       </w:rPr>
@@ -7178,12 +7615,14 @@
     </w:tblStylePr>
     <w:tblStylePr w:type="firstCol">
       <w:rPr>
+        <w:rFonts w:eastAsia="黑体"/>
         <w:b/>
         <w:bCs/>
       </w:rPr>
     </w:tblStylePr>
     <w:tblStylePr w:type="lastCol">
       <w:rPr>
+        <w:rFonts w:eastAsia="黑体"/>
         <w:b/>
         <w:bCs/>
       </w:rPr>
@@ -7245,6 +7684,7 @@
         <w:spacing w:after="0" w:before="0" w:line="240" w:lineRule="auto"/>
       </w:pPr>
       <w:rPr>
+        <w:rFonts w:eastAsia="黑体"/>
         <w:b/>
         <w:bCs/>
         <w:color w:themeColor="background1" w:val="FFFFFF"/>
@@ -7267,6 +7707,7 @@
         <w:spacing w:after="0" w:before="0" w:line="240" w:lineRule="auto"/>
       </w:pPr>
       <w:rPr>
+        <w:rFonts w:eastAsia="黑体"/>
         <w:b/>
         <w:bCs/>
       </w:rPr>
@@ -7284,12 +7725,14 @@
     </w:tblStylePr>
     <w:tblStylePr w:type="firstCol">
       <w:rPr>
+        <w:rFonts w:eastAsia="黑体"/>
         <w:b/>
         <w:bCs/>
       </w:rPr>
     </w:tblStylePr>
     <w:tblStylePr w:type="lastCol">
       <w:rPr>
+        <w:rFonts w:eastAsia="黑体"/>
         <w:b/>
         <w:bCs/>
       </w:rPr>
@@ -7351,6 +7794,7 @@
         <w:spacing w:after="0" w:before="0" w:line="240" w:lineRule="auto"/>
       </w:pPr>
       <w:rPr>
+        <w:rFonts w:eastAsia="黑体"/>
         <w:b/>
         <w:bCs/>
         <w:color w:themeColor="background1" w:val="FFFFFF"/>
@@ -7373,6 +7817,7 @@
         <w:spacing w:after="0" w:before="0" w:line="240" w:lineRule="auto"/>
       </w:pPr>
       <w:rPr>
+        <w:rFonts w:eastAsia="黑体"/>
         <w:b/>
         <w:bCs/>
       </w:rPr>
@@ -7390,12 +7835,14 @@
     </w:tblStylePr>
     <w:tblStylePr w:type="firstCol">
       <w:rPr>
+        <w:rFonts w:eastAsia="黑体"/>
         <w:b/>
         <w:bCs/>
       </w:rPr>
     </w:tblStylePr>
     <w:tblStylePr w:type="lastCol">
       <w:rPr>
+        <w:rFonts w:eastAsia="黑体"/>
         <w:b/>
         <w:bCs/>
       </w:rPr>
@@ -7454,6 +7901,7 @@
         <w:spacing w:after="0" w:before="0" w:line="240" w:lineRule="auto"/>
       </w:pPr>
       <w:rPr>
+        <w:rFonts w:eastAsia="黑体"/>
         <w:b/>
         <w:bCs/>
         <w:color w:themeColor="background1" w:val="FFFFFF"/>
@@ -7476,6 +7924,7 @@
         <w:spacing w:after="0" w:before="0" w:line="240" w:lineRule="auto"/>
       </w:pPr>
       <w:rPr>
+        <w:rFonts w:eastAsia="黑体"/>
         <w:color w:val="auto"/>
       </w:rPr>
       <w:tblPr/>
@@ -7493,6 +7942,7 @@
     </w:tblStylePr>
     <w:tblStylePr w:type="firstCol">
       <w:rPr>
+        <w:rFonts w:eastAsia="黑体"/>
         <w:b/>
         <w:bCs/>
         <w:color w:themeColor="background1" w:val="FFFFFF"/>
@@ -7512,6 +7962,7 @@
     </w:tblStylePr>
     <w:tblStylePr w:type="lastCol">
       <w:rPr>
+        <w:rFonts w:eastAsia="黑体"/>
         <w:b/>
         <w:bCs/>
         <w:color w:themeColor="background1" w:val="FFFFFF"/>
@@ -7560,6 +8011,7 @@
     </w:tblStylePr>
     <w:tblStylePr w:type="nwCell">
       <w:rPr>
+        <w:rFonts w:eastAsia="黑体"/>
         <w:color w:themeColor="background1" w:val="FFFFFF"/>
       </w:rPr>
       <w:tblPr/>
@@ -7603,6 +8055,7 @@
         <w:spacing w:after="0" w:before="0" w:line="240" w:lineRule="auto"/>
       </w:pPr>
       <w:rPr>
+        <w:rFonts w:eastAsia="黑体"/>
         <w:b/>
         <w:bCs/>
         <w:color w:themeColor="background1" w:val="FFFFFF"/>
@@ -7625,6 +8078,7 @@
         <w:spacing w:after="0" w:before="0" w:line="240" w:lineRule="auto"/>
       </w:pPr>
       <w:rPr>
+        <w:rFonts w:eastAsia="黑体"/>
         <w:color w:val="auto"/>
       </w:rPr>
       <w:tblPr/>
@@ -7642,6 +8096,7 @@
     </w:tblStylePr>
     <w:tblStylePr w:type="firstCol">
       <w:rPr>
+        <w:rFonts w:eastAsia="黑体"/>
         <w:b/>
         <w:bCs/>
         <w:color w:themeColor="background1" w:val="FFFFFF"/>
@@ -7661,6 +8116,7 @@
     </w:tblStylePr>
     <w:tblStylePr w:type="lastCol">
       <w:rPr>
+        <w:rFonts w:eastAsia="黑体"/>
         <w:b/>
         <w:bCs/>
         <w:color w:themeColor="background1" w:val="FFFFFF"/>
@@ -7709,6 +8165,7 @@
     </w:tblStylePr>
     <w:tblStylePr w:type="nwCell">
       <w:rPr>
+        <w:rFonts w:eastAsia="黑体"/>
         <w:color w:themeColor="background1" w:val="FFFFFF"/>
       </w:rPr>
       <w:tblPr/>
@@ -7752,6 +8209,7 @@
         <w:spacing w:after="0" w:before="0" w:line="240" w:lineRule="auto"/>
       </w:pPr>
       <w:rPr>
+        <w:rFonts w:eastAsia="黑体"/>
         <w:b/>
         <w:bCs/>
         <w:color w:themeColor="background1" w:val="FFFFFF"/>
@@ -7774,6 +8232,7 @@
         <w:spacing w:after="0" w:before="0" w:line="240" w:lineRule="auto"/>
       </w:pPr>
       <w:rPr>
+        <w:rFonts w:eastAsia="黑体"/>
         <w:color w:val="auto"/>
       </w:rPr>
       <w:tblPr/>
@@ -7791,6 +8250,7 @@
     </w:tblStylePr>
     <w:tblStylePr w:type="firstCol">
       <w:rPr>
+        <w:rFonts w:eastAsia="黑体"/>
         <w:b/>
         <w:bCs/>
         <w:color w:themeColor="background1" w:val="FFFFFF"/>
@@ -7810,6 +8270,7 @@
     </w:tblStylePr>
     <w:tblStylePr w:type="lastCol">
       <w:rPr>
+        <w:rFonts w:eastAsia="黑体"/>
         <w:b/>
         <w:bCs/>
         <w:color w:themeColor="background1" w:val="FFFFFF"/>
@@ -7858,6 +8319,7 @@
     </w:tblStylePr>
     <w:tblStylePr w:type="nwCell">
       <w:rPr>
+        <w:rFonts w:eastAsia="黑体"/>
         <w:color w:themeColor="background1" w:val="FFFFFF"/>
       </w:rPr>
       <w:tblPr/>
@@ -7901,6 +8363,7 @@
         <w:spacing w:after="0" w:before="0" w:line="240" w:lineRule="auto"/>
       </w:pPr>
       <w:rPr>
+        <w:rFonts w:eastAsia="黑体"/>
         <w:b/>
         <w:bCs/>
         <w:color w:themeColor="background1" w:val="FFFFFF"/>
@@ -7923,6 +8386,7 @@
         <w:spacing w:after="0" w:before="0" w:line="240" w:lineRule="auto"/>
       </w:pPr>
       <w:rPr>
+        <w:rFonts w:eastAsia="黑体"/>
         <w:color w:val="auto"/>
       </w:rPr>
       <w:tblPr/>
@@ -7940,6 +8404,7 @@
     </w:tblStylePr>
     <w:tblStylePr w:type="firstCol">
       <w:rPr>
+        <w:rFonts w:eastAsia="黑体"/>
         <w:b/>
         <w:bCs/>
         <w:color w:themeColor="background1" w:val="FFFFFF"/>
@@ -7959,6 +8424,7 @@
     </w:tblStylePr>
     <w:tblStylePr w:type="lastCol">
       <w:rPr>
+        <w:rFonts w:eastAsia="黑体"/>
         <w:b/>
         <w:bCs/>
         <w:color w:themeColor="background1" w:val="FFFFFF"/>
@@ -8007,6 +8473,7 @@
     </w:tblStylePr>
     <w:tblStylePr w:type="nwCell">
       <w:rPr>
+        <w:rFonts w:eastAsia="黑体"/>
         <w:color w:themeColor="background1" w:val="FFFFFF"/>
       </w:rPr>
       <w:tblPr/>
@@ -8050,6 +8517,7 @@
         <w:spacing w:after="0" w:before="0" w:line="240" w:lineRule="auto"/>
       </w:pPr>
       <w:rPr>
+        <w:rFonts w:eastAsia="黑体"/>
         <w:b/>
         <w:bCs/>
         <w:color w:themeColor="background1" w:val="FFFFFF"/>
@@ -8072,6 +8540,7 @@
         <w:spacing w:after="0" w:before="0" w:line="240" w:lineRule="auto"/>
       </w:pPr>
       <w:rPr>
+        <w:rFonts w:eastAsia="黑体"/>
         <w:color w:val="auto"/>
       </w:rPr>
       <w:tblPr/>
@@ -8089,6 +8558,7 @@
     </w:tblStylePr>
     <w:tblStylePr w:type="firstCol">
       <w:rPr>
+        <w:rFonts w:eastAsia="黑体"/>
         <w:b/>
         <w:bCs/>
         <w:color w:themeColor="background1" w:val="FFFFFF"/>
@@ -8108,6 +8578,7 @@
     </w:tblStylePr>
     <w:tblStylePr w:type="lastCol">
       <w:rPr>
+        <w:rFonts w:eastAsia="黑体"/>
         <w:b/>
         <w:bCs/>
         <w:color w:themeColor="background1" w:val="FFFFFF"/>
@@ -8156,6 +8627,7 @@
     </w:tblStylePr>
     <w:tblStylePr w:type="nwCell">
       <w:rPr>
+        <w:rFonts w:eastAsia="黑体"/>
         <w:color w:themeColor="background1" w:val="FFFFFF"/>
       </w:rPr>
       <w:tblPr/>
@@ -8199,6 +8671,7 @@
         <w:spacing w:after="0" w:before="0" w:line="240" w:lineRule="auto"/>
       </w:pPr>
       <w:rPr>
+        <w:rFonts w:eastAsia="黑体"/>
         <w:b/>
         <w:bCs/>
         <w:color w:themeColor="background1" w:val="FFFFFF"/>
@@ -8221,6 +8694,7 @@
         <w:spacing w:after="0" w:before="0" w:line="240" w:lineRule="auto"/>
       </w:pPr>
       <w:rPr>
+        <w:rFonts w:eastAsia="黑体"/>
         <w:color w:val="auto"/>
       </w:rPr>
       <w:tblPr/>
@@ -8238,6 +8712,7 @@
     </w:tblStylePr>
     <w:tblStylePr w:type="firstCol">
       <w:rPr>
+        <w:rFonts w:eastAsia="黑体"/>
         <w:b/>
         <w:bCs/>
         <w:color w:themeColor="background1" w:val="FFFFFF"/>
@@ -8257,6 +8732,7 @@
     </w:tblStylePr>
     <w:tblStylePr w:type="lastCol">
       <w:rPr>
+        <w:rFonts w:eastAsia="黑体"/>
         <w:b/>
         <w:bCs/>
         <w:color w:themeColor="background1" w:val="FFFFFF"/>
@@ -8305,6 +8781,7 @@
     </w:tblStylePr>
     <w:tblStylePr w:type="nwCell">
       <w:rPr>
+        <w:rFonts w:eastAsia="黑体"/>
         <w:color w:themeColor="background1" w:val="FFFFFF"/>
       </w:rPr>
       <w:tblPr/>
@@ -8348,6 +8825,7 @@
         <w:spacing w:after="0" w:before="0" w:line="240" w:lineRule="auto"/>
       </w:pPr>
       <w:rPr>
+        <w:rFonts w:eastAsia="黑体"/>
         <w:b/>
         <w:bCs/>
         <w:color w:themeColor="background1" w:val="FFFFFF"/>
@@ -8370,6 +8848,7 @@
         <w:spacing w:after="0" w:before="0" w:line="240" w:lineRule="auto"/>
       </w:pPr>
       <w:rPr>
+        <w:rFonts w:eastAsia="黑体"/>
         <w:color w:val="auto"/>
       </w:rPr>
       <w:tblPr/>
@@ -8387,6 +8866,7 @@
     </w:tblStylePr>
     <w:tblStylePr w:type="firstCol">
       <w:rPr>
+        <w:rFonts w:eastAsia="黑体"/>
         <w:b/>
         <w:bCs/>
         <w:color w:themeColor="background1" w:val="FFFFFF"/>
@@ -8406,6 +8886,7 @@
     </w:tblStylePr>
     <w:tblStylePr w:type="lastCol">
       <w:rPr>
+        <w:rFonts w:eastAsia="黑体"/>
         <w:b/>
         <w:bCs/>
         <w:color w:themeColor="background1" w:val="FFFFFF"/>
@@ -8454,6 +8935,7 @@
     </w:tblStylePr>
     <w:tblStylePr w:type="nwCell">
       <w:rPr>
+        <w:rFonts w:eastAsia="黑体"/>
         <w:color w:themeColor="background1" w:val="FFFFFF"/>
       </w:rPr>
       <w:tblPr/>
@@ -8478,6 +8960,7 @@
       <w:spacing w:after="0" w:line="240" w:lineRule="auto"/>
     </w:pPr>
     <w:rPr>
+      <w:rFonts w:eastAsia="黑体"/>
       <w:color w:themeColor="text1" w:val="000000"/>
     </w:rPr>
     <w:tblPr>
@@ -8497,7 +8980,7 @@
     </w:tblPr>
     <w:tblStylePr w:type="firstRow">
       <w:rPr>
-        <w:rFonts w:asciiTheme="majorHAnsi" w:cstheme="majorBidi" w:eastAsiaTheme="majorEastAsia" w:hAnsiTheme="majorHAnsi"/>
+        <w:rFonts w:asciiTheme="majorHAnsi" w:cstheme="majorBidi" w:hAnsiTheme="majorHAnsi" w:eastAsia="黑体"/>
       </w:rPr>
       <w:tblPr/>
       <w:tcPr>
@@ -8509,6 +8992,7 @@
     </w:tblStylePr>
     <w:tblStylePr w:type="lastRow">
       <w:rPr>
+        <w:rFonts w:eastAsia="黑体"/>
         <w:b/>
         <w:bCs/>
         <w:color w:themeColor="text2" w:val="1F497D"/>
@@ -8523,12 +9007,14 @@
     </w:tblStylePr>
     <w:tblStylePr w:type="firstCol">
       <w:rPr>
+        <w:rFonts w:eastAsia="黑体"/>
         <w:b/>
         <w:bCs/>
       </w:rPr>
     </w:tblStylePr>
     <w:tblStylePr w:type="lastCol">
       <w:rPr>
+        <w:rFonts w:eastAsia="黑体"/>
         <w:b/>
         <w:bCs/>
       </w:rPr>
@@ -8562,6 +9048,7 @@
       <w:spacing w:after="0" w:line="240" w:lineRule="auto"/>
     </w:pPr>
     <w:rPr>
+      <w:rFonts w:eastAsia="黑体"/>
       <w:color w:themeColor="text1" w:val="000000"/>
     </w:rPr>
     <w:tblPr>
@@ -8581,7 +9068,7 @@
     </w:tblPr>
     <w:tblStylePr w:type="firstRow">
       <w:rPr>
-        <w:rFonts w:asciiTheme="majorHAnsi" w:cstheme="majorBidi" w:eastAsiaTheme="majorEastAsia" w:hAnsiTheme="majorHAnsi"/>
+        <w:rFonts w:asciiTheme="majorHAnsi" w:cstheme="majorBidi" w:hAnsiTheme="majorHAnsi" w:eastAsia="黑体"/>
       </w:rPr>
       <w:tblPr/>
       <w:tcPr>
@@ -8593,6 +9080,7 @@
     </w:tblStylePr>
     <w:tblStylePr w:type="lastRow">
       <w:rPr>
+        <w:rFonts w:eastAsia="黑体"/>
         <w:b/>
         <w:bCs/>
         <w:color w:themeColor="text2" w:val="1F497D"/>
@@ -8607,12 +9095,14 @@
     </w:tblStylePr>
     <w:tblStylePr w:type="firstCol">
       <w:rPr>
+        <w:rFonts w:eastAsia="黑体"/>
         <w:b/>
         <w:bCs/>
       </w:rPr>
     </w:tblStylePr>
     <w:tblStylePr w:type="lastCol">
       <w:rPr>
+        <w:rFonts w:eastAsia="黑体"/>
         <w:b/>
         <w:bCs/>
       </w:rPr>
@@ -8646,6 +9136,7 @@
       <w:spacing w:after="0" w:line="240" w:lineRule="auto"/>
     </w:pPr>
     <w:rPr>
+      <w:rFonts w:eastAsia="黑体"/>
       <w:color w:themeColor="text1" w:val="000000"/>
     </w:rPr>
     <w:tblPr>
@@ -8665,7 +9156,7 @@
     </w:tblPr>
     <w:tblStylePr w:type="firstRow">
       <w:rPr>
-        <w:rFonts w:asciiTheme="majorHAnsi" w:cstheme="majorBidi" w:eastAsiaTheme="majorEastAsia" w:hAnsiTheme="majorHAnsi"/>
+        <w:rFonts w:asciiTheme="majorHAnsi" w:cstheme="majorBidi" w:hAnsiTheme="majorHAnsi" w:eastAsia="黑体"/>
       </w:rPr>
       <w:tblPr/>
       <w:tcPr>
@@ -8677,6 +9168,7 @@
     </w:tblStylePr>
     <w:tblStylePr w:type="lastRow">
       <w:rPr>
+        <w:rFonts w:eastAsia="黑体"/>
         <w:b/>
         <w:bCs/>
         <w:color w:themeColor="text2" w:val="1F497D"/>
@@ -8691,12 +9183,14 @@
     </w:tblStylePr>
     <w:tblStylePr w:type="firstCol">
       <w:rPr>
+        <w:rFonts w:eastAsia="黑体"/>
         <w:b/>
         <w:bCs/>
       </w:rPr>
     </w:tblStylePr>
     <w:tblStylePr w:type="lastCol">
       <w:rPr>
+        <w:rFonts w:eastAsia="黑体"/>
         <w:b/>
         <w:bCs/>
       </w:rPr>
@@ -8730,6 +9224,7 @@
       <w:spacing w:after="0" w:line="240" w:lineRule="auto"/>
     </w:pPr>
     <w:rPr>
+      <w:rFonts w:eastAsia="黑体"/>
       <w:color w:themeColor="text1" w:val="000000"/>
     </w:rPr>
     <w:tblPr>
@@ -8749,7 +9244,7 @@
     </w:tblPr>
     <w:tblStylePr w:type="firstRow">
       <w:rPr>
-        <w:rFonts w:asciiTheme="majorHAnsi" w:cstheme="majorBidi" w:eastAsiaTheme="majorEastAsia" w:hAnsiTheme="majorHAnsi"/>
+        <w:rFonts w:asciiTheme="majorHAnsi" w:cstheme="majorBidi" w:hAnsiTheme="majorHAnsi" w:eastAsia="黑体"/>
       </w:rPr>
       <w:tblPr/>
       <w:tcPr>
@@ -8761,6 +9256,7 @@
     </w:tblStylePr>
     <w:tblStylePr w:type="lastRow">
       <w:rPr>
+        <w:rFonts w:eastAsia="黑体"/>
         <w:b/>
         <w:bCs/>
         <w:color w:themeColor="text2" w:val="1F497D"/>
@@ -8775,12 +9271,14 @@
     </w:tblStylePr>
     <w:tblStylePr w:type="firstCol">
       <w:rPr>
+        <w:rFonts w:eastAsia="黑体"/>
         <w:b/>
         <w:bCs/>
       </w:rPr>
     </w:tblStylePr>
     <w:tblStylePr w:type="lastCol">
       <w:rPr>
+        <w:rFonts w:eastAsia="黑体"/>
         <w:b/>
         <w:bCs/>
       </w:rPr>
@@ -8814,6 +9312,7 @@
       <w:spacing w:after="0" w:line="240" w:lineRule="auto"/>
     </w:pPr>
     <w:rPr>
+      <w:rFonts w:eastAsia="黑体"/>
       <w:color w:themeColor="text1" w:val="000000"/>
     </w:rPr>
     <w:tblPr>
@@ -8833,7 +9332,7 @@
     </w:tblPr>
     <w:tblStylePr w:type="firstRow">
       <w:rPr>
-        <w:rFonts w:asciiTheme="majorHAnsi" w:cstheme="majorBidi" w:eastAsiaTheme="majorEastAsia" w:hAnsiTheme="majorHAnsi"/>
+        <w:rFonts w:asciiTheme="majorHAnsi" w:cstheme="majorBidi" w:hAnsiTheme="majorHAnsi" w:eastAsia="黑体"/>
       </w:rPr>
       <w:tblPr/>
       <w:tcPr>
@@ -8845,6 +9344,7 @@
     </w:tblStylePr>
     <w:tblStylePr w:type="lastRow">
       <w:rPr>
+        <w:rFonts w:eastAsia="黑体"/>
         <w:b/>
         <w:bCs/>
         <w:color w:themeColor="text2" w:val="1F497D"/>
@@ -8859,12 +9359,14 @@
     </w:tblStylePr>
     <w:tblStylePr w:type="firstCol">
       <w:rPr>
+        <w:rFonts w:eastAsia="黑体"/>
         <w:b/>
         <w:bCs/>
       </w:rPr>
     </w:tblStylePr>
     <w:tblStylePr w:type="lastCol">
       <w:rPr>
+        <w:rFonts w:eastAsia="黑体"/>
         <w:b/>
         <w:bCs/>
       </w:rPr>
@@ -8898,6 +9400,7 @@
       <w:spacing w:after="0" w:line="240" w:lineRule="auto"/>
     </w:pPr>
     <w:rPr>
+      <w:rFonts w:eastAsia="黑体"/>
       <w:color w:themeColor="text1" w:val="000000"/>
     </w:rPr>
     <w:tblPr>
@@ -8917,7 +9420,7 @@
     </w:tblPr>
     <w:tblStylePr w:type="firstRow">
       <w:rPr>
-        <w:rFonts w:asciiTheme="majorHAnsi" w:cstheme="majorBidi" w:eastAsiaTheme="majorEastAsia" w:hAnsiTheme="majorHAnsi"/>
+        <w:rFonts w:asciiTheme="majorHAnsi" w:cstheme="majorBidi" w:hAnsiTheme="majorHAnsi" w:eastAsia="黑体"/>
       </w:rPr>
       <w:tblPr/>
       <w:tcPr>
@@ -8929,6 +9432,7 @@
     </w:tblStylePr>
     <w:tblStylePr w:type="lastRow">
       <w:rPr>
+        <w:rFonts w:eastAsia="黑体"/>
         <w:b/>
         <w:bCs/>
         <w:color w:themeColor="text2" w:val="1F497D"/>
@@ -8943,12 +9447,14 @@
     </w:tblStylePr>
     <w:tblStylePr w:type="firstCol">
       <w:rPr>
+        <w:rFonts w:eastAsia="黑体"/>
         <w:b/>
         <w:bCs/>
       </w:rPr>
     </w:tblStylePr>
     <w:tblStylePr w:type="lastCol">
       <w:rPr>
+        <w:rFonts w:eastAsia="黑体"/>
         <w:b/>
         <w:bCs/>
       </w:rPr>
@@ -8982,6 +9488,7 @@
       <w:spacing w:after="0" w:line="240" w:lineRule="auto"/>
     </w:pPr>
     <w:rPr>
+      <w:rFonts w:eastAsia="黑体"/>
       <w:color w:themeColor="text1" w:val="000000"/>
     </w:rPr>
     <w:tblPr>
@@ -9001,7 +9508,7 @@
     </w:tblPr>
     <w:tblStylePr w:type="firstRow">
       <w:rPr>
-        <w:rFonts w:asciiTheme="majorHAnsi" w:cstheme="majorBidi" w:eastAsiaTheme="majorEastAsia" w:hAnsiTheme="majorHAnsi"/>
+        <w:rFonts w:asciiTheme="majorHAnsi" w:cstheme="majorBidi" w:hAnsiTheme="majorHAnsi" w:eastAsia="黑体"/>
       </w:rPr>
       <w:tblPr/>
       <w:tcPr>
@@ -9013,6 +9520,7 @@
     </w:tblStylePr>
     <w:tblStylePr w:type="lastRow">
       <w:rPr>
+        <w:rFonts w:eastAsia="黑体"/>
         <w:b/>
         <w:bCs/>
         <w:color w:themeColor="text2" w:val="1F497D"/>
@@ -9027,12 +9535,14 @@
     </w:tblStylePr>
     <w:tblStylePr w:type="firstCol">
       <w:rPr>
+        <w:rFonts w:eastAsia="黑体"/>
         <w:b/>
         <w:bCs/>
       </w:rPr>
     </w:tblStylePr>
     <w:tblStylePr w:type="lastCol">
       <w:rPr>
+        <w:rFonts w:eastAsia="黑体"/>
         <w:b/>
         <w:bCs/>
       </w:rPr>
@@ -9066,7 +9576,7 @@
       <w:spacing w:after="0" w:line="240" w:lineRule="auto"/>
     </w:pPr>
     <w:rPr>
-      <w:rFonts w:asciiTheme="majorHAnsi" w:cstheme="majorBidi" w:eastAsiaTheme="majorEastAsia" w:hAnsiTheme="majorHAnsi"/>
+      <w:rFonts w:asciiTheme="majorHAnsi" w:cstheme="majorBidi" w:hAnsiTheme="majorHAnsi" w:eastAsia="黑体"/>
       <w:color w:themeColor="text1" w:val="000000"/>
     </w:rPr>
     <w:tblPr>
@@ -9088,6 +9598,7 @@
     </w:tblPr>
     <w:tblStylePr w:type="firstRow">
       <w:rPr>
+        <w:rFonts w:eastAsia="黑体"/>
         <w:sz w:val="24"/>
         <w:szCs w:val="24"/>
       </w:rPr>
@@ -9194,7 +9705,7 @@
       <w:spacing w:after="0" w:line="240" w:lineRule="auto"/>
     </w:pPr>
     <w:rPr>
-      <w:rFonts w:asciiTheme="majorHAnsi" w:cstheme="majorBidi" w:eastAsiaTheme="majorEastAsia" w:hAnsiTheme="majorHAnsi"/>
+      <w:rFonts w:asciiTheme="majorHAnsi" w:cstheme="majorBidi" w:hAnsiTheme="majorHAnsi" w:eastAsia="黑体"/>
       <w:color w:themeColor="text1" w:val="000000"/>
     </w:rPr>
     <w:tblPr>
@@ -9216,6 +9727,7 @@
     </w:tblPr>
     <w:tblStylePr w:type="firstRow">
       <w:rPr>
+        <w:rFonts w:eastAsia="黑体"/>
         <w:sz w:val="24"/>
         <w:szCs w:val="24"/>
       </w:rPr>
@@ -9322,7 +9834,7 @@
       <w:spacing w:after="0" w:line="240" w:lineRule="auto"/>
     </w:pPr>
     <w:rPr>
-      <w:rFonts w:asciiTheme="majorHAnsi" w:cstheme="majorBidi" w:eastAsiaTheme="majorEastAsia" w:hAnsiTheme="majorHAnsi"/>
+      <w:rFonts w:asciiTheme="majorHAnsi" w:cstheme="majorBidi" w:hAnsiTheme="majorHAnsi" w:eastAsia="黑体"/>
       <w:color w:themeColor="text1" w:val="000000"/>
     </w:rPr>
     <w:tblPr>
@@ -9344,6 +9856,7 @@
     </w:tblPr>
     <w:tblStylePr w:type="firstRow">
       <w:rPr>
+        <w:rFonts w:eastAsia="黑体"/>
         <w:sz w:val="24"/>
         <w:szCs w:val="24"/>
       </w:rPr>
@@ -9450,7 +9963,7 @@
       <w:spacing w:after="0" w:line="240" w:lineRule="auto"/>
     </w:pPr>
     <w:rPr>
-      <w:rFonts w:asciiTheme="majorHAnsi" w:cstheme="majorBidi" w:eastAsiaTheme="majorEastAsia" w:hAnsiTheme="majorHAnsi"/>
+      <w:rFonts w:asciiTheme="majorHAnsi" w:cstheme="majorBidi" w:hAnsiTheme="majorHAnsi" w:eastAsia="黑体"/>
       <w:color w:themeColor="text1" w:val="000000"/>
     </w:rPr>
     <w:tblPr>
@@ -9472,6 +9985,7 @@
     </w:tblPr>
     <w:tblStylePr w:type="firstRow">
       <w:rPr>
+        <w:rFonts w:eastAsia="黑体"/>
         <w:sz w:val="24"/>
         <w:szCs w:val="24"/>
       </w:rPr>
@@ -9578,7 +10092,7 @@
       <w:spacing w:after="0" w:line="240" w:lineRule="auto"/>
     </w:pPr>
     <w:rPr>
-      <w:rFonts w:asciiTheme="majorHAnsi" w:cstheme="majorBidi" w:eastAsiaTheme="majorEastAsia" w:hAnsiTheme="majorHAnsi"/>
+      <w:rFonts w:asciiTheme="majorHAnsi" w:cstheme="majorBidi" w:hAnsiTheme="majorHAnsi" w:eastAsia="黑体"/>
       <w:color w:themeColor="text1" w:val="000000"/>
     </w:rPr>
     <w:tblPr>
@@ -9600,6 +10114,7 @@
     </w:tblPr>
     <w:tblStylePr w:type="firstRow">
       <w:rPr>
+        <w:rFonts w:eastAsia="黑体"/>
         <w:sz w:val="24"/>
         <w:szCs w:val="24"/>
       </w:rPr>
@@ -9706,7 +10221,7 @@
       <w:spacing w:after="0" w:line="240" w:lineRule="auto"/>
     </w:pPr>
     <w:rPr>
-      <w:rFonts w:asciiTheme="majorHAnsi" w:cstheme="majorBidi" w:eastAsiaTheme="majorEastAsia" w:hAnsiTheme="majorHAnsi"/>
+      <w:rFonts w:asciiTheme="majorHAnsi" w:cstheme="majorBidi" w:hAnsiTheme="majorHAnsi" w:eastAsia="黑体"/>
       <w:color w:themeColor="text1" w:val="000000"/>
     </w:rPr>
     <w:tblPr>
@@ -9728,6 +10243,7 @@
     </w:tblPr>
     <w:tblStylePr w:type="firstRow">
       <w:rPr>
+        <w:rFonts w:eastAsia="黑体"/>
         <w:sz w:val="24"/>
         <w:szCs w:val="24"/>
       </w:rPr>
@@ -9834,7 +10350,7 @@
       <w:spacing w:after="0" w:line="240" w:lineRule="auto"/>
     </w:pPr>
     <w:rPr>
-      <w:rFonts w:asciiTheme="majorHAnsi" w:cstheme="majorBidi" w:eastAsiaTheme="majorEastAsia" w:hAnsiTheme="majorHAnsi"/>
+      <w:rFonts w:asciiTheme="majorHAnsi" w:cstheme="majorBidi" w:hAnsiTheme="majorHAnsi" w:eastAsia="黑体"/>
       <w:color w:themeColor="text1" w:val="000000"/>
     </w:rPr>
     <w:tblPr>
@@ -9856,6 +10372,7 @@
     </w:tblPr>
     <w:tblStylePr w:type="firstRow">
       <w:rPr>
+        <w:rFonts w:eastAsia="黑体"/>
         <w:sz w:val="24"/>
         <w:szCs w:val="24"/>
       </w:rPr>
@@ -9985,12 +10502,14 @@
     </w:tcPr>
     <w:tblStylePr w:type="firstRow">
       <w:rPr>
+        <w:rFonts w:eastAsia="黑体"/>
         <w:b/>
         <w:bCs/>
       </w:rPr>
     </w:tblStylePr>
     <w:tblStylePr w:type="lastRow">
       <w:rPr>
+        <w:rFonts w:eastAsia="黑体"/>
         <w:b/>
         <w:bCs/>
       </w:rPr>
@@ -10003,12 +10522,14 @@
     </w:tblStylePr>
     <w:tblStylePr w:type="firstCol">
       <w:rPr>
+        <w:rFonts w:eastAsia="黑体"/>
         <w:b/>
         <w:bCs/>
       </w:rPr>
     </w:tblStylePr>
     <w:tblStylePr w:type="lastCol">
       <w:rPr>
+        <w:rFonts w:eastAsia="黑体"/>
         <w:b/>
         <w:bCs/>
       </w:rPr>
@@ -10058,12 +10579,14 @@
     </w:tcPr>
     <w:tblStylePr w:type="firstRow">
       <w:rPr>
+        <w:rFonts w:eastAsia="黑体"/>
         <w:b/>
         <w:bCs/>
       </w:rPr>
     </w:tblStylePr>
     <w:tblStylePr w:type="lastRow">
       <w:rPr>
+        <w:rFonts w:eastAsia="黑体"/>
         <w:b/>
         <w:bCs/>
       </w:rPr>
@@ -10076,12 +10599,14 @@
     </w:tblStylePr>
     <w:tblStylePr w:type="firstCol">
       <w:rPr>
+        <w:rFonts w:eastAsia="黑体"/>
         <w:b/>
         <w:bCs/>
       </w:rPr>
     </w:tblStylePr>
     <w:tblStylePr w:type="lastCol">
       <w:rPr>
+        <w:rFonts w:eastAsia="黑体"/>
         <w:b/>
         <w:bCs/>
       </w:rPr>
@@ -10131,12 +10656,14 @@
     </w:tcPr>
     <w:tblStylePr w:type="firstRow">
       <w:rPr>
+        <w:rFonts w:eastAsia="黑体"/>
         <w:b/>
         <w:bCs/>
       </w:rPr>
     </w:tblStylePr>
     <w:tblStylePr w:type="lastRow">
       <w:rPr>
+        <w:rFonts w:eastAsia="黑体"/>
         <w:b/>
         <w:bCs/>
       </w:rPr>
@@ -10149,12 +10676,14 @@
     </w:tblStylePr>
     <w:tblStylePr w:type="firstCol">
       <w:rPr>
+        <w:rFonts w:eastAsia="黑体"/>
         <w:b/>
         <w:bCs/>
       </w:rPr>
     </w:tblStylePr>
     <w:tblStylePr w:type="lastCol">
       <w:rPr>
+        <w:rFonts w:eastAsia="黑体"/>
         <w:b/>
         <w:bCs/>
       </w:rPr>
@@ -10204,12 +10733,14 @@
     </w:tcPr>
     <w:tblStylePr w:type="firstRow">
       <w:rPr>
+        <w:rFonts w:eastAsia="黑体"/>
         <w:b/>
         <w:bCs/>
       </w:rPr>
     </w:tblStylePr>
     <w:tblStylePr w:type="lastRow">
       <w:rPr>
+        <w:rFonts w:eastAsia="黑体"/>
         <w:b/>
         <w:bCs/>
       </w:rPr>
@@ -10222,12 +10753,14 @@
     </w:tblStylePr>
     <w:tblStylePr w:type="firstCol">
       <w:rPr>
+        <w:rFonts w:eastAsia="黑体"/>
         <w:b/>
         <w:bCs/>
       </w:rPr>
     </w:tblStylePr>
     <w:tblStylePr w:type="lastCol">
       <w:rPr>
+        <w:rFonts w:eastAsia="黑体"/>
         <w:b/>
         <w:bCs/>
       </w:rPr>
@@ -10277,12 +10810,14 @@
     </w:tcPr>
     <w:tblStylePr w:type="firstRow">
       <w:rPr>
+        <w:rFonts w:eastAsia="黑体"/>
         <w:b/>
         <w:bCs/>
       </w:rPr>
     </w:tblStylePr>
     <w:tblStylePr w:type="lastRow">
       <w:rPr>
+        <w:rFonts w:eastAsia="黑体"/>
         <w:b/>
         <w:bCs/>
       </w:rPr>
@@ -10295,12 +10830,14 @@
     </w:tblStylePr>
     <w:tblStylePr w:type="firstCol">
       <w:rPr>
+        <w:rFonts w:eastAsia="黑体"/>
         <w:b/>
         <w:bCs/>
       </w:rPr>
     </w:tblStylePr>
     <w:tblStylePr w:type="lastCol">
       <w:rPr>
+        <w:rFonts w:eastAsia="黑体"/>
         <w:b/>
         <w:bCs/>
       </w:rPr>
@@ -10350,12 +10887,14 @@
     </w:tcPr>
     <w:tblStylePr w:type="firstRow">
       <w:rPr>
+        <w:rFonts w:eastAsia="黑体"/>
         <w:b/>
         <w:bCs/>
       </w:rPr>
     </w:tblStylePr>
     <w:tblStylePr w:type="lastRow">
       <w:rPr>
+        <w:rFonts w:eastAsia="黑体"/>
         <w:b/>
         <w:bCs/>
       </w:rPr>
@@ -10368,12 +10907,14 @@
     </w:tblStylePr>
     <w:tblStylePr w:type="firstCol">
       <w:rPr>
+        <w:rFonts w:eastAsia="黑体"/>
         <w:b/>
         <w:bCs/>
       </w:rPr>
     </w:tblStylePr>
     <w:tblStylePr w:type="lastCol">
       <w:rPr>
+        <w:rFonts w:eastAsia="黑体"/>
         <w:b/>
         <w:bCs/>
       </w:rPr>
@@ -10423,12 +10964,14 @@
     </w:tcPr>
     <w:tblStylePr w:type="firstRow">
       <w:rPr>
+        <w:rFonts w:eastAsia="黑体"/>
         <w:b/>
         <w:bCs/>
       </w:rPr>
     </w:tblStylePr>
     <w:tblStylePr w:type="lastRow">
       <w:rPr>
+        <w:rFonts w:eastAsia="黑体"/>
         <w:b/>
         <w:bCs/>
       </w:rPr>
@@ -10441,12 +10984,14 @@
     </w:tblStylePr>
     <w:tblStylePr w:type="firstCol">
       <w:rPr>
+        <w:rFonts w:eastAsia="黑体"/>
         <w:b/>
         <w:bCs/>
       </w:rPr>
     </w:tblStylePr>
     <w:tblStylePr w:type="lastCol">
       <w:rPr>
+        <w:rFonts w:eastAsia="黑体"/>
         <w:b/>
         <w:bCs/>
       </w:rPr>
@@ -10473,7 +11018,7 @@
       <w:spacing w:after="0" w:line="240" w:lineRule="auto"/>
     </w:pPr>
     <w:rPr>
-      <w:rFonts w:asciiTheme="majorHAnsi" w:cstheme="majorBidi" w:eastAsiaTheme="majorEastAsia" w:hAnsiTheme="majorHAnsi"/>
+      <w:rFonts w:asciiTheme="majorHAnsi" w:cstheme="majorBidi" w:hAnsiTheme="majorHAnsi" w:eastAsia="黑体"/>
       <w:color w:themeColor="text1" w:val="000000"/>
     </w:rPr>
     <w:tblPr>
@@ -10500,6 +11045,7 @@
     </w:tcPr>
     <w:tblStylePr w:type="firstRow">
       <w:rPr>
+        <w:rFonts w:eastAsia="黑体"/>
         <w:b/>
         <w:bCs/>
         <w:color w:themeColor="text1" w:val="000000"/>
@@ -10511,6 +11057,7 @@
     </w:tblStylePr>
     <w:tblStylePr w:type="lastRow">
       <w:rPr>
+        <w:rFonts w:eastAsia="黑体"/>
         <w:b/>
         <w:bCs/>
         <w:color w:themeColor="text1" w:val="000000"/>
@@ -10530,6 +11077,7 @@
     </w:tblStylePr>
     <w:tblStylePr w:type="firstCol">
       <w:rPr>
+        <w:rFonts w:eastAsia="黑体"/>
         <w:b/>
         <w:bCs/>
         <w:color w:themeColor="text1" w:val="000000"/>
@@ -10549,6 +11097,7 @@
     </w:tblStylePr>
     <w:tblStylePr w:type="lastCol">
       <w:rPr>
+        <w:rFonts w:eastAsia="黑体"/>
         <w:b w:val="0"/>
         <w:bCs w:val="0"/>
         <w:color w:themeColor="text1" w:val="000000"/>
@@ -10598,7 +11147,7 @@
       <w:spacing w:after="0" w:line="240" w:lineRule="auto"/>
     </w:pPr>
     <w:rPr>
-      <w:rFonts w:asciiTheme="majorHAnsi" w:cstheme="majorBidi" w:eastAsiaTheme="majorEastAsia" w:hAnsiTheme="majorHAnsi"/>
+      <w:rFonts w:asciiTheme="majorHAnsi" w:cstheme="majorBidi" w:hAnsiTheme="majorHAnsi" w:eastAsia="黑体"/>
       <w:color w:themeColor="text1" w:val="000000"/>
     </w:rPr>
     <w:tblPr>
@@ -10625,6 +11174,7 @@
     </w:tcPr>
     <w:tblStylePr w:type="firstRow">
       <w:rPr>
+        <w:rFonts w:eastAsia="黑体"/>
         <w:b/>
         <w:bCs/>
         <w:color w:themeColor="text1" w:val="000000"/>
@@ -10636,6 +11186,7 @@
     </w:tblStylePr>
     <w:tblStylePr w:type="lastRow">
       <w:rPr>
+        <w:rFonts w:eastAsia="黑体"/>
         <w:b/>
         <w:bCs/>
         <w:color w:themeColor="text1" w:val="000000"/>
@@ -10655,6 +11206,7 @@
     </w:tblStylePr>
     <w:tblStylePr w:type="firstCol">
       <w:rPr>
+        <w:rFonts w:eastAsia="黑体"/>
         <w:b/>
         <w:bCs/>
         <w:color w:themeColor="text1" w:val="000000"/>
@@ -10674,6 +11226,7 @@
     </w:tblStylePr>
     <w:tblStylePr w:type="lastCol">
       <w:rPr>
+        <w:rFonts w:eastAsia="黑体"/>
         <w:b w:val="0"/>
         <w:bCs w:val="0"/>
         <w:color w:themeColor="text1" w:val="000000"/>
@@ -10723,7 +11276,7 @@
       <w:spacing w:after="0" w:line="240" w:lineRule="auto"/>
     </w:pPr>
     <w:rPr>
-      <w:rFonts w:asciiTheme="majorHAnsi" w:cstheme="majorBidi" w:eastAsiaTheme="majorEastAsia" w:hAnsiTheme="majorHAnsi"/>
+      <w:rFonts w:asciiTheme="majorHAnsi" w:cstheme="majorBidi" w:hAnsiTheme="majorHAnsi" w:eastAsia="黑体"/>
       <w:color w:themeColor="text1" w:val="000000"/>
     </w:rPr>
     <w:tblPr>
@@ -10750,6 +11303,7 @@
     </w:tcPr>
     <w:tblStylePr w:type="firstRow">
       <w:rPr>
+        <w:rFonts w:eastAsia="黑体"/>
         <w:b/>
         <w:bCs/>
         <w:color w:themeColor="text1" w:val="000000"/>
@@ -10761,6 +11315,7 @@
     </w:tblStylePr>
     <w:tblStylePr w:type="lastRow">
       <w:rPr>
+        <w:rFonts w:eastAsia="黑体"/>
         <w:b/>
         <w:bCs/>
         <w:color w:themeColor="text1" w:val="000000"/>
@@ -10780,6 +11335,7 @@
     </w:tblStylePr>
     <w:tblStylePr w:type="firstCol">
       <w:rPr>
+        <w:rFonts w:eastAsia="黑体"/>
         <w:b/>
         <w:bCs/>
         <w:color w:themeColor="text1" w:val="000000"/>
@@ -10799,6 +11355,7 @@
     </w:tblStylePr>
     <w:tblStylePr w:type="lastCol">
       <w:rPr>
+        <w:rFonts w:eastAsia="黑体"/>
         <w:b w:val="0"/>
         <w:bCs w:val="0"/>
         <w:color w:themeColor="text1" w:val="000000"/>
@@ -10848,7 +11405,7 @@
       <w:spacing w:after="0" w:line="240" w:lineRule="auto"/>
     </w:pPr>
     <w:rPr>
-      <w:rFonts w:asciiTheme="majorHAnsi" w:cstheme="majorBidi" w:eastAsiaTheme="majorEastAsia" w:hAnsiTheme="majorHAnsi"/>
+      <w:rFonts w:asciiTheme="majorHAnsi" w:cstheme="majorBidi" w:hAnsiTheme="majorHAnsi" w:eastAsia="黑体"/>
       <w:color w:themeColor="text1" w:val="000000"/>
     </w:rPr>
     <w:tblPr>
@@ -10875,6 +11432,7 @@
     </w:tcPr>
     <w:tblStylePr w:type="firstRow">
       <w:rPr>
+        <w:rFonts w:eastAsia="黑体"/>
         <w:b/>
         <w:bCs/>
         <w:color w:themeColor="text1" w:val="000000"/>
@@ -10886,6 +11444,7 @@
     </w:tblStylePr>
     <w:tblStylePr w:type="lastRow">
       <w:rPr>
+        <w:rFonts w:eastAsia="黑体"/>
         <w:b/>
         <w:bCs/>
         <w:color w:themeColor="text1" w:val="000000"/>
@@ -10905,6 +11464,7 @@
     </w:tblStylePr>
     <w:tblStylePr w:type="firstCol">
       <w:rPr>
+        <w:rFonts w:eastAsia="黑体"/>
         <w:b/>
         <w:bCs/>
         <w:color w:themeColor="text1" w:val="000000"/>
@@ -10924,6 +11484,7 @@
     </w:tblStylePr>
     <w:tblStylePr w:type="lastCol">
       <w:rPr>
+        <w:rFonts w:eastAsia="黑体"/>
         <w:b w:val="0"/>
         <w:bCs w:val="0"/>
         <w:color w:themeColor="text1" w:val="000000"/>
@@ -10973,7 +11534,7 @@
       <w:spacing w:after="0" w:line="240" w:lineRule="auto"/>
     </w:pPr>
     <w:rPr>
-      <w:rFonts w:asciiTheme="majorHAnsi" w:cstheme="majorBidi" w:eastAsiaTheme="majorEastAsia" w:hAnsiTheme="majorHAnsi"/>
+      <w:rFonts w:asciiTheme="majorHAnsi" w:cstheme="majorBidi" w:hAnsiTheme="majorHAnsi" w:eastAsia="黑体"/>
       <w:color w:themeColor="text1" w:val="000000"/>
     </w:rPr>
     <w:tblPr>
@@ -11000,6 +11561,7 @@
     </w:tcPr>
     <w:tblStylePr w:type="firstRow">
       <w:rPr>
+        <w:rFonts w:eastAsia="黑体"/>
         <w:b/>
         <w:bCs/>
         <w:color w:themeColor="text1" w:val="000000"/>
@@ -11011,6 +11573,7 @@
     </w:tblStylePr>
     <w:tblStylePr w:type="lastRow">
       <w:rPr>
+        <w:rFonts w:eastAsia="黑体"/>
         <w:b/>
         <w:bCs/>
         <w:color w:themeColor="text1" w:val="000000"/>
@@ -11030,6 +11593,7 @@
     </w:tblStylePr>
     <w:tblStylePr w:type="firstCol">
       <w:rPr>
+        <w:rFonts w:eastAsia="黑体"/>
         <w:b/>
         <w:bCs/>
         <w:color w:themeColor="text1" w:val="000000"/>
@@ -11049,6 +11613,7 @@
     </w:tblStylePr>
     <w:tblStylePr w:type="lastCol">
       <w:rPr>
+        <w:rFonts w:eastAsia="黑体"/>
         <w:b w:val="0"/>
         <w:bCs w:val="0"/>
         <w:color w:themeColor="text1" w:val="000000"/>
@@ -11098,7 +11663,7 @@
       <w:spacing w:after="0" w:line="240" w:lineRule="auto"/>
     </w:pPr>
     <w:rPr>
-      <w:rFonts w:asciiTheme="majorHAnsi" w:cstheme="majorBidi" w:eastAsiaTheme="majorEastAsia" w:hAnsiTheme="majorHAnsi"/>
+      <w:rFonts w:asciiTheme="majorHAnsi" w:cstheme="majorBidi" w:hAnsiTheme="majorHAnsi" w:eastAsia="黑体"/>
       <w:color w:themeColor="text1" w:val="000000"/>
     </w:rPr>
     <w:tblPr>
@@ -11125,6 +11690,7 @@
     </w:tcPr>
     <w:tblStylePr w:type="firstRow">
       <w:rPr>
+        <w:rFonts w:eastAsia="黑体"/>
         <w:b/>
         <w:bCs/>
         <w:color w:themeColor="text1" w:val="000000"/>
@@ -11136,6 +11702,7 @@
     </w:tblStylePr>
     <w:tblStylePr w:type="lastRow">
       <w:rPr>
+        <w:rFonts w:eastAsia="黑体"/>
         <w:b/>
         <w:bCs/>
         <w:color w:themeColor="text1" w:val="000000"/>
@@ -11155,6 +11722,7 @@
     </w:tblStylePr>
     <w:tblStylePr w:type="firstCol">
       <w:rPr>
+        <w:rFonts w:eastAsia="黑体"/>
         <w:b/>
         <w:bCs/>
         <w:color w:themeColor="text1" w:val="000000"/>
@@ -11174,6 +11742,7 @@
     </w:tblStylePr>
     <w:tblStylePr w:type="lastCol">
       <w:rPr>
+        <w:rFonts w:eastAsia="黑体"/>
         <w:b w:val="0"/>
         <w:bCs w:val="0"/>
         <w:color w:themeColor="text1" w:val="000000"/>
@@ -11223,7 +11792,7 @@
       <w:spacing w:after="0" w:line="240" w:lineRule="auto"/>
     </w:pPr>
     <w:rPr>
-      <w:rFonts w:asciiTheme="majorHAnsi" w:cstheme="majorBidi" w:eastAsiaTheme="majorEastAsia" w:hAnsiTheme="majorHAnsi"/>
+      <w:rFonts w:asciiTheme="majorHAnsi" w:cstheme="majorBidi" w:hAnsiTheme="majorHAnsi" w:eastAsia="黑体"/>
       <w:color w:themeColor="text1" w:val="000000"/>
     </w:rPr>
     <w:tblPr>
@@ -11250,6 +11819,7 @@
     </w:tcPr>
     <w:tblStylePr w:type="firstRow">
       <w:rPr>
+        <w:rFonts w:eastAsia="黑体"/>
         <w:b/>
         <w:bCs/>
         <w:color w:themeColor="text1" w:val="000000"/>
@@ -11261,6 +11831,7 @@
     </w:tblStylePr>
     <w:tblStylePr w:type="lastRow">
       <w:rPr>
+        <w:rFonts w:eastAsia="黑体"/>
         <w:b/>
         <w:bCs/>
         <w:color w:themeColor="text1" w:val="000000"/>
@@ -11280,6 +11851,7 @@
     </w:tblStylePr>
     <w:tblStylePr w:type="firstCol">
       <w:rPr>
+        <w:rFonts w:eastAsia="黑体"/>
         <w:b/>
         <w:bCs/>
         <w:color w:themeColor="text1" w:val="000000"/>
@@ -11299,6 +11871,7 @@
     </w:tblStylePr>
     <w:tblStylePr w:type="lastCol">
       <w:rPr>
+        <w:rFonts w:eastAsia="黑体"/>
         <w:b w:val="0"/>
         <w:bCs w:val="0"/>
         <w:color w:themeColor="text1" w:val="000000"/>
@@ -11371,6 +11944,7 @@
     </w:tcPr>
     <w:tblStylePr w:type="firstRow">
       <w:rPr>
+        <w:rFonts w:eastAsia="黑体"/>
         <w:b/>
         <w:bCs/>
         <w:i w:val="0"/>
@@ -11392,6 +11966,7 @@
     </w:tblStylePr>
     <w:tblStylePr w:type="lastRow">
       <w:rPr>
+        <w:rFonts w:eastAsia="黑体"/>
         <w:b/>
         <w:bCs/>
         <w:i w:val="0"/>
@@ -11413,6 +11988,7 @@
     </w:tblStylePr>
     <w:tblStylePr w:type="firstCol">
       <w:rPr>
+        <w:rFonts w:eastAsia="黑体"/>
         <w:b/>
         <w:bCs/>
         <w:i w:val="0"/>
@@ -11432,6 +12008,7 @@
     </w:tblStylePr>
     <w:tblStylePr w:type="lastCol">
       <w:rPr>
+        <w:rFonts w:eastAsia="黑体"/>
         <w:b/>
         <w:bCs/>
         <w:i w:val="0"/>
@@ -11512,6 +12089,7 @@
     </w:tcPr>
     <w:tblStylePr w:type="firstRow">
       <w:rPr>
+        <w:rFonts w:eastAsia="黑体"/>
         <w:b/>
         <w:bCs/>
         <w:i w:val="0"/>
@@ -11533,6 +12111,7 @@
     </w:tblStylePr>
     <w:tblStylePr w:type="lastRow">
       <w:rPr>
+        <w:rFonts w:eastAsia="黑体"/>
         <w:b/>
         <w:bCs/>
         <w:i w:val="0"/>
@@ -11554,6 +12133,7 @@
     </w:tblStylePr>
     <w:tblStylePr w:type="firstCol">
       <w:rPr>
+        <w:rFonts w:eastAsia="黑体"/>
         <w:b/>
         <w:bCs/>
         <w:i w:val="0"/>
@@ -11573,6 +12153,7 @@
     </w:tblStylePr>
     <w:tblStylePr w:type="lastCol">
       <w:rPr>
+        <w:rFonts w:eastAsia="黑体"/>
         <w:b/>
         <w:bCs/>
         <w:i w:val="0"/>
@@ -11653,6 +12234,7 @@
     </w:tcPr>
     <w:tblStylePr w:type="firstRow">
       <w:rPr>
+        <w:rFonts w:eastAsia="黑体"/>
         <w:b/>
         <w:bCs/>
         <w:i w:val="0"/>
@@ -11674,6 +12256,7 @@
     </w:tblStylePr>
     <w:tblStylePr w:type="lastRow">
       <w:rPr>
+        <w:rFonts w:eastAsia="黑体"/>
         <w:b/>
         <w:bCs/>
         <w:i w:val="0"/>
@@ -11695,6 +12278,7 @@
     </w:tblStylePr>
     <w:tblStylePr w:type="firstCol">
       <w:rPr>
+        <w:rFonts w:eastAsia="黑体"/>
         <w:b/>
         <w:bCs/>
         <w:i w:val="0"/>
@@ -11714,6 +12298,7 @@
     </w:tblStylePr>
     <w:tblStylePr w:type="lastCol">
       <w:rPr>
+        <w:rFonts w:eastAsia="黑体"/>
         <w:b/>
         <w:bCs/>
         <w:i w:val="0"/>
@@ -11794,6 +12379,7 @@
     </w:tcPr>
     <w:tblStylePr w:type="firstRow">
       <w:rPr>
+        <w:rFonts w:eastAsia="黑体"/>
         <w:b/>
         <w:bCs/>
         <w:i w:val="0"/>
@@ -11815,6 +12401,7 @@
     </w:tblStylePr>
     <w:tblStylePr w:type="lastRow">
       <w:rPr>
+        <w:rFonts w:eastAsia="黑体"/>
         <w:b/>
         <w:bCs/>
         <w:i w:val="0"/>
@@ -11836,6 +12423,7 @@
     </w:tblStylePr>
     <w:tblStylePr w:type="firstCol">
       <w:rPr>
+        <w:rFonts w:eastAsia="黑体"/>
         <w:b/>
         <w:bCs/>
         <w:i w:val="0"/>
@@ -11855,6 +12443,7 @@
     </w:tblStylePr>
     <w:tblStylePr w:type="lastCol">
       <w:rPr>
+        <w:rFonts w:eastAsia="黑体"/>
         <w:b/>
         <w:bCs/>
         <w:i w:val="0"/>
@@ -11935,6 +12524,7 @@
     </w:tcPr>
     <w:tblStylePr w:type="firstRow">
       <w:rPr>
+        <w:rFonts w:eastAsia="黑体"/>
         <w:b/>
         <w:bCs/>
         <w:i w:val="0"/>
@@ -11956,6 +12546,7 @@
     </w:tblStylePr>
     <w:tblStylePr w:type="lastRow">
       <w:rPr>
+        <w:rFonts w:eastAsia="黑体"/>
         <w:b/>
         <w:bCs/>
         <w:i w:val="0"/>
@@ -11977,6 +12568,7 @@
     </w:tblStylePr>
     <w:tblStylePr w:type="firstCol">
       <w:rPr>
+        <w:rFonts w:eastAsia="黑体"/>
         <w:b/>
         <w:bCs/>
         <w:i w:val="0"/>
@@ -11996,6 +12588,7 @@
     </w:tblStylePr>
     <w:tblStylePr w:type="lastCol">
       <w:rPr>
+        <w:rFonts w:eastAsia="黑体"/>
         <w:b/>
         <w:bCs/>
         <w:i w:val="0"/>
@@ -12076,6 +12669,7 @@
     </w:tcPr>
     <w:tblStylePr w:type="firstRow">
       <w:rPr>
+        <w:rFonts w:eastAsia="黑体"/>
         <w:b/>
         <w:bCs/>
         <w:i w:val="0"/>
@@ -12097,6 +12691,7 @@
     </w:tblStylePr>
     <w:tblStylePr w:type="lastRow">
       <w:rPr>
+        <w:rFonts w:eastAsia="黑体"/>
         <w:b/>
         <w:bCs/>
         <w:i w:val="0"/>
@@ -12118,6 +12713,7 @@
     </w:tblStylePr>
     <w:tblStylePr w:type="firstCol">
       <w:rPr>
+        <w:rFonts w:eastAsia="黑体"/>
         <w:b/>
         <w:bCs/>
         <w:i w:val="0"/>
@@ -12137,6 +12733,7 @@
     </w:tblStylePr>
     <w:tblStylePr w:type="lastCol">
       <w:rPr>
+        <w:rFonts w:eastAsia="黑体"/>
         <w:b/>
         <w:bCs/>
         <w:i w:val="0"/>
@@ -12217,6 +12814,7 @@
     </w:tcPr>
     <w:tblStylePr w:type="firstRow">
       <w:rPr>
+        <w:rFonts w:eastAsia="黑体"/>
         <w:b/>
         <w:bCs/>
         <w:i w:val="0"/>
@@ -12238,6 +12836,7 @@
     </w:tblStylePr>
     <w:tblStylePr w:type="lastRow">
       <w:rPr>
+        <w:rFonts w:eastAsia="黑体"/>
         <w:b/>
         <w:bCs/>
         <w:i w:val="0"/>
@@ -12259,6 +12858,7 @@
     </w:tblStylePr>
     <w:tblStylePr w:type="firstCol">
       <w:rPr>
+        <w:rFonts w:eastAsia="黑体"/>
         <w:b/>
         <w:bCs/>
         <w:i w:val="0"/>
@@ -12278,6 +12878,7 @@
     </w:tblStylePr>
     <w:tblStylePr w:type="lastCol">
       <w:rPr>
+        <w:rFonts w:eastAsia="黑体"/>
         <w:b/>
         <w:bCs/>
         <w:i w:val="0"/>
@@ -12335,6 +12936,7 @@
       <w:spacing w:after="0" w:line="240" w:lineRule="auto"/>
     </w:pPr>
     <w:rPr>
+      <w:rFonts w:eastAsia="黑体"/>
       <w:color w:themeColor="background1" w:val="FFFFFF"/>
     </w:rPr>
     <w:tblPr>
@@ -12353,6 +12955,7 @@
     </w:tcPr>
     <w:tblStylePr w:type="firstRow">
       <w:rPr>
+        <w:rFonts w:eastAsia="黑体"/>
         <w:b/>
         <w:bCs/>
       </w:rPr>
@@ -12449,6 +13052,7 @@
       <w:spacing w:after="0" w:line="240" w:lineRule="auto"/>
     </w:pPr>
     <w:rPr>
+      <w:rFonts w:eastAsia="黑体"/>
       <w:color w:themeColor="background1" w:val="FFFFFF"/>
     </w:rPr>
     <w:tblPr>
@@ -12467,6 +13071,7 @@
     </w:tcPr>
     <w:tblStylePr w:type="firstRow">
       <w:rPr>
+        <w:rFonts w:eastAsia="黑体"/>
         <w:b/>
         <w:bCs/>
       </w:rPr>
@@ -12563,6 +13168,7 @@
       <w:spacing w:after="0" w:line="240" w:lineRule="auto"/>
     </w:pPr>
     <w:rPr>
+      <w:rFonts w:eastAsia="黑体"/>
       <w:color w:themeColor="background1" w:val="FFFFFF"/>
     </w:rPr>
     <w:tblPr>
@@ -12581,6 +13187,7 @@
     </w:tcPr>
     <w:tblStylePr w:type="firstRow">
       <w:rPr>
+        <w:rFonts w:eastAsia="黑体"/>
         <w:b/>
         <w:bCs/>
       </w:rPr>
@@ -12677,6 +13284,7 @@
       <w:spacing w:after="0" w:line="240" w:lineRule="auto"/>
     </w:pPr>
     <w:rPr>
+      <w:rFonts w:eastAsia="黑体"/>
       <w:color w:themeColor="background1" w:val="FFFFFF"/>
     </w:rPr>
     <w:tblPr>
@@ -12695,6 +13303,7 @@
     </w:tcPr>
     <w:tblStylePr w:type="firstRow">
       <w:rPr>
+        <w:rFonts w:eastAsia="黑体"/>
         <w:b/>
         <w:bCs/>
       </w:rPr>
@@ -12791,6 +13400,7 @@
       <w:spacing w:after="0" w:line="240" w:lineRule="auto"/>
     </w:pPr>
     <w:rPr>
+      <w:rFonts w:eastAsia="黑体"/>
       <w:color w:themeColor="background1" w:val="FFFFFF"/>
     </w:rPr>
     <w:tblPr>
@@ -12809,6 +13419,7 @@
     </w:tcPr>
     <w:tblStylePr w:type="firstRow">
       <w:rPr>
+        <w:rFonts w:eastAsia="黑体"/>
         <w:b/>
         <w:bCs/>
       </w:rPr>
@@ -12905,6 +13516,7 @@
       <w:spacing w:after="0" w:line="240" w:lineRule="auto"/>
     </w:pPr>
     <w:rPr>
+      <w:rFonts w:eastAsia="黑体"/>
       <w:color w:themeColor="background1" w:val="FFFFFF"/>
     </w:rPr>
     <w:tblPr>
@@ -12923,6 +13535,7 @@
     </w:tcPr>
     <w:tblStylePr w:type="firstRow">
       <w:rPr>
+        <w:rFonts w:eastAsia="黑体"/>
         <w:b/>
         <w:bCs/>
       </w:rPr>
@@ -13019,6 +13632,7 @@
       <w:spacing w:after="0" w:line="240" w:lineRule="auto"/>
     </w:pPr>
     <w:rPr>
+      <w:rFonts w:eastAsia="黑体"/>
       <w:color w:themeColor="background1" w:val="FFFFFF"/>
     </w:rPr>
     <w:tblPr>
@@ -13037,6 +13651,7 @@
     </w:tcPr>
     <w:tblStylePr w:type="firstRow">
       <w:rPr>
+        <w:rFonts w:eastAsia="黑体"/>
         <w:b/>
         <w:bCs/>
       </w:rPr>
@@ -13133,6 +13748,7 @@
       <w:spacing w:after="0" w:line="240" w:lineRule="auto"/>
     </w:pPr>
     <w:rPr>
+      <w:rFonts w:eastAsia="黑体"/>
       <w:color w:themeColor="text1" w:val="000000"/>
     </w:rPr>
     <w:tblPr>
@@ -13159,6 +13775,7 @@
     </w:tcPr>
     <w:tblStylePr w:type="firstRow">
       <w:rPr>
+        <w:rFonts w:eastAsia="黑体"/>
         <w:b/>
         <w:bCs/>
       </w:rPr>
@@ -13177,6 +13794,7 @@
     </w:tblStylePr>
     <w:tblStylePr w:type="lastRow">
       <w:rPr>
+        <w:rFonts w:eastAsia="黑体"/>
         <w:b/>
         <w:bCs/>
         <w:color w:themeColor="background1" w:val="FFFFFF"/>
@@ -13191,6 +13809,7 @@
     </w:tblStylePr>
     <w:tblStylePr w:type="firstCol">
       <w:rPr>
+        <w:rFonts w:eastAsia="黑体"/>
         <w:color w:themeColor="background1" w:val="FFFFFF"/>
       </w:rPr>
       <w:tblPr/>
@@ -13208,6 +13827,7 @@
     </w:tblStylePr>
     <w:tblStylePr w:type="lastCol">
       <w:rPr>
+        <w:rFonts w:eastAsia="黑体"/>
         <w:color w:themeColor="background1" w:val="FFFFFF"/>
       </w:rPr>
       <w:tblPr/>
@@ -13237,11 +13857,13 @@
     </w:tblStylePr>
     <w:tblStylePr w:type="neCell">
       <w:rPr>
+        <w:rFonts w:eastAsia="黑体"/>
         <w:color w:themeColor="text1" w:val="000000"/>
       </w:rPr>
     </w:tblStylePr>
     <w:tblStylePr w:type="nwCell">
       <w:rPr>
+        <w:rFonts w:eastAsia="黑体"/>
         <w:color w:themeColor="text1" w:val="000000"/>
       </w:rPr>
     </w:tblStylePr>
@@ -13255,6 +13877,7 @@
       <w:spacing w:after="0" w:line="240" w:lineRule="auto"/>
     </w:pPr>
     <w:rPr>
+      <w:rFonts w:eastAsia="黑体"/>
       <w:color w:themeColor="text1" w:val="000000"/>
     </w:rPr>
     <w:tblPr>
@@ -13281,6 +13904,7 @@
     </w:tcPr>
     <w:tblStylePr w:type="firstRow">
       <w:rPr>
+        <w:rFonts w:eastAsia="黑体"/>
         <w:b/>
         <w:bCs/>
       </w:rPr>
@@ -13299,6 +13923,7 @@
     </w:tblStylePr>
     <w:tblStylePr w:type="lastRow">
       <w:rPr>
+        <w:rFonts w:eastAsia="黑体"/>
         <w:b/>
         <w:bCs/>
         <w:color w:themeColor="background1" w:val="FFFFFF"/>
@@ -13313,6 +13938,7 @@
     </w:tblStylePr>
     <w:tblStylePr w:type="firstCol">
       <w:rPr>
+        <w:rFonts w:eastAsia="黑体"/>
         <w:color w:themeColor="background1" w:val="FFFFFF"/>
       </w:rPr>
       <w:tblPr/>
@@ -13330,6 +13956,7 @@
     </w:tblStylePr>
     <w:tblStylePr w:type="lastCol">
       <w:rPr>
+        <w:rFonts w:eastAsia="黑体"/>
         <w:color w:themeColor="background1" w:val="FFFFFF"/>
       </w:rPr>
       <w:tblPr/>
@@ -13359,11 +13986,13 @@
     </w:tblStylePr>
     <w:tblStylePr w:type="neCell">
       <w:rPr>
+        <w:rFonts w:eastAsia="黑体"/>
         <w:color w:themeColor="text1" w:val="000000"/>
       </w:rPr>
     </w:tblStylePr>
     <w:tblStylePr w:type="nwCell">
       <w:rPr>
+        <w:rFonts w:eastAsia="黑体"/>
         <w:color w:themeColor="text1" w:val="000000"/>
       </w:rPr>
     </w:tblStylePr>
@@ -13377,6 +14006,7 @@
       <w:spacing w:after="0" w:line="240" w:lineRule="auto"/>
     </w:pPr>
     <w:rPr>
+      <w:rFonts w:eastAsia="黑体"/>
       <w:color w:themeColor="text1" w:val="000000"/>
     </w:rPr>
     <w:tblPr>
@@ -13403,6 +14033,7 @@
     </w:tcPr>
     <w:tblStylePr w:type="firstRow">
       <w:rPr>
+        <w:rFonts w:eastAsia="黑体"/>
         <w:b/>
         <w:bCs/>
       </w:rPr>
@@ -13421,6 +14052,7 @@
     </w:tblStylePr>
     <w:tblStylePr w:type="lastRow">
       <w:rPr>
+        <w:rFonts w:eastAsia="黑体"/>
         <w:b/>
         <w:bCs/>
         <w:color w:themeColor="background1" w:val="FFFFFF"/>
@@ -13435,6 +14067,7 @@
     </w:tblStylePr>
     <w:tblStylePr w:type="firstCol">
       <w:rPr>
+        <w:rFonts w:eastAsia="黑体"/>
         <w:color w:themeColor="background1" w:val="FFFFFF"/>
       </w:rPr>
       <w:tblPr/>
@@ -13452,6 +14085,7 @@
     </w:tblStylePr>
     <w:tblStylePr w:type="lastCol">
       <w:rPr>
+        <w:rFonts w:eastAsia="黑体"/>
         <w:color w:themeColor="background1" w:val="FFFFFF"/>
       </w:rPr>
       <w:tblPr/>
@@ -13481,11 +14115,13 @@
     </w:tblStylePr>
     <w:tblStylePr w:type="neCell">
       <w:rPr>
+        <w:rFonts w:eastAsia="黑体"/>
         <w:color w:themeColor="text1" w:val="000000"/>
       </w:rPr>
     </w:tblStylePr>
     <w:tblStylePr w:type="nwCell">
       <w:rPr>
+        <w:rFonts w:eastAsia="黑体"/>
         <w:color w:themeColor="text1" w:val="000000"/>
       </w:rPr>
     </w:tblStylePr>
@@ -13499,6 +14135,7 @@
       <w:spacing w:after="0" w:line="240" w:lineRule="auto"/>
     </w:pPr>
     <w:rPr>
+      <w:rFonts w:eastAsia="黑体"/>
       <w:color w:themeColor="text1" w:val="000000"/>
     </w:rPr>
     <w:tblPr>
@@ -13525,6 +14162,7 @@
     </w:tcPr>
     <w:tblStylePr w:type="firstRow">
       <w:rPr>
+        <w:rFonts w:eastAsia="黑体"/>
         <w:b/>
         <w:bCs/>
       </w:rPr>
@@ -13543,6 +14181,7 @@
     </w:tblStylePr>
     <w:tblStylePr w:type="lastRow">
       <w:rPr>
+        <w:rFonts w:eastAsia="黑体"/>
         <w:b/>
         <w:bCs/>
         <w:color w:themeColor="background1" w:val="FFFFFF"/>
@@ -13557,6 +14196,7 @@
     </w:tblStylePr>
     <w:tblStylePr w:type="firstCol">
       <w:rPr>
+        <w:rFonts w:eastAsia="黑体"/>
         <w:color w:themeColor="background1" w:val="FFFFFF"/>
       </w:rPr>
       <w:tblPr/>
@@ -13574,6 +14214,7 @@
     </w:tblStylePr>
     <w:tblStylePr w:type="lastCol">
       <w:rPr>
+        <w:rFonts w:eastAsia="黑体"/>
         <w:color w:themeColor="background1" w:val="FFFFFF"/>
       </w:rPr>
       <w:tblPr/>
@@ -13611,6 +14252,7 @@
       <w:spacing w:after="0" w:line="240" w:lineRule="auto"/>
     </w:pPr>
     <w:rPr>
+      <w:rFonts w:eastAsia="黑体"/>
       <w:color w:themeColor="text1" w:val="000000"/>
     </w:rPr>
     <w:tblPr>
@@ -13637,6 +14279,7 @@
     </w:tcPr>
     <w:tblStylePr w:type="firstRow">
       <w:rPr>
+        <w:rFonts w:eastAsia="黑体"/>
         <w:b/>
         <w:bCs/>
       </w:rPr>
@@ -13655,6 +14298,7 @@
     </w:tblStylePr>
     <w:tblStylePr w:type="lastRow">
       <w:rPr>
+        <w:rFonts w:eastAsia="黑体"/>
         <w:b/>
         <w:bCs/>
         <w:color w:themeColor="background1" w:val="FFFFFF"/>
@@ -13669,6 +14313,7 @@
     </w:tblStylePr>
     <w:tblStylePr w:type="firstCol">
       <w:rPr>
+        <w:rFonts w:eastAsia="黑体"/>
         <w:color w:themeColor="background1" w:val="FFFFFF"/>
       </w:rPr>
       <w:tblPr/>
@@ -13686,6 +14331,7 @@
     </w:tblStylePr>
     <w:tblStylePr w:type="lastCol">
       <w:rPr>
+        <w:rFonts w:eastAsia="黑体"/>
         <w:color w:themeColor="background1" w:val="FFFFFF"/>
       </w:rPr>
       <w:tblPr/>
@@ -13715,11 +14361,13 @@
     </w:tblStylePr>
     <w:tblStylePr w:type="neCell">
       <w:rPr>
+        <w:rFonts w:eastAsia="黑体"/>
         <w:color w:themeColor="text1" w:val="000000"/>
       </w:rPr>
     </w:tblStylePr>
     <w:tblStylePr w:type="nwCell">
       <w:rPr>
+        <w:rFonts w:eastAsia="黑体"/>
         <w:color w:themeColor="text1" w:val="000000"/>
       </w:rPr>
     </w:tblStylePr>
@@ -13733,6 +14381,7 @@
       <w:spacing w:after="0" w:line="240" w:lineRule="auto"/>
     </w:pPr>
     <w:rPr>
+      <w:rFonts w:eastAsia="黑体"/>
       <w:color w:themeColor="text1" w:val="000000"/>
     </w:rPr>
     <w:tblPr>
@@ -13759,6 +14408,7 @@
     </w:tcPr>
     <w:tblStylePr w:type="firstRow">
       <w:rPr>
+        <w:rFonts w:eastAsia="黑体"/>
         <w:b/>
         <w:bCs/>
       </w:rPr>
@@ -13777,6 +14427,7 @@
     </w:tblStylePr>
     <w:tblStylePr w:type="lastRow">
       <w:rPr>
+        <w:rFonts w:eastAsia="黑体"/>
         <w:b/>
         <w:bCs/>
         <w:color w:themeColor="background1" w:val="FFFFFF"/>
@@ -13791,6 +14442,7 @@
     </w:tblStylePr>
     <w:tblStylePr w:type="firstCol">
       <w:rPr>
+        <w:rFonts w:eastAsia="黑体"/>
         <w:color w:themeColor="background1" w:val="FFFFFF"/>
       </w:rPr>
       <w:tblPr/>
@@ -13808,6 +14460,7 @@
     </w:tblStylePr>
     <w:tblStylePr w:type="lastCol">
       <w:rPr>
+        <w:rFonts w:eastAsia="黑体"/>
         <w:color w:themeColor="background1" w:val="FFFFFF"/>
       </w:rPr>
       <w:tblPr/>
@@ -13837,11 +14490,13 @@
     </w:tblStylePr>
     <w:tblStylePr w:type="neCell">
       <w:rPr>
+        <w:rFonts w:eastAsia="黑体"/>
         <w:color w:themeColor="text1" w:val="000000"/>
       </w:rPr>
     </w:tblStylePr>
     <w:tblStylePr w:type="nwCell">
       <w:rPr>
+        <w:rFonts w:eastAsia="黑体"/>
         <w:color w:themeColor="text1" w:val="000000"/>
       </w:rPr>
     </w:tblStylePr>
@@ -13855,6 +14510,7 @@
       <w:spacing w:after="0" w:line="240" w:lineRule="auto"/>
     </w:pPr>
     <w:rPr>
+      <w:rFonts w:eastAsia="黑体"/>
       <w:color w:themeColor="text1" w:val="000000"/>
     </w:rPr>
     <w:tblPr>
@@ -13881,6 +14537,7 @@
     </w:tcPr>
     <w:tblStylePr w:type="firstRow">
       <w:rPr>
+        <w:rFonts w:eastAsia="黑体"/>
         <w:b/>
         <w:bCs/>
       </w:rPr>
@@ -13899,6 +14556,7 @@
     </w:tblStylePr>
     <w:tblStylePr w:type="lastRow">
       <w:rPr>
+        <w:rFonts w:eastAsia="黑体"/>
         <w:b/>
         <w:bCs/>
         <w:color w:themeColor="background1" w:val="FFFFFF"/>
@@ -13913,6 +14571,7 @@
     </w:tblStylePr>
     <w:tblStylePr w:type="firstCol">
       <w:rPr>
+        <w:rFonts w:eastAsia="黑体"/>
         <w:color w:themeColor="background1" w:val="FFFFFF"/>
       </w:rPr>
       <w:tblPr/>
@@ -13930,6 +14589,7 @@
     </w:tblStylePr>
     <w:tblStylePr w:type="lastCol">
       <w:rPr>
+        <w:rFonts w:eastAsia="黑体"/>
         <w:color w:themeColor="background1" w:val="FFFFFF"/>
       </w:rPr>
       <w:tblPr/>
@@ -13959,11 +14619,13 @@
     </w:tblStylePr>
     <w:tblStylePr w:type="neCell">
       <w:rPr>
+        <w:rFonts w:eastAsia="黑体"/>
         <w:color w:themeColor="text1" w:val="000000"/>
       </w:rPr>
     </w:tblStylePr>
     <w:tblStylePr w:type="nwCell">
       <w:rPr>
+        <w:rFonts w:eastAsia="黑体"/>
         <w:color w:themeColor="text1" w:val="000000"/>
       </w:rPr>
     </w:tblStylePr>
@@ -13977,6 +14639,7 @@
       <w:spacing w:after="0" w:line="240" w:lineRule="auto"/>
     </w:pPr>
     <w:rPr>
+      <w:rFonts w:eastAsia="黑体"/>
       <w:color w:themeColor="text1" w:val="000000"/>
     </w:rPr>
     <w:tblPr>
@@ -13995,6 +14658,7 @@
     </w:tcPr>
     <w:tblStylePr w:type="firstRow">
       <w:rPr>
+        <w:rFonts w:eastAsia="黑体"/>
         <w:b/>
         <w:bCs/>
         <w:color w:themeColor="background1" w:val="FFFFFF"/>
@@ -14009,6 +14673,7 @@
     </w:tblStylePr>
     <w:tblStylePr w:type="lastRow">
       <w:rPr>
+        <w:rFonts w:eastAsia="黑体"/>
         <w:b/>
         <w:bCs/>
         <w:color w:themeColor="accent2" w:themeShade="CC" w:val="9E3A38"/>
@@ -14023,12 +14688,14 @@
     </w:tblStylePr>
     <w:tblStylePr w:type="firstCol">
       <w:rPr>
+        <w:rFonts w:eastAsia="黑体"/>
         <w:b/>
         <w:bCs/>
       </w:rPr>
     </w:tblStylePr>
     <w:tblStylePr w:type="lastCol">
       <w:rPr>
+        <w:rFonts w:eastAsia="黑体"/>
         <w:b/>
         <w:bCs/>
       </w:rPr>
@@ -14063,6 +14730,7 @@
       <w:spacing w:after="0" w:line="240" w:lineRule="auto"/>
     </w:pPr>
     <w:rPr>
+      <w:rFonts w:eastAsia="黑体"/>
       <w:color w:themeColor="text1" w:val="000000"/>
     </w:rPr>
     <w:tblPr>
@@ -14081,6 +14749,7 @@
     </w:tcPr>
     <w:tblStylePr w:type="firstRow">
       <w:rPr>
+        <w:rFonts w:eastAsia="黑体"/>
         <w:b/>
         <w:bCs/>
         <w:color w:themeColor="background1" w:val="FFFFFF"/>
@@ -14095,6 +14764,7 @@
     </w:tblStylePr>
     <w:tblStylePr w:type="lastRow">
       <w:rPr>
+        <w:rFonts w:eastAsia="黑体"/>
         <w:b/>
         <w:bCs/>
         <w:color w:themeColor="accent2" w:themeShade="CC" w:val="9E3A38"/>
@@ -14109,12 +14779,14 @@
     </w:tblStylePr>
     <w:tblStylePr w:type="firstCol">
       <w:rPr>
+        <w:rFonts w:eastAsia="黑体"/>
         <w:b/>
         <w:bCs/>
       </w:rPr>
     </w:tblStylePr>
     <w:tblStylePr w:type="lastCol">
       <w:rPr>
+        <w:rFonts w:eastAsia="黑体"/>
         <w:b/>
         <w:bCs/>
       </w:rPr>
@@ -14149,6 +14821,7 @@
       <w:spacing w:after="0" w:line="240" w:lineRule="auto"/>
     </w:pPr>
     <w:rPr>
+      <w:rFonts w:eastAsia="黑体"/>
       <w:color w:themeColor="text1" w:val="000000"/>
     </w:rPr>
     <w:tblPr>
@@ -14167,6 +14840,7 @@
     </w:tcPr>
     <w:tblStylePr w:type="firstRow">
       <w:rPr>
+        <w:rFonts w:eastAsia="黑体"/>
         <w:b/>
         <w:bCs/>
         <w:color w:themeColor="background1" w:val="FFFFFF"/>
@@ -14181,6 +14855,7 @@
     </w:tblStylePr>
     <w:tblStylePr w:type="lastRow">
       <w:rPr>
+        <w:rFonts w:eastAsia="黑体"/>
         <w:b/>
         <w:bCs/>
         <w:color w:themeColor="accent2" w:themeShade="CC" w:val="9E3A38"/>
@@ -14195,12 +14870,14 @@
     </w:tblStylePr>
     <w:tblStylePr w:type="firstCol">
       <w:rPr>
+        <w:rFonts w:eastAsia="黑体"/>
         <w:b/>
         <w:bCs/>
       </w:rPr>
     </w:tblStylePr>
     <w:tblStylePr w:type="lastCol">
       <w:rPr>
+        <w:rFonts w:eastAsia="黑体"/>
         <w:b/>
         <w:bCs/>
       </w:rPr>
@@ -14235,6 +14912,7 @@
       <w:spacing w:after="0" w:line="240" w:lineRule="auto"/>
     </w:pPr>
     <w:rPr>
+      <w:rFonts w:eastAsia="黑体"/>
       <w:color w:themeColor="text1" w:val="000000"/>
     </w:rPr>
     <w:tblPr>
@@ -14253,6 +14931,7 @@
     </w:tcPr>
     <w:tblStylePr w:type="firstRow">
       <w:rPr>
+        <w:rFonts w:eastAsia="黑体"/>
         <w:b/>
         <w:bCs/>
         <w:color w:themeColor="background1" w:val="FFFFFF"/>
@@ -14267,6 +14946,7 @@
     </w:tblStylePr>
     <w:tblStylePr w:type="lastRow">
       <w:rPr>
+        <w:rFonts w:eastAsia="黑体"/>
         <w:b/>
         <w:bCs/>
         <w:color w:themeColor="accent4" w:themeShade="CC" w:val="664E82"/>
@@ -14281,12 +14961,14 @@
     </w:tblStylePr>
     <w:tblStylePr w:type="firstCol">
       <w:rPr>
+        <w:rFonts w:eastAsia="黑体"/>
         <w:b/>
         <w:bCs/>
       </w:rPr>
     </w:tblStylePr>
     <w:tblStylePr w:type="lastCol">
       <w:rPr>
+        <w:rFonts w:eastAsia="黑体"/>
         <w:b/>
         <w:bCs/>
       </w:rPr>
@@ -14321,6 +15003,7 @@
       <w:spacing w:after="0" w:line="240" w:lineRule="auto"/>
     </w:pPr>
     <w:rPr>
+      <w:rFonts w:eastAsia="黑体"/>
       <w:color w:themeColor="text1" w:val="000000"/>
     </w:rPr>
     <w:tblPr>
@@ -14339,6 +15022,7 @@
     </w:tcPr>
     <w:tblStylePr w:type="firstRow">
       <w:rPr>
+        <w:rFonts w:eastAsia="黑体"/>
         <w:b/>
         <w:bCs/>
         <w:color w:themeColor="background1" w:val="FFFFFF"/>
@@ -14353,6 +15037,7 @@
     </w:tblStylePr>
     <w:tblStylePr w:type="lastRow">
       <w:rPr>
+        <w:rFonts w:eastAsia="黑体"/>
         <w:b/>
         <w:bCs/>
         <w:color w:themeColor="accent3" w:themeShade="CC" w:val="7E9C40"/>
@@ -14367,12 +15052,14 @@
     </w:tblStylePr>
     <w:tblStylePr w:type="firstCol">
       <w:rPr>
+        <w:rFonts w:eastAsia="黑体"/>
         <w:b/>
         <w:bCs/>
       </w:rPr>
     </w:tblStylePr>
     <w:tblStylePr w:type="lastCol">
       <w:rPr>
+        <w:rFonts w:eastAsia="黑体"/>
         <w:b/>
         <w:bCs/>
       </w:rPr>
@@ -14407,6 +15094,7 @@
       <w:spacing w:after="0" w:line="240" w:lineRule="auto"/>
     </w:pPr>
     <w:rPr>
+      <w:rFonts w:eastAsia="黑体"/>
       <w:color w:themeColor="text1" w:val="000000"/>
     </w:rPr>
     <w:tblPr>
@@ -14425,6 +15113,7 @@
     </w:tcPr>
     <w:tblStylePr w:type="firstRow">
       <w:rPr>
+        <w:rFonts w:eastAsia="黑体"/>
         <w:b/>
         <w:bCs/>
         <w:color w:themeColor="background1" w:val="FFFFFF"/>
@@ -14439,6 +15128,7 @@
     </w:tblStylePr>
     <w:tblStylePr w:type="lastRow">
       <w:rPr>
+        <w:rFonts w:eastAsia="黑体"/>
         <w:b/>
         <w:bCs/>
         <w:color w:themeColor="accent6" w:themeShade="CC" w:val="F2730A"/>
@@ -14453,12 +15143,14 @@
     </w:tblStylePr>
     <w:tblStylePr w:type="firstCol">
       <w:rPr>
+        <w:rFonts w:eastAsia="黑体"/>
         <w:b/>
         <w:bCs/>
       </w:rPr>
     </w:tblStylePr>
     <w:tblStylePr w:type="lastCol">
       <w:rPr>
+        <w:rFonts w:eastAsia="黑体"/>
         <w:b/>
         <w:bCs/>
       </w:rPr>
@@ -14493,6 +15185,7 @@
       <w:spacing w:after="0" w:line="240" w:lineRule="auto"/>
     </w:pPr>
     <w:rPr>
+      <w:rFonts w:eastAsia="黑体"/>
       <w:color w:themeColor="text1" w:val="000000"/>
     </w:rPr>
     <w:tblPr>
@@ -14511,6 +15204,7 @@
     </w:tcPr>
     <w:tblStylePr w:type="firstRow">
       <w:rPr>
+        <w:rFonts w:eastAsia="黑体"/>
         <w:b/>
         <w:bCs/>
         <w:color w:themeColor="background1" w:val="FFFFFF"/>
@@ -14525,6 +15219,7 @@
     </w:tblStylePr>
     <w:tblStylePr w:type="lastRow">
       <w:rPr>
+        <w:rFonts w:eastAsia="黑体"/>
         <w:b/>
         <w:bCs/>
         <w:color w:themeColor="accent5" w:themeShade="CC" w:val="348DA5"/>
@@ -14539,12 +15234,14 @@
     </w:tblStylePr>
     <w:tblStylePr w:type="firstCol">
       <w:rPr>
+        <w:rFonts w:eastAsia="黑体"/>
         <w:b/>
         <w:bCs/>
       </w:rPr>
     </w:tblStylePr>
     <w:tblStylePr w:type="lastCol">
       <w:rPr>
+        <w:rFonts w:eastAsia="黑体"/>
         <w:b/>
         <w:bCs/>
       </w:rPr>
@@ -14579,6 +15276,7 @@
       <w:spacing w:after="0" w:line="240" w:lineRule="auto"/>
     </w:pPr>
     <w:rPr>
+      <w:rFonts w:eastAsia="黑体"/>
       <w:color w:themeColor="text1" w:val="000000"/>
     </w:rPr>
     <w:tblPr>
@@ -14600,6 +15298,7 @@
     </w:tcPr>
     <w:tblStylePr w:type="firstRow">
       <w:rPr>
+        <w:rFonts w:eastAsia="黑体"/>
         <w:b/>
         <w:bCs/>
       </w:rPr>
@@ -14610,6 +15309,7 @@
     </w:tblStylePr>
     <w:tblStylePr w:type="lastRow">
       <w:rPr>
+        <w:rFonts w:eastAsia="黑体"/>
         <w:b/>
         <w:bCs/>
         <w:color w:themeColor="text1" w:val="000000"/>
@@ -14621,6 +15321,7 @@
     </w:tblStylePr>
     <w:tblStylePr w:type="firstCol">
       <w:rPr>
+        <w:rFonts w:eastAsia="黑体"/>
         <w:color w:themeColor="background1" w:val="FFFFFF"/>
       </w:rPr>
       <w:tblPr/>
@@ -14630,6 +15331,7 @@
     </w:tblStylePr>
     <w:tblStylePr w:type="lastCol">
       <w:rPr>
+        <w:rFonts w:eastAsia="黑体"/>
         <w:color w:themeColor="background1" w:val="FFFFFF"/>
       </w:rPr>
       <w:tblPr/>
@@ -14659,6 +15361,7 @@
       <w:spacing w:after="0" w:line="240" w:lineRule="auto"/>
     </w:pPr>
     <w:rPr>
+      <w:rFonts w:eastAsia="黑体"/>
       <w:color w:themeColor="text1" w:val="000000"/>
     </w:rPr>
     <w:tblPr>
@@ -14680,6 +15383,7 @@
     </w:tcPr>
     <w:tblStylePr w:type="firstRow">
       <w:rPr>
+        <w:rFonts w:eastAsia="黑体"/>
         <w:b/>
         <w:bCs/>
       </w:rPr>
@@ -14690,6 +15394,7 @@
     </w:tblStylePr>
     <w:tblStylePr w:type="lastRow">
       <w:rPr>
+        <w:rFonts w:eastAsia="黑体"/>
         <w:b/>
         <w:bCs/>
         <w:color w:themeColor="text1" w:val="000000"/>
@@ -14701,6 +15406,7 @@
     </w:tblStylePr>
     <w:tblStylePr w:type="firstCol">
       <w:rPr>
+        <w:rFonts w:eastAsia="黑体"/>
         <w:color w:themeColor="background1" w:val="FFFFFF"/>
       </w:rPr>
       <w:tblPr/>
@@ -14710,6 +15416,7 @@
     </w:tblStylePr>
     <w:tblStylePr w:type="lastCol">
       <w:rPr>
+        <w:rFonts w:eastAsia="黑体"/>
         <w:color w:themeColor="background1" w:val="FFFFFF"/>
       </w:rPr>
       <w:tblPr/>
@@ -14739,6 +15446,7 @@
       <w:spacing w:after="0" w:line="240" w:lineRule="auto"/>
     </w:pPr>
     <w:rPr>
+      <w:rFonts w:eastAsia="黑体"/>
       <w:color w:themeColor="text1" w:val="000000"/>
     </w:rPr>
     <w:tblPr>
@@ -14760,6 +15468,7 @@
     </w:tcPr>
     <w:tblStylePr w:type="firstRow">
       <w:rPr>
+        <w:rFonts w:eastAsia="黑体"/>
         <w:b/>
         <w:bCs/>
       </w:rPr>
@@ -14770,6 +15479,7 @@
     </w:tblStylePr>
     <w:tblStylePr w:type="lastRow">
       <w:rPr>
+        <w:rFonts w:eastAsia="黑体"/>
         <w:b/>
         <w:bCs/>
         <w:color w:themeColor="text1" w:val="000000"/>
@@ -14781,6 +15491,7 @@
     </w:tblStylePr>
     <w:tblStylePr w:type="firstCol">
       <w:rPr>
+        <w:rFonts w:eastAsia="黑体"/>
         <w:color w:themeColor="background1" w:val="FFFFFF"/>
       </w:rPr>
       <w:tblPr/>
@@ -14790,6 +15501,7 @@
     </w:tblStylePr>
     <w:tblStylePr w:type="lastCol">
       <w:rPr>
+        <w:rFonts w:eastAsia="黑体"/>
         <w:color w:themeColor="background1" w:val="FFFFFF"/>
       </w:rPr>
       <w:tblPr/>
@@ -14819,6 +15531,7 @@
       <w:spacing w:after="0" w:line="240" w:lineRule="auto"/>
     </w:pPr>
     <w:rPr>
+      <w:rFonts w:eastAsia="黑体"/>
       <w:color w:themeColor="text1" w:val="000000"/>
     </w:rPr>
     <w:tblPr>
@@ -14840,6 +15553,7 @@
     </w:tcPr>
     <w:tblStylePr w:type="firstRow">
       <w:rPr>
+        <w:rFonts w:eastAsia="黑体"/>
         <w:b/>
         <w:bCs/>
       </w:rPr>
@@ -14850,6 +15564,7 @@
     </w:tblStylePr>
     <w:tblStylePr w:type="lastRow">
       <w:rPr>
+        <w:rFonts w:eastAsia="黑体"/>
         <w:b/>
         <w:bCs/>
         <w:color w:themeColor="text1" w:val="000000"/>
@@ -14861,6 +15576,7 @@
     </w:tblStylePr>
     <w:tblStylePr w:type="firstCol">
       <w:rPr>
+        <w:rFonts w:eastAsia="黑体"/>
         <w:color w:themeColor="background1" w:val="FFFFFF"/>
       </w:rPr>
       <w:tblPr/>
@@ -14870,6 +15586,7 @@
     </w:tblStylePr>
     <w:tblStylePr w:type="lastCol">
       <w:rPr>
+        <w:rFonts w:eastAsia="黑体"/>
         <w:color w:themeColor="background1" w:val="FFFFFF"/>
       </w:rPr>
       <w:tblPr/>
@@ -14899,6 +15616,7 @@
       <w:spacing w:after="0" w:line="240" w:lineRule="auto"/>
     </w:pPr>
     <w:rPr>
+      <w:rFonts w:eastAsia="黑体"/>
       <w:color w:themeColor="text1" w:val="000000"/>
     </w:rPr>
     <w:tblPr>
@@ -14920,6 +15638,7 @@
     </w:tcPr>
     <w:tblStylePr w:type="firstRow">
       <w:rPr>
+        <w:rFonts w:eastAsia="黑体"/>
         <w:b/>
         <w:bCs/>
       </w:rPr>
@@ -14930,6 +15649,7 @@
     </w:tblStylePr>
     <w:tblStylePr w:type="lastRow">
       <w:rPr>
+        <w:rFonts w:eastAsia="黑体"/>
         <w:b/>
         <w:bCs/>
         <w:color w:themeColor="text1" w:val="000000"/>
@@ -14941,6 +15661,7 @@
     </w:tblStylePr>
     <w:tblStylePr w:type="firstCol">
       <w:rPr>
+        <w:rFonts w:eastAsia="黑体"/>
         <w:color w:themeColor="background1" w:val="FFFFFF"/>
       </w:rPr>
       <w:tblPr/>
@@ -14950,6 +15671,7 @@
     </w:tblStylePr>
     <w:tblStylePr w:type="lastCol">
       <w:rPr>
+        <w:rFonts w:eastAsia="黑体"/>
         <w:color w:themeColor="background1" w:val="FFFFFF"/>
       </w:rPr>
       <w:tblPr/>
@@ -14979,6 +15701,7 @@
       <w:spacing w:after="0" w:line="240" w:lineRule="auto"/>
     </w:pPr>
     <w:rPr>
+      <w:rFonts w:eastAsia="黑体"/>
       <w:color w:themeColor="text1" w:val="000000"/>
     </w:rPr>
     <w:tblPr>
@@ -15000,6 +15723,7 @@
     </w:tcPr>
     <w:tblStylePr w:type="firstRow">
       <w:rPr>
+        <w:rFonts w:eastAsia="黑体"/>
         <w:b/>
         <w:bCs/>
       </w:rPr>
@@ -15010,6 +15734,7 @@
     </w:tblStylePr>
     <w:tblStylePr w:type="lastRow">
       <w:rPr>
+        <w:rFonts w:eastAsia="黑体"/>
         <w:b/>
         <w:bCs/>
         <w:color w:themeColor="text1" w:val="000000"/>
@@ -15021,6 +15746,7 @@
     </w:tblStylePr>
     <w:tblStylePr w:type="firstCol">
       <w:rPr>
+        <w:rFonts w:eastAsia="黑体"/>
         <w:color w:themeColor="background1" w:val="FFFFFF"/>
       </w:rPr>
       <w:tblPr/>
@@ -15030,6 +15756,7 @@
     </w:tblStylePr>
     <w:tblStylePr w:type="lastCol">
       <w:rPr>
+        <w:rFonts w:eastAsia="黑体"/>
         <w:color w:themeColor="background1" w:val="FFFFFF"/>
       </w:rPr>
       <w:tblPr/>
@@ -15059,6 +15786,7 @@
       <w:spacing w:after="0" w:line="240" w:lineRule="auto"/>
     </w:pPr>
     <w:rPr>
+      <w:rFonts w:eastAsia="黑体"/>
       <w:color w:themeColor="text1" w:val="000000"/>
     </w:rPr>
     <w:tblPr>
@@ -15080,6 +15808,7 @@
     </w:tcPr>
     <w:tblStylePr w:type="firstRow">
       <w:rPr>
+        <w:rFonts w:eastAsia="黑体"/>
         <w:b/>
         <w:bCs/>
       </w:rPr>
@@ -15090,6 +15819,7 @@
     </w:tblStylePr>
     <w:tblStylePr w:type="lastRow">
       <w:rPr>
+        <w:rFonts w:eastAsia="黑体"/>
         <w:b/>
         <w:bCs/>
         <w:color w:themeColor="text1" w:val="000000"/>
@@ -15101,6 +15831,7 @@
     </w:tblStylePr>
     <w:tblStylePr w:type="firstCol">
       <w:rPr>
+        <w:rFonts w:eastAsia="黑体"/>
         <w:color w:themeColor="background1" w:val="FFFFFF"/>
       </w:rPr>
       <w:tblPr/>
@@ -15110,6 +15841,7 @@
     </w:tblStylePr>
     <w:tblStylePr w:type="lastCol">
       <w:rPr>
+        <w:rFonts w:eastAsia="黑体"/>
         <w:color w:themeColor="background1" w:val="FFFFFF"/>
       </w:rPr>
       <w:tblPr/>
@@ -15142,6 +15874,7 @@
     <w:name w:val="KeywordTok"/>
     <w:basedOn w:val="VerbatimChar"/>
     <w:rPr>
+      <w:rFonts w:eastAsia="黑体"/>
       <w:b/>
       <w:color w:val="007020"/>
     </w:rPr>
@@ -15150,6 +15883,7 @@
     <w:name w:val="DataTypeTok"/>
     <w:basedOn w:val="VerbatimChar"/>
     <w:rPr>
+      <w:rFonts w:eastAsia="黑体"/>
       <w:color w:val="902000"/>
     </w:rPr>
   </w:style>
@@ -15157,6 +15891,7 @@
     <w:name w:val="DecValTok"/>
     <w:basedOn w:val="VerbatimChar"/>
     <w:rPr>
+      <w:rFonts w:eastAsia="黑体"/>
       <w:color w:val="40a070"/>
     </w:rPr>
   </w:style>
@@ -15164,6 +15899,7 @@
     <w:name w:val="BaseNTok"/>
     <w:basedOn w:val="VerbatimChar"/>
     <w:rPr>
+      <w:rFonts w:eastAsia="黑体"/>
       <w:color w:val="40a070"/>
     </w:rPr>
   </w:style>
@@ -15171,6 +15907,7 @@
     <w:name w:val="FloatTok"/>
     <w:basedOn w:val="VerbatimChar"/>
     <w:rPr>
+      <w:rFonts w:eastAsia="黑体"/>
       <w:color w:val="40a070"/>
     </w:rPr>
   </w:style>
@@ -15178,6 +15915,7 @@
     <w:name w:val="ConstantTok"/>
     <w:basedOn w:val="VerbatimChar"/>
     <w:rPr>
+      <w:rFonts w:eastAsia="黑体"/>
       <w:color w:val="880000"/>
     </w:rPr>
   </w:style>
@@ -15185,6 +15923,7 @@
     <w:name w:val="CharTok"/>
     <w:basedOn w:val="VerbatimChar"/>
     <w:rPr>
+      <w:rFonts w:eastAsia="黑体"/>
       <w:color w:val="4070a0"/>
     </w:rPr>
   </w:style>
@@ -15192,6 +15931,7 @@
     <w:name w:val="SpecialCharTok"/>
     <w:basedOn w:val="VerbatimChar"/>
     <w:rPr>
+      <w:rFonts w:eastAsia="黑体"/>
       <w:color w:val="4070a0"/>
     </w:rPr>
   </w:style>
@@ -15199,6 +15939,7 @@
     <w:name w:val="StringTok"/>
     <w:basedOn w:val="VerbatimChar"/>
     <w:rPr>
+      <w:rFonts w:eastAsia="黑体"/>
       <w:color w:val="4070a0"/>
     </w:rPr>
   </w:style>
@@ -15206,6 +15947,7 @@
     <w:name w:val="VerbatimStringTok"/>
     <w:basedOn w:val="VerbatimChar"/>
     <w:rPr>
+      <w:rFonts w:eastAsia="黑体"/>
       <w:color w:val="4070a0"/>
     </w:rPr>
   </w:style>
@@ -15213,6 +15955,7 @@
     <w:name w:val="SpecialStringTok"/>
     <w:basedOn w:val="VerbatimChar"/>
     <w:rPr>
+      <w:rFonts w:eastAsia="黑体"/>
       <w:color w:val="bb6688"/>
     </w:rPr>
   </w:style>
@@ -15220,6 +15963,7 @@
     <w:name w:val="ImportTok"/>
     <w:basedOn w:val="VerbatimChar"/>
     <w:rPr>
+      <w:rFonts w:eastAsia="黑体"/>
       <w:b/>
       <w:color w:val="008000"/>
     </w:rPr>
@@ -15228,6 +15972,7 @@
     <w:name w:val="CommentTok"/>
     <w:basedOn w:val="VerbatimChar"/>
     <w:rPr>
+      <w:rFonts w:eastAsia="黑体"/>
       <w:i/>
       <w:color w:val="60a0b0"/>
     </w:rPr>
@@ -15236,6 +15981,7 @@
     <w:name w:val="DocumentationTok"/>
     <w:basedOn w:val="VerbatimChar"/>
     <w:rPr>
+      <w:rFonts w:eastAsia="黑体"/>
       <w:i/>
       <w:color w:val="ba2121"/>
     </w:rPr>
@@ -15244,6 +15990,7 @@
     <w:name w:val="AnnotationTok"/>
     <w:basedOn w:val="VerbatimChar"/>
     <w:rPr>
+      <w:rFonts w:eastAsia="黑体"/>
       <w:b/>
       <w:i/>
       <w:color w:val="60a0b0"/>
@@ -15253,6 +16000,7 @@
     <w:name w:val="CommentVarTok"/>
     <w:basedOn w:val="VerbatimChar"/>
     <w:rPr>
+      <w:rFonts w:eastAsia="黑体"/>
       <w:b/>
       <w:i/>
       <w:color w:val="60a0b0"/>
@@ -15262,6 +16010,7 @@
     <w:name w:val="OtherTok"/>
     <w:basedOn w:val="VerbatimChar"/>
     <w:rPr>
+      <w:rFonts w:eastAsia="黑体"/>
       <w:color w:val="007020"/>
     </w:rPr>
   </w:style>
@@ -15269,6 +16018,7 @@
     <w:name w:val="FunctionTok"/>
     <w:basedOn w:val="VerbatimChar"/>
     <w:rPr>
+      <w:rFonts w:eastAsia="黑体"/>
       <w:color w:val="06287e"/>
     </w:rPr>
   </w:style>
@@ -15276,6 +16026,7 @@
     <w:name w:val="VariableTok"/>
     <w:basedOn w:val="VerbatimChar"/>
     <w:rPr>
+      <w:rFonts w:eastAsia="黑体"/>
       <w:color w:val="19177c"/>
     </w:rPr>
   </w:style>
@@ -15283,6 +16034,7 @@
     <w:name w:val="ControlFlowTok"/>
     <w:basedOn w:val="VerbatimChar"/>
     <w:rPr>
+      <w:rFonts w:eastAsia="黑体"/>
       <w:b/>
       <w:color w:val="007020"/>
     </w:rPr>
@@ -15291,6 +16043,7 @@
     <w:name w:val="OperatorTok"/>
     <w:basedOn w:val="VerbatimChar"/>
     <w:rPr>
+      <w:rFonts w:eastAsia="黑体"/>
       <w:color w:val="666666"/>
     </w:rPr>
   </w:style>
@@ -15298,18 +16051,22 @@
     <w:name w:val="BuiltInTok"/>
     <w:basedOn w:val="VerbatimChar"/>
     <w:rPr>
+      <w:rFonts w:eastAsia="黑体"/>
       <w:color w:val="008000"/>
     </w:rPr>
   </w:style>
   <w:style w:type="character" w:customStyle="1" w:styleId="ExtensionTok">
     <w:name w:val="ExtensionTok"/>
     <w:basedOn w:val="VerbatimChar"/>
-    <w:rPr/>
+    <w:rPr>
+      <w:rFonts w:eastAsia="黑体"/>
+    </w:rPr>
   </w:style>
   <w:style w:type="character" w:customStyle="1" w:styleId="PreprocessorTok">
     <w:name w:val="PreprocessorTok"/>
     <w:basedOn w:val="VerbatimChar"/>
     <w:rPr>
+      <w:rFonts w:eastAsia="黑体"/>
       <w:color w:val="bc7a00"/>
     </w:rPr>
   </w:style>
@@ -15317,18 +16074,22 @@
     <w:name w:val="AttributeTok"/>
     <w:basedOn w:val="VerbatimChar"/>
     <w:rPr>
+      <w:rFonts w:eastAsia="黑体"/>
       <w:color w:val="7d9029"/>
     </w:rPr>
   </w:style>
   <w:style w:type="character" w:customStyle="1" w:styleId="RegionMarkerTok">
     <w:name w:val="RegionMarkerTok"/>
     <w:basedOn w:val="VerbatimChar"/>
-    <w:rPr/>
+    <w:rPr>
+      <w:rFonts w:eastAsia="黑体"/>
+    </w:rPr>
   </w:style>
   <w:style w:type="character" w:customStyle="1" w:styleId="InformationTok">
     <w:name w:val="InformationTok"/>
     <w:basedOn w:val="VerbatimChar"/>
     <w:rPr>
+      <w:rFonts w:eastAsia="黑体"/>
       <w:b/>
       <w:i/>
       <w:color w:val="60a0b0"/>
@@ -15338,6 +16099,7 @@
     <w:name w:val="WarningTok"/>
     <w:basedOn w:val="VerbatimChar"/>
     <w:rPr>
+      <w:rFonts w:eastAsia="黑体"/>
       <w:b/>
       <w:i/>
       <w:color w:val="60a0b0"/>
@@ -15347,6 +16109,7 @@
     <w:name w:val="AlertTok"/>
     <w:basedOn w:val="VerbatimChar"/>
     <w:rPr>
+      <w:rFonts w:eastAsia="黑体"/>
       <w:b/>
       <w:color w:val="ff0000"/>
     </w:rPr>
@@ -15355,6 +16118,7 @@
     <w:name w:val="ErrorTok"/>
     <w:basedOn w:val="VerbatimChar"/>
     <w:rPr>
+      <w:rFonts w:eastAsia="黑体"/>
       <w:b/>
       <w:color w:val="ff0000"/>
     </w:rPr>
@@ -15362,7 +16126,9 @@
   <w:style w:type="character" w:customStyle="1" w:styleId="NormalTok">
     <w:name w:val="NormalTok"/>
     <w:basedOn w:val="VerbatimChar"/>
-    <w:rPr/>
+    <w:rPr>
+      <w:rFonts w:eastAsia="黑体"/>
+    </w:rPr>
   </w:style>
 </w:styles>
 </file>
@@ -15411,12 +16177,12 @@
     <a:fontScheme name="Office">
       <a:majorFont>
         <a:latin typeface="Calibri"/>
-        <a:ea typeface=""/>
+        <a:ea typeface="黑体"/>
         <a:cs typeface=""/>
         <a:font script="Jpan" typeface="ＭＳ ゴシック"/>
         <a:font script="Hang" typeface="맑은 고딕"/>
-        <a:font script="Hans" typeface="宋体"/>
-        <a:font script="Hant" typeface="新細明體"/>
+        <a:font script="Hans" typeface="黑体"/>
+        <a:font script="Hant" typeface="黑体"/>
         <a:font script="Arab" typeface="Times New Roman"/>
         <a:font script="Hebr" typeface="Times New Roman"/>
         <a:font script="Thai" typeface="Angsana New"/>
@@ -15446,12 +16212,12 @@
       </a:majorFont>
       <a:minorFont>
         <a:latin typeface="Cambria"/>
-        <a:ea typeface=""/>
+        <a:ea typeface="黑体"/>
         <a:cs typeface=""/>
         <a:font script="Jpan" typeface="ＭＳ 明朝"/>
         <a:font script="Hang" typeface="맑은 고딕"/>
-        <a:font script="Hans" typeface="宋体"/>
-        <a:font script="Hant" typeface="新細明體"/>
+        <a:font script="Hans" typeface="黑体"/>
+        <a:font script="Hant" typeface="黑体"/>
         <a:font script="Arab" typeface="Arial"/>
         <a:font script="Hebr" typeface="Arial"/>
         <a:font script="Thai" typeface="Cordia New"/>

--- a/02-放大电路/03-音频放大电路/图示均衡电路EQ/图示均衡电路EQ.docx
+++ b/02-放大电路/03-音频放大电路/图示均衡电路EQ/图示均衡电路EQ.docx
@@ -3106,7 +3106,7 @@
           <w:color w:val="555555"/>
           <w:sz w:val="21"/>
         </w:rPr>
-        <w:t>材料收集者：杜文杰，WX手机：19519196569，QQ:3478827729</w:t>
+        <w:t>材料收集者：杜文杰，微信/手机：19519196569，QQ:3478827729</w:t>
       </w:r>
     </w:p>
     <w:sectPr>
